--- a/__отчеты к преддипломмной практике/Текст к защите.docx
+++ b/__отчеты к преддипломмной практике/Текст к защите.docx
@@ -257,7 +257,7 @@
                     <pic:cNvPicPr/>
                   </pic:nvPicPr>
                   <pic:blipFill>
-                    <a:blip r:embed="rId5">
+                    <a:blip r:embed="rId7">
                       <a:extLst>
                         <a:ext uri="{28A0092B-C50C-407E-A947-70E740481C1C}">
                           <a14:useLocalDpi xmlns:a14="http://schemas.microsoft.com/office/drawing/2010/main" val="0"/>
@@ -355,16 +355,17 @@
       </w:r>
       <w:r>
         <w:rPr>
+          <w:b/>
+          <w:sz w:val="24"/>
+          <w:szCs w:val="24"/>
+          <w:lang w:val="ru-RU"/>
+        </w:rPr>
+        <w:t>Интеллектуальный светофор. Алгоритм с использованием компьютерного зрения для переключения сигналов светофора</w:t>
+      </w:r>
+      <w:r>
+        <w:rPr>
           <w:sz w:val="20"/>
           <w:szCs w:val="20"/>
-          <w:lang w:val="ru-RU"/>
-        </w:rPr>
-        <w:t>ИНТЕЛЛЕКТУАЛЬНЫЕ АЛГОРИТМЫ АДАПТИВНОГО УПРАВЛЕНИЯ СВЕТОФОРОМ ДЛЯ ОПТИМИЗАЦИИ ДОРОЖНОГО ТРАФИКА</w:t>
-      </w:r>
-      <w:r>
-        <w:rPr>
-          <w:sz w:val="20"/>
-          <w:szCs w:val="20"/>
         </w:rPr>
         <w:t>.</w:t>
       </w:r>
@@ -409,46 +410,31 @@
           <w:szCs w:val="18"/>
           <w:lang w:val="ru-RU"/>
         </w:rPr>
-        <w:t xml:space="preserve">ознакомлению и развертыванию </w:t>
-      </w:r>
-      <w:r>
-        <w:rPr>
-          <w:sz w:val="18"/>
-          <w:szCs w:val="18"/>
-        </w:rPr>
-        <w:t xml:space="preserve">системы для </w:t>
-      </w:r>
-      <w:proofErr w:type="spellStart"/>
-      <w:r>
-        <w:rPr>
-          <w:sz w:val="18"/>
-          <w:szCs w:val="18"/>
-        </w:rPr>
-        <w:t>валидации</w:t>
-      </w:r>
-      <w:proofErr w:type="spellEnd"/>
-      <w:r>
-        <w:rPr>
-          <w:sz w:val="18"/>
-          <w:szCs w:val="18"/>
-        </w:rPr>
-        <w:t xml:space="preserve"> </w:t>
-      </w:r>
-      <w:proofErr w:type="spellStart"/>
-      <w:r>
-        <w:rPr>
-          <w:sz w:val="18"/>
-          <w:szCs w:val="18"/>
-        </w:rPr>
-        <w:t>нейросетевых</w:t>
-      </w:r>
-      <w:proofErr w:type="spellEnd"/>
-      <w:r>
-        <w:rPr>
-          <w:sz w:val="18"/>
-          <w:szCs w:val="18"/>
-        </w:rPr>
-        <w:t xml:space="preserve"> моделей и архитектур для адаптивного управления светофором с учетом автомобильного и пешеходного трафиков</w:t>
+        <w:t>улучшению</w:t>
+      </w:r>
+      <w:r>
+        <w:rPr>
+          <w:sz w:val="18"/>
+          <w:szCs w:val="18"/>
+          <w:lang w:val="ru-RU"/>
+        </w:rPr>
+        <w:t xml:space="preserve"> модели для сегментации объектов на изображении и реализация </w:t>
+      </w:r>
+      <w:r>
+        <w:rPr>
+          <w:sz w:val="18"/>
+          <w:szCs w:val="18"/>
+          <w:lang w:val="ru-RU"/>
+        </w:rPr>
+        <w:t>подсчета</w:t>
+      </w:r>
+      <w:r>
+        <w:rPr>
+          <w:sz w:val="18"/>
+          <w:szCs w:val="18"/>
+          <w:lang w:val="ru-RU"/>
+        </w:rPr>
+        <w:t xml:space="preserve"> количества автомобилей на светофорах</w:t>
       </w:r>
       <w:r>
         <w:rPr>
@@ -501,12 +487,11 @@
           <w:right w:val="nil"/>
           <w:between w:val="nil"/>
         </w:pBdr>
-        <w:spacing w:line="240" w:lineRule="auto"/>
-        <w:ind w:left="-1134" w:right="-1177"/>
-        <w:jc w:val="both"/>
-        <w:rPr>
-          <w:sz w:val="18"/>
-          <w:szCs w:val="18"/>
+        <w:ind w:left="-1134" w:right="-1177"/>
+        <w:rPr>
+          <w:sz w:val="18"/>
+          <w:szCs w:val="18"/>
+          <w:lang w:val="ru-RU"/>
         </w:rPr>
       </w:pPr>
       <w:r>
@@ -527,6 +512,7 @@
         <w:rPr>
           <w:sz w:val="18"/>
           <w:szCs w:val="18"/>
+          <w:lang w:val="ru-RU"/>
         </w:rPr>
         <w:t>Провести анализ существующих решений для адаптивного управления трафиком</w:t>
       </w:r>
@@ -568,6 +554,7 @@
         <w:rPr>
           <w:sz w:val="18"/>
           <w:szCs w:val="18"/>
+          <w:lang w:val="en-US"/>
         </w:rPr>
         <w:t>BaseLine</w:t>
       </w:r>
@@ -610,7 +597,7 @@
           <w:sz w:val="18"/>
           <w:szCs w:val="18"/>
         </w:rPr>
-        <w:t xml:space="preserve">Выбор </w:t>
+        <w:t xml:space="preserve">Разметка </w:t>
       </w:r>
       <w:proofErr w:type="spellStart"/>
       <w:r>
@@ -647,12 +634,21 @@
         </w:rPr>
         <w:t xml:space="preserve">4. </w:t>
       </w:r>
-      <w:r>
-        <w:rPr>
-          <w:sz w:val="18"/>
-          <w:szCs w:val="18"/>
-        </w:rPr>
-        <w:t>Развертывание системы для анализа трафика</w:t>
+      <w:proofErr w:type="spellStart"/>
+      <w:r>
+        <w:rPr>
+          <w:sz w:val="18"/>
+          <w:szCs w:val="18"/>
+        </w:rPr>
+        <w:t>Дообучение</w:t>
+      </w:r>
+      <w:proofErr w:type="spellEnd"/>
+      <w:r>
+        <w:rPr>
+          <w:sz w:val="18"/>
+          <w:szCs w:val="18"/>
+        </w:rPr>
+        <w:t xml:space="preserve"> модели на новых данных</w:t>
       </w:r>
     </w:p>
     <w:p>
@@ -685,7 +681,7 @@
           <w:sz w:val="18"/>
           <w:szCs w:val="18"/>
         </w:rPr>
-        <w:t>Результаты метрик</w:t>
+        <w:t>Реализация алгоритма подсчета объектов на светофорах и сравнение результатов сегментации на нескольких алгоритмах отслеживания объектов</w:t>
       </w:r>
     </w:p>
     <w:p>
@@ -750,15 +746,16 @@
           <w:sz w:val="18"/>
           <w:szCs w:val="18"/>
         </w:rPr>
-        <w:t xml:space="preserve">заключается в том, что при </w:t>
-      </w:r>
-      <w:r>
-        <w:rPr>
-          <w:sz w:val="18"/>
-          <w:szCs w:val="18"/>
-          <w:lang w:val="ru-RU"/>
-        </w:rPr>
-        <w:t>регулировке движения транспорта, сигналы будут переключаться на основе предсказаний модели, а данные для предсказания будут получены с помощью компьютерного зрения</w:t>
+        <w:t xml:space="preserve">заключается в том, что </w:t>
+      </w:r>
+      <w:r>
+        <w:rPr>
+          <w:b/>
+          <w:bCs/>
+          <w:sz w:val="18"/>
+          <w:szCs w:val="18"/>
+        </w:rPr>
+        <w:t>Модель и алгоритм разработанный в данной работе будут использоваться для получения данных трафика</w:t>
       </w:r>
       <w:r>
         <w:rPr>
@@ -1197,23 +1194,23 @@
           <w:szCs w:val="18"/>
           <w:lang w:val="ru-RU"/>
         </w:rPr>
-        <w:t xml:space="preserve"> проект KI4LSA установил светофоры с камерами высокого разр</w:t>
-      </w:r>
-      <w:r>
-        <w:rPr>
-          <w:sz w:val="18"/>
-          <w:szCs w:val="18"/>
-          <w:lang w:val="ru-RU"/>
-        </w:rPr>
-        <w:t>ешения и радарными датчиками</w:t>
-      </w:r>
-      <w:r>
-        <w:rPr>
-          <w:sz w:val="18"/>
-          <w:szCs w:val="18"/>
-          <w:lang w:val="ru-RU"/>
-        </w:rPr>
-        <w:t>, для интеллектуального прогнозирующего переключения светофоров В конце наблюдений, использование искусственного интеллекта улучшило транспортный поток на 10-15</w:t>
+        <w:t xml:space="preserve"> проект KI4LSA установил светофоры</w:t>
+      </w:r>
+      <w:r>
+        <w:rPr>
+          <w:sz w:val="18"/>
+          <w:szCs w:val="18"/>
+          <w:lang w:val="ru-RU"/>
+        </w:rPr>
+        <w:t xml:space="preserve">, способные прогнозировать переключение сигналов </w:t>
+      </w:r>
+      <w:r>
+        <w:rPr>
+          <w:sz w:val="18"/>
+          <w:szCs w:val="18"/>
+          <w:lang w:val="ru-RU"/>
+        </w:rPr>
+        <w:t>В конце наблюдений, использование искусственного интеллекта улучшило транспортный поток на 10-15</w:t>
       </w:r>
       <w:r>
         <w:rPr>
@@ -1291,16 +1288,16 @@
           <w:szCs w:val="18"/>
           <w:lang w:val="ru-RU"/>
         </w:rPr>
-        <w:t xml:space="preserve">одним из пунктов </w:t>
+        <w:t xml:space="preserve">Для </w:t>
       </w:r>
       <w:proofErr w:type="spellStart"/>
       <w:r>
         <w:rPr>
           <w:sz w:val="18"/>
           <w:szCs w:val="18"/>
-          <w:lang w:val="ru-RU"/>
-        </w:rPr>
-        <w:t>НИРа</w:t>
+          <w:lang w:val="en-US"/>
+        </w:rPr>
+        <w:t>BaseLine</w:t>
       </w:r>
       <w:proofErr w:type="spellEnd"/>
       <w:r>
@@ -1309,67 +1306,49 @@
           <w:szCs w:val="18"/>
           <w:lang w:val="ru-RU"/>
         </w:rPr>
-        <w:t xml:space="preserve"> был поиск </w:t>
+        <w:t xml:space="preserve"> </w:t>
+      </w:r>
+      <w:r>
+        <w:rPr>
+          <w:sz w:val="18"/>
+          <w:szCs w:val="18"/>
+          <w:lang w:val="ru-RU"/>
+        </w:rPr>
+        <w:t xml:space="preserve">была выбрана архитектура, разработанная в 2024 </w:t>
+      </w:r>
+      <w:proofErr w:type="gramStart"/>
+      <w:r>
+        <w:rPr>
+          <w:sz w:val="18"/>
+          <w:szCs w:val="18"/>
+          <w:lang w:val="ru-RU"/>
+        </w:rPr>
+        <w:t xml:space="preserve">году </w:t>
+      </w:r>
+      <w:r>
+        <w:rPr>
+          <w:sz w:val="18"/>
+          <w:szCs w:val="18"/>
+          <w:lang w:val="ru-RU"/>
+        </w:rPr>
+        <w:t xml:space="preserve"> </w:t>
       </w:r>
       <w:proofErr w:type="spellStart"/>
       <w:r>
         <w:rPr>
-          <w:sz w:val="18"/>
-          <w:szCs w:val="18"/>
-          <w:lang w:val="en-US"/>
-        </w:rPr>
-        <w:t>BaseLine</w:t>
+          <w:color w:val="000000" w:themeColor="text1"/>
+        </w:rPr>
+        <w:t>Старши</w:t>
       </w:r>
       <w:proofErr w:type="spellEnd"/>
       <w:r>
         <w:rPr>
-          <w:sz w:val="18"/>
-          <w:szCs w:val="18"/>
-          <w:lang w:val="ru-RU"/>
-        </w:rPr>
-        <w:t xml:space="preserve"> </w:t>
-      </w:r>
-      <w:r>
-        <w:rPr>
-          <w:sz w:val="18"/>
-          <w:szCs w:val="18"/>
-          <w:lang w:val="ru-RU"/>
-        </w:rPr>
-        <w:t xml:space="preserve">архитектуры для Дипломной работы, такой архитектурой оказалась </w:t>
-      </w:r>
-      <w:proofErr w:type="gramStart"/>
-      <w:r>
-        <w:rPr>
-          <w:sz w:val="18"/>
-          <w:szCs w:val="18"/>
-          <w:lang w:val="ru-RU"/>
-        </w:rPr>
-        <w:t>архитектура</w:t>
+          <w:color w:val="000000" w:themeColor="text1"/>
+          <w:lang w:val="ru-RU"/>
+        </w:rPr>
+        <w:t>ми</w:t>
       </w:r>
       <w:proofErr w:type="gramEnd"/>
-      <w:r>
-        <w:rPr>
-          <w:sz w:val="18"/>
-          <w:szCs w:val="18"/>
-          <w:lang w:val="ru-RU"/>
-        </w:rPr>
-        <w:t xml:space="preserve"> разработанная в 2024 году </w:t>
-      </w:r>
-      <w:proofErr w:type="spellStart"/>
-      <w:r>
-        <w:rPr>
-          <w:color w:val="000000" w:themeColor="text1"/>
-        </w:rPr>
-        <w:t>Старши</w:t>
-      </w:r>
-      <w:proofErr w:type="spellEnd"/>
-      <w:r>
-        <w:rPr>
-          <w:color w:val="000000" w:themeColor="text1"/>
-          <w:lang w:val="ru-RU"/>
-        </w:rPr>
-        <w:t>ми</w:t>
-      </w:r>
       <w:r>
         <w:rPr>
           <w:color w:val="000000" w:themeColor="text1"/>
@@ -1574,6 +1553,14 @@
         </w:rPr>
         <w:t xml:space="preserve">, </w:t>
       </w:r>
+      <w:r>
+        <w:rPr>
+          <w:sz w:val="18"/>
+          <w:szCs w:val="18"/>
+          <w:lang w:val="ru-RU"/>
+        </w:rPr>
+        <w:t xml:space="preserve">путем замены алгоритма для переключения светофора </w:t>
+      </w:r>
       <w:proofErr w:type="spellStart"/>
       <w:r>
         <w:rPr>
@@ -1581,7 +1568,7 @@
           <w:szCs w:val="18"/>
           <w:lang w:val="ru-RU"/>
         </w:rPr>
-        <w:t>аа</w:t>
+        <w:t>флгоритмом</w:t>
       </w:r>
       <w:proofErr w:type="spellEnd"/>
       <w:r>
@@ -1590,7 +1577,7 @@
           <w:szCs w:val="18"/>
           <w:lang w:val="ru-RU"/>
         </w:rPr>
-        <w:t xml:space="preserve"> именно</w:t>
+        <w:t xml:space="preserve"> для предсказания дорожной ситуации</w:t>
       </w:r>
     </w:p>
     <w:p>
@@ -1680,7 +1667,7 @@
           <w:szCs w:val="18"/>
           <w:lang w:val="ru-RU"/>
         </w:rPr>
-        <w:t>11</w:t>
+        <w:t>26</w:t>
       </w:r>
       <w:r>
         <w:rPr>
@@ -2059,18 +2046,216 @@
         <w:spacing w:line="240" w:lineRule="auto"/>
         <w:ind w:left="-1134" w:right="-1177"/>
         <w:jc w:val="both"/>
-      </w:pPr>
-      <w:r>
-        <w:t xml:space="preserve">Для решения проблем можно использовать любые </w:t>
+        <w:rPr>
+          <w:sz w:val="18"/>
+          <w:szCs w:val="18"/>
+          <w:lang w:val="ru-RU"/>
+        </w:rPr>
+      </w:pPr>
+      <w:r>
+        <w:rPr>
+          <w:sz w:val="18"/>
+          <w:szCs w:val="18"/>
+          <w:lang w:val="ru-RU"/>
+        </w:rPr>
+        <w:t>кратко пройдусь по стеку технологий, предполагаемому для достижения цели.</w:t>
+      </w:r>
+    </w:p>
+    <w:p>
+      <w:pPr>
+        <w:spacing w:line="240" w:lineRule="auto"/>
+        <w:ind w:left="-1134" w:right="-1177"/>
+        <w:jc w:val="both"/>
+        <w:rPr>
+          <w:sz w:val="18"/>
+          <w:szCs w:val="18"/>
+          <w:lang w:val="ru-RU"/>
+        </w:rPr>
+      </w:pPr>
+      <w:r>
+        <w:rPr>
+          <w:sz w:val="18"/>
+          <w:szCs w:val="18"/>
+          <w:lang w:val="ru-RU"/>
+        </w:rPr>
+        <w:t>Основной стек технологий выглядит следующим образом:</w:t>
+      </w:r>
+    </w:p>
+    <w:p>
+      <w:pPr>
+        <w:spacing w:line="240" w:lineRule="auto"/>
+        <w:ind w:left="-1134" w:right="-1177"/>
+        <w:jc w:val="both"/>
+        <w:rPr>
+          <w:sz w:val="18"/>
+          <w:szCs w:val="18"/>
+          <w:lang w:val="ru-RU"/>
+        </w:rPr>
+      </w:pPr>
+      <w:r>
+        <w:rPr>
+          <w:sz w:val="18"/>
+          <w:szCs w:val="18"/>
+          <w:lang w:val="ru-RU"/>
+        </w:rPr>
+        <w:t xml:space="preserve">• Написание кода </w:t>
+      </w:r>
+      <w:proofErr w:type="gramStart"/>
+      <w:r>
+        <w:rPr>
+          <w:sz w:val="18"/>
+          <w:szCs w:val="18"/>
+          <w:lang w:val="ru-RU"/>
+        </w:rPr>
+        <w:t>происходило  с</w:t>
+      </w:r>
+      <w:proofErr w:type="gramEnd"/>
+      <w:r>
+        <w:rPr>
+          <w:sz w:val="18"/>
+          <w:szCs w:val="18"/>
+          <w:lang w:val="ru-RU"/>
+        </w:rPr>
+        <w:t xml:space="preserve"> использованием</w:t>
+      </w:r>
+      <w:r>
+        <w:rPr>
+          <w:sz w:val="18"/>
+          <w:szCs w:val="18"/>
+          <w:lang w:val="ru-RU"/>
+        </w:rPr>
+        <w:t xml:space="preserve"> </w:t>
       </w:r>
       <w:proofErr w:type="spellStart"/>
       <w:r>
-        <w:t>датасеты</w:t>
+        <w:rPr>
+          <w:sz w:val="18"/>
+          <w:szCs w:val="18"/>
+          <w:lang w:val="ru-RU"/>
+        </w:rPr>
+        <w:t>Jupiter</w:t>
       </w:r>
       <w:proofErr w:type="spellEnd"/>
       <w:r>
-        <w:t xml:space="preserve"> с размеченными машинами, но дополненные собственными размеченными данными с онлайн трансляций перекрестков дорог</w:t>
-      </w:r>
+        <w:rPr>
+          <w:sz w:val="18"/>
+          <w:szCs w:val="18"/>
+          <w:lang w:val="ru-RU"/>
+        </w:rPr>
+        <w:t xml:space="preserve"> </w:t>
+      </w:r>
+      <w:proofErr w:type="spellStart"/>
+      <w:r>
+        <w:rPr>
+          <w:sz w:val="18"/>
+          <w:szCs w:val="18"/>
+          <w:lang w:val="ru-RU"/>
+        </w:rPr>
+        <w:t>Notebook</w:t>
+      </w:r>
+      <w:proofErr w:type="spellEnd"/>
+      <w:r>
+        <w:rPr>
+          <w:sz w:val="18"/>
+          <w:szCs w:val="18"/>
+          <w:lang w:val="ru-RU"/>
+        </w:rPr>
+        <w:t xml:space="preserve">, для написания кода на </w:t>
+      </w:r>
+      <w:proofErr w:type="spellStart"/>
+      <w:r>
+        <w:rPr>
+          <w:sz w:val="18"/>
+          <w:szCs w:val="18"/>
+          <w:lang w:val="ru-RU"/>
+        </w:rPr>
+        <w:t>python</w:t>
+      </w:r>
+      <w:proofErr w:type="spellEnd"/>
+      <w:r>
+        <w:rPr>
+          <w:sz w:val="18"/>
+          <w:szCs w:val="18"/>
+          <w:lang w:val="ru-RU"/>
+        </w:rPr>
+        <w:t>.</w:t>
+      </w:r>
+    </w:p>
+    <w:p>
+      <w:pPr>
+        <w:spacing w:line="240" w:lineRule="auto"/>
+        <w:ind w:left="-1134" w:right="-1177"/>
+        <w:jc w:val="both"/>
+        <w:rPr>
+          <w:lang w:val="ru-RU"/>
+        </w:rPr>
+      </w:pPr>
+      <w:r>
+        <w:rPr>
+          <w:lang w:val="ru-RU"/>
+        </w:rPr>
+        <w:t xml:space="preserve">для сегментации использовалась модель </w:t>
+      </w:r>
+      <w:r>
+        <w:rPr>
+          <w:lang w:val="en-US"/>
+        </w:rPr>
+        <w:t>Yolo</w:t>
+      </w:r>
+      <w:r>
+        <w:rPr>
+          <w:lang w:val="ru-RU"/>
+        </w:rPr>
+        <w:t>26</w:t>
+      </w:r>
+      <w:r>
+        <w:rPr>
+          <w:lang w:val="en-US"/>
+        </w:rPr>
+        <w:t>l</w:t>
+      </w:r>
+      <w:r>
+        <w:rPr>
+          <w:lang w:val="ru-RU"/>
+        </w:rPr>
+        <w:t>-</w:t>
+      </w:r>
+      <w:proofErr w:type="spellStart"/>
+      <w:r>
+        <w:rPr>
+          <w:lang w:val="en-US"/>
+        </w:rPr>
+        <w:t>seg</w:t>
+      </w:r>
+      <w:proofErr w:type="spellEnd"/>
+      <w:r>
+        <w:rPr>
+          <w:lang w:val="ru-RU"/>
+        </w:rPr>
+        <w:t xml:space="preserve">, для разметки </w:t>
+      </w:r>
+      <w:proofErr w:type="spellStart"/>
+      <w:r>
+        <w:rPr>
+          <w:lang w:val="ru-RU"/>
+        </w:rPr>
+        <w:t>датасета</w:t>
+      </w:r>
+      <w:proofErr w:type="spellEnd"/>
+      <w:r>
+        <w:rPr>
+          <w:lang w:val="ru-RU"/>
+        </w:rPr>
+        <w:t xml:space="preserve"> использовался облачный сервис </w:t>
+      </w:r>
+      <w:proofErr w:type="spellStart"/>
+      <w:r>
+        <w:rPr>
+          <w:lang w:val="en-US"/>
+        </w:rPr>
+        <w:t>Roboflow</w:t>
+      </w:r>
+      <w:proofErr w:type="spellEnd"/>
     </w:p>
     <w:p>
       <w:pPr>
@@ -2142,923 +2327,1560 @@
           <w:lang w:val="ru-RU"/>
         </w:rPr>
       </w:pPr>
+      <w:r>
+        <w:rPr>
+          <w:b/>
+          <w:sz w:val="24"/>
+          <w:szCs w:val="24"/>
+        </w:rPr>
+        <w:t xml:space="preserve">Для создания </w:t>
+      </w:r>
       <w:proofErr w:type="spellStart"/>
       <w:r>
         <w:rPr>
           <w:b/>
           <w:sz w:val="24"/>
           <w:szCs w:val="24"/>
+        </w:rPr>
+        <w:t>датасета</w:t>
+      </w:r>
+      <w:proofErr w:type="spellEnd"/>
+      <w:r>
+        <w:rPr>
+          <w:b/>
+          <w:sz w:val="24"/>
+          <w:szCs w:val="24"/>
+        </w:rPr>
+        <w:t xml:space="preserve"> использо</w:t>
+      </w:r>
+      <w:r>
+        <w:rPr>
+          <w:b/>
+          <w:sz w:val="24"/>
+          <w:szCs w:val="24"/>
+        </w:rPr>
+        <w:t xml:space="preserve">вались онлайн трансляции </w:t>
+      </w:r>
+      <w:r>
+        <w:rPr>
+          <w:b/>
+          <w:sz w:val="24"/>
+          <w:szCs w:val="24"/>
+          <w:lang w:val="ru-RU"/>
+        </w:rPr>
+        <w:t>перекрестков. Процесс разметки состоял из процесса аннотации (</w:t>
+      </w:r>
+      <w:r>
+        <w:rPr>
+          <w:rFonts w:ascii="Google Sans" w:hAnsi="Google Sans"/>
+          <w:color w:val="001D35"/>
+          <w:shd w:val="clear" w:color="auto" w:fill="FFFFFF"/>
+        </w:rPr>
+        <w:t xml:space="preserve">добавление контуров объектов на </w:t>
+      </w:r>
+      <w:proofErr w:type="gramStart"/>
+      <w:r>
+        <w:rPr>
+          <w:rFonts w:ascii="Google Sans" w:hAnsi="Google Sans"/>
+          <w:color w:val="001D35"/>
+          <w:shd w:val="clear" w:color="auto" w:fill="FFFFFF"/>
+        </w:rPr>
+        <w:t>изображении</w:t>
+      </w:r>
+      <w:r>
+        <w:rPr>
+          <w:b/>
+          <w:sz w:val="24"/>
+          <w:szCs w:val="24"/>
+          <w:lang w:val="ru-RU"/>
+        </w:rPr>
+        <w:t xml:space="preserve"> </w:t>
+      </w:r>
+      <w:r>
+        <w:rPr>
+          <w:b/>
+          <w:sz w:val="24"/>
+          <w:szCs w:val="24"/>
+          <w:lang w:val="ru-RU"/>
+        </w:rPr>
+        <w:t>)</w:t>
+      </w:r>
+      <w:proofErr w:type="gramEnd"/>
+      <w:r>
+        <w:rPr>
+          <w:b/>
+          <w:sz w:val="24"/>
+          <w:szCs w:val="24"/>
+          <w:lang w:val="ru-RU"/>
+        </w:rPr>
+        <w:t xml:space="preserve"> и процесса аугментации, путем </w:t>
+      </w:r>
+      <w:proofErr w:type="spellStart"/>
+      <w:r>
+        <w:rPr>
+          <w:b/>
+          <w:sz w:val="24"/>
+          <w:szCs w:val="24"/>
+          <w:lang w:val="ru-RU"/>
+        </w:rPr>
+        <w:t>ддобавления</w:t>
+      </w:r>
+      <w:proofErr w:type="spellEnd"/>
+      <w:r>
+        <w:rPr>
+          <w:b/>
+          <w:sz w:val="24"/>
+          <w:szCs w:val="24"/>
+          <w:lang w:val="ru-RU"/>
+        </w:rPr>
+        <w:t xml:space="preserve"> шумов и поворотов картинок, по результату разметки </w:t>
+      </w:r>
+      <w:proofErr w:type="spellStart"/>
+      <w:r>
+        <w:rPr>
+          <w:b/>
+          <w:sz w:val="24"/>
+          <w:szCs w:val="24"/>
+          <w:lang w:val="ru-RU"/>
+        </w:rPr>
+        <w:lastRenderedPageBreak/>
+        <w:t>датасет</w:t>
+      </w:r>
+      <w:proofErr w:type="spellEnd"/>
+      <w:r>
+        <w:rPr>
+          <w:b/>
+          <w:sz w:val="24"/>
+          <w:szCs w:val="24"/>
+          <w:lang w:val="ru-RU"/>
+        </w:rPr>
+        <w:t xml:space="preserve"> состоял из 58 изображений с коэффициентом тренировочной </w:t>
+      </w:r>
+      <w:proofErr w:type="spellStart"/>
+      <w:r>
+        <w:rPr>
+          <w:b/>
+          <w:sz w:val="24"/>
+          <w:szCs w:val="24"/>
+          <w:lang w:val="ru-RU"/>
+        </w:rPr>
+        <w:t>валидирующей</w:t>
+      </w:r>
+      <w:proofErr w:type="spellEnd"/>
+      <w:r>
+        <w:rPr>
+          <w:b/>
+          <w:sz w:val="24"/>
+          <w:szCs w:val="24"/>
+          <w:lang w:val="ru-RU"/>
+        </w:rPr>
+        <w:t xml:space="preserve"> части 80/20</w:t>
+      </w:r>
+    </w:p>
+    <w:p>
+      <w:pPr>
+        <w:spacing w:line="240" w:lineRule="auto"/>
+        <w:ind w:left="-1134" w:right="-1177"/>
+        <w:jc w:val="both"/>
+        <w:rPr>
+          <w:b/>
+          <w:sz w:val="24"/>
+          <w:szCs w:val="24"/>
+          <w:lang w:val="ru-RU"/>
+        </w:rPr>
+      </w:pPr>
+    </w:p>
+    <w:p>
+      <w:pPr>
+        <w:spacing w:line="240" w:lineRule="auto"/>
+        <w:ind w:left="-1134" w:right="-1177"/>
+        <w:jc w:val="both"/>
+        <w:rPr>
+          <w:sz w:val="18"/>
+          <w:szCs w:val="18"/>
+        </w:rPr>
+      </w:pPr>
+      <w:r>
+        <w:rPr>
+          <w:b/>
+          <w:sz w:val="24"/>
+          <w:szCs w:val="24"/>
+        </w:rPr>
+        <w:t xml:space="preserve">слайд </w:t>
+      </w:r>
+      <w:r>
+        <w:rPr>
+          <w:b/>
+          <w:sz w:val="24"/>
+          <w:szCs w:val="24"/>
+          <w:lang w:val="ru-RU"/>
+        </w:rPr>
+        <w:t>13</w:t>
+      </w:r>
+      <w:r>
+        <w:t xml:space="preserve"> </w:t>
+      </w:r>
+      <w:r>
+        <w:rPr>
+          <w:sz w:val="18"/>
+          <w:szCs w:val="18"/>
+          <w:lang w:val="ru-RU"/>
+        </w:rPr>
+        <w:t>П</w:t>
+      </w:r>
+      <w:r>
+        <w:rPr>
+          <w:sz w:val="18"/>
+          <w:szCs w:val="18"/>
+          <w:lang w:val="ru-RU"/>
+        </w:rPr>
+        <w:t xml:space="preserve">о результатам </w:t>
+      </w:r>
+      <w:proofErr w:type="spellStart"/>
+      <w:r>
+        <w:rPr>
+          <w:sz w:val="18"/>
+          <w:szCs w:val="18"/>
+          <w:lang w:val="ru-RU"/>
+        </w:rPr>
+        <w:t>дообучения</w:t>
+      </w:r>
+      <w:proofErr w:type="spellEnd"/>
+      <w:r>
+        <w:rPr>
+          <w:sz w:val="18"/>
+          <w:szCs w:val="18"/>
+          <w:lang w:val="ru-RU"/>
+        </w:rPr>
+        <w:t xml:space="preserve"> </w:t>
+      </w:r>
+      <w:proofErr w:type="spellStart"/>
+      <w:r>
+        <w:rPr>
+          <w:sz w:val="18"/>
+          <w:szCs w:val="18"/>
+          <w:lang w:val="ru-RU"/>
+        </w:rPr>
+        <w:t>датасета</w:t>
+      </w:r>
+      <w:proofErr w:type="spellEnd"/>
+      <w:r>
+        <w:rPr>
+          <w:sz w:val="18"/>
+          <w:szCs w:val="18"/>
+          <w:lang w:val="ru-RU"/>
+        </w:rPr>
+        <w:t xml:space="preserve"> точность просела до 0 процентов, что скорее всего связано с криво размеченными объектами и недостаточно объемном </w:t>
+      </w:r>
+      <w:proofErr w:type="spellStart"/>
+      <w:r>
+        <w:rPr>
+          <w:sz w:val="18"/>
+          <w:szCs w:val="18"/>
+          <w:lang w:val="ru-RU"/>
+        </w:rPr>
+        <w:t>датасете</w:t>
+      </w:r>
+      <w:proofErr w:type="spellEnd"/>
+      <w:r>
+        <w:rPr>
+          <w:sz w:val="18"/>
+          <w:szCs w:val="18"/>
+          <w:lang w:val="ru-RU"/>
+        </w:rPr>
+        <w:t>.</w:t>
+      </w:r>
+    </w:p>
+    <w:p>
+      <w:pPr>
+        <w:spacing w:line="240" w:lineRule="auto"/>
+        <w:ind w:left="-1134" w:right="-1177"/>
+        <w:jc w:val="both"/>
+        <w:rPr>
+          <w:sz w:val="18"/>
+          <w:szCs w:val="18"/>
+          <w:lang w:val="ru-RU"/>
+        </w:rPr>
+      </w:pPr>
+      <w:r>
+        <w:rPr>
+          <w:b/>
+          <w:sz w:val="24"/>
+          <w:szCs w:val="24"/>
+        </w:rPr>
+        <w:t>слайд 1</w:t>
+      </w:r>
+      <w:r>
+        <w:rPr>
+          <w:b/>
+          <w:sz w:val="24"/>
+          <w:szCs w:val="24"/>
+          <w:lang w:val="ru-RU"/>
+        </w:rPr>
+        <w:t>4</w:t>
+      </w:r>
+      <w:r>
+        <w:rPr>
+          <w:b/>
+          <w:sz w:val="24"/>
+          <w:szCs w:val="24"/>
+        </w:rPr>
+        <w:t xml:space="preserve"> </w:t>
+      </w:r>
+      <w:r>
+        <w:rPr>
+          <w:sz w:val="18"/>
+          <w:szCs w:val="18"/>
+          <w:lang w:val="ru-RU"/>
+        </w:rPr>
+        <w:t>фотки</w:t>
+      </w:r>
+    </w:p>
+    <w:p>
+      <w:pPr>
+        <w:spacing w:line="240" w:lineRule="auto"/>
+        <w:ind w:left="-1134" w:right="-1177"/>
+        <w:jc w:val="both"/>
+        <w:rPr>
+          <w:sz w:val="18"/>
+          <w:szCs w:val="18"/>
+          <w:lang w:val="ru-RU"/>
+        </w:rPr>
+      </w:pPr>
+    </w:p>
+    <w:p>
+      <w:pPr>
+        <w:spacing w:line="240" w:lineRule="auto"/>
+        <w:ind w:left="-1134" w:right="-1177"/>
+        <w:jc w:val="both"/>
+        <w:rPr>
+          <w:b/>
+          <w:sz w:val="24"/>
+          <w:szCs w:val="24"/>
+          <w:lang w:val="ru-RU"/>
+        </w:rPr>
+      </w:pPr>
+      <w:r>
+        <w:rPr>
+          <w:b/>
+          <w:sz w:val="24"/>
+          <w:szCs w:val="24"/>
+        </w:rPr>
+        <w:t>слайд 15</w:t>
+      </w:r>
+      <w:r>
+        <w:rPr>
+          <w:b/>
+          <w:sz w:val="24"/>
+          <w:szCs w:val="24"/>
+          <w:lang w:val="ru-RU"/>
+        </w:rPr>
+        <w:t xml:space="preserve"> алгоритм для подсчета </w:t>
+      </w:r>
+      <w:r>
+        <w:rPr>
+          <w:b/>
+          <w:sz w:val="24"/>
+          <w:szCs w:val="24"/>
+          <w:lang w:val="ru-RU"/>
+        </w:rPr>
+        <w:t xml:space="preserve">объектов заключается состоит из 3 основных шагов </w:t>
+      </w:r>
+    </w:p>
+    <w:p>
+      <w:pPr>
+        <w:pStyle w:val="a4"/>
+        <w:numPr>
+          <w:ilvl w:val="0"/>
+          <w:numId w:val="6"/>
+        </w:numPr>
+        <w:spacing w:line="240" w:lineRule="auto"/>
+        <w:ind w:right="-1177"/>
+        <w:jc w:val="both"/>
+        <w:rPr>
+          <w:sz w:val="18"/>
+          <w:szCs w:val="18"/>
+          <w:lang w:val="ru-RU"/>
+        </w:rPr>
+      </w:pPr>
+      <w:r>
+        <w:rPr>
+          <w:sz w:val="18"/>
+          <w:szCs w:val="18"/>
+          <w:lang w:val="ru-RU"/>
+        </w:rPr>
+        <w:t>Выделение области перед светофором (вручную)</w:t>
+      </w:r>
+    </w:p>
+    <w:p>
+      <w:pPr>
+        <w:pStyle w:val="a4"/>
+        <w:numPr>
+          <w:ilvl w:val="0"/>
+          <w:numId w:val="6"/>
+        </w:numPr>
+        <w:spacing w:line="240" w:lineRule="auto"/>
+        <w:ind w:right="-1177"/>
+        <w:jc w:val="both"/>
+        <w:rPr>
+          <w:sz w:val="18"/>
+          <w:szCs w:val="18"/>
+          <w:lang w:val="ru-RU"/>
+        </w:rPr>
+      </w:pPr>
+      <w:r>
+        <w:rPr>
+          <w:sz w:val="18"/>
+          <w:szCs w:val="18"/>
+          <w:lang w:val="ru-RU"/>
+        </w:rPr>
+        <w:t>Получение масок объектов</w:t>
+      </w:r>
+    </w:p>
+    <w:p>
+      <w:pPr>
+        <w:pStyle w:val="a4"/>
+        <w:numPr>
+          <w:ilvl w:val="0"/>
+          <w:numId w:val="6"/>
+        </w:numPr>
+        <w:spacing w:line="240" w:lineRule="auto"/>
+        <w:ind w:right="-1177"/>
+        <w:jc w:val="both"/>
+        <w:rPr>
+          <w:sz w:val="18"/>
+          <w:szCs w:val="18"/>
+          <w:lang w:val="ru-RU"/>
+        </w:rPr>
+      </w:pPr>
+      <w:r>
+        <w:rPr>
+          <w:sz w:val="18"/>
+          <w:szCs w:val="18"/>
+          <w:lang w:val="ru-RU"/>
+        </w:rPr>
+        <w:t xml:space="preserve">С помощью библиотеки </w:t>
+      </w:r>
+      <w:proofErr w:type="spellStart"/>
+      <w:proofErr w:type="gramStart"/>
+      <w:r>
+        <w:rPr>
+          <w:sz w:val="18"/>
+          <w:szCs w:val="18"/>
           <w:lang w:val="en-US"/>
         </w:rPr>
-        <w:t>Roboflow</w:t>
+        <w:t>shaply</w:t>
       </w:r>
       <w:proofErr w:type="spellEnd"/>
       <w:r>
         <w:rPr>
-          <w:b/>
-          <w:sz w:val="24"/>
-          <w:szCs w:val="24"/>
+          <w:sz w:val="18"/>
+          <w:szCs w:val="18"/>
+          <w:lang w:val="ru-RU"/>
+        </w:rPr>
+        <w:t>.</w:t>
+      </w:r>
+      <w:r>
+        <w:rPr>
+          <w:sz w:val="18"/>
+          <w:szCs w:val="18"/>
           <w:lang w:val="en-US"/>
         </w:rPr>
+        <w:t>geometry</w:t>
+      </w:r>
+      <w:proofErr w:type="gramEnd"/>
+      <w:r>
+        <w:rPr>
+          <w:sz w:val="18"/>
+          <w:szCs w:val="18"/>
+          <w:lang w:val="ru-RU"/>
+        </w:rPr>
         <w:t xml:space="preserve"> </w:t>
       </w:r>
       <w:r>
         <w:rPr>
-          <w:b/>
-          <w:sz w:val="24"/>
-          <w:szCs w:val="24"/>
-          <w:lang w:val="ru-RU"/>
-        </w:rPr>
-        <w:t>для разметки</w:t>
-      </w:r>
-    </w:p>
-    <w:p>
-      <w:pPr>
-        <w:spacing w:line="240" w:lineRule="auto"/>
-        <w:ind w:left="-1134" w:right="-1177"/>
-        <w:jc w:val="both"/>
-        <w:rPr>
-          <w:sz w:val="18"/>
-          <w:szCs w:val="18"/>
-          <w:lang w:val="ru-RU"/>
-        </w:rPr>
-      </w:pPr>
-      <w:r>
-        <w:rPr>
-          <w:b/>
-          <w:sz w:val="24"/>
-          <w:szCs w:val="24"/>
-        </w:rPr>
-        <w:t xml:space="preserve">слайд </w:t>
-      </w:r>
-      <w:r>
-        <w:rPr>
-          <w:b/>
-          <w:sz w:val="24"/>
-          <w:szCs w:val="24"/>
-          <w:lang w:val="ru-RU"/>
-        </w:rPr>
-        <w:t>13</w:t>
-      </w:r>
-      <w:r>
+          <w:sz w:val="18"/>
+          <w:szCs w:val="18"/>
+          <w:lang w:val="ru-RU"/>
+        </w:rPr>
+        <w:t>определить на принадлежность объекта к каждой из областей наблюдения</w:t>
+      </w:r>
+    </w:p>
+    <w:p>
+      <w:pPr>
+        <w:spacing w:line="240" w:lineRule="auto"/>
+        <w:ind w:left="-1134" w:right="-1177"/>
+        <w:jc w:val="both"/>
+        <w:rPr>
+          <w:b/>
+          <w:sz w:val="24"/>
+          <w:szCs w:val="24"/>
+        </w:rPr>
+      </w:pPr>
+      <w:r>
+        <w:rPr>
+          <w:b/>
+          <w:sz w:val="24"/>
+          <w:szCs w:val="24"/>
+        </w:rPr>
+        <w:t>слайд 1</w:t>
+      </w:r>
+      <w:r>
+        <w:rPr>
+          <w:b/>
+          <w:sz w:val="24"/>
+          <w:szCs w:val="24"/>
+          <w:lang w:val="ru-RU"/>
+        </w:rPr>
+        <w:t>6</w:t>
+      </w:r>
+      <w:r>
+        <w:rPr>
+          <w:b/>
+          <w:sz w:val="24"/>
+          <w:szCs w:val="24"/>
+        </w:rPr>
         <w:t xml:space="preserve"> </w:t>
       </w:r>
-      <w:r>
-        <w:rPr>
-          <w:sz w:val="18"/>
-          <w:szCs w:val="18"/>
-          <w:lang w:val="ru-RU"/>
-        </w:rPr>
-        <w:t xml:space="preserve">Перед </w:t>
-      </w:r>
-      <w:r>
-        <w:rPr>
-          <w:sz w:val="18"/>
-          <w:szCs w:val="18"/>
-          <w:lang w:val="ru-RU"/>
-        </w:rPr>
-        <w:t xml:space="preserve">разработкой программы </w:t>
-      </w:r>
-      <w:r>
-        <w:rPr>
-          <w:sz w:val="18"/>
-          <w:szCs w:val="18"/>
-          <w:lang w:val="ru-RU"/>
-        </w:rPr>
-        <w:t>кратко пройдусь по стеку технологий, предполагаемому для достижения цели.</w:t>
-      </w:r>
-    </w:p>
-    <w:p>
-      <w:pPr>
-        <w:spacing w:line="240" w:lineRule="auto"/>
-        <w:ind w:left="-1134" w:right="-1177"/>
-        <w:jc w:val="both"/>
-        <w:rPr>
-          <w:sz w:val="18"/>
-          <w:szCs w:val="18"/>
-          <w:lang w:val="ru-RU"/>
-        </w:rPr>
-      </w:pPr>
-      <w:r>
-        <w:rPr>
-          <w:sz w:val="18"/>
-          <w:szCs w:val="18"/>
-          <w:lang w:val="ru-RU"/>
-        </w:rPr>
-        <w:t>Основной стек технологий выглядит следующим образом:</w:t>
-      </w:r>
-    </w:p>
-    <w:p>
-      <w:pPr>
-        <w:spacing w:line="240" w:lineRule="auto"/>
-        <w:ind w:left="-1134" w:right="-1177"/>
-        <w:jc w:val="both"/>
-        <w:rPr>
-          <w:sz w:val="18"/>
-          <w:szCs w:val="18"/>
-          <w:lang w:val="ru-RU"/>
-        </w:rPr>
-      </w:pPr>
-      <w:r>
-        <w:rPr>
-          <w:sz w:val="18"/>
-          <w:szCs w:val="18"/>
-          <w:lang w:val="ru-RU"/>
-        </w:rPr>
-        <w:t xml:space="preserve">• Написание кода </w:t>
-      </w:r>
-      <w:proofErr w:type="gramStart"/>
-      <w:r>
-        <w:rPr>
-          <w:sz w:val="18"/>
-          <w:szCs w:val="18"/>
-          <w:lang w:val="ru-RU"/>
-        </w:rPr>
-        <w:t>происходило  с</w:t>
-      </w:r>
-      <w:proofErr w:type="gramEnd"/>
-      <w:r>
-        <w:rPr>
-          <w:sz w:val="18"/>
-          <w:szCs w:val="18"/>
-          <w:lang w:val="ru-RU"/>
-        </w:rPr>
-        <w:t xml:space="preserve"> использованием</w:t>
-      </w:r>
-      <w:r>
-        <w:rPr>
+    </w:p>
+    <w:p>
+      <w:pPr>
+        <w:spacing w:line="240" w:lineRule="auto"/>
+        <w:ind w:left="-1134" w:right="-1177"/>
+        <w:jc w:val="both"/>
+        <w:rPr>
+          <w:b/>
+          <w:bCs/>
+          <w:sz w:val="18"/>
+          <w:szCs w:val="18"/>
+          <w:lang w:val="ru-RU"/>
+        </w:rPr>
+      </w:pPr>
+      <w:r>
+        <w:rPr>
+          <w:b/>
+          <w:bCs/>
+          <w:sz w:val="18"/>
+          <w:szCs w:val="18"/>
+        </w:rPr>
+        <w:t xml:space="preserve">Сегментация потока с использованием </w:t>
+      </w:r>
+      <w:proofErr w:type="spellStart"/>
+      <w:r>
+        <w:rPr>
+          <w:b/>
+          <w:bCs/>
+          <w:sz w:val="18"/>
+          <w:szCs w:val="18"/>
+          <w:lang w:val="en-US"/>
+        </w:rPr>
+        <w:t>BoT</w:t>
+      </w:r>
+      <w:proofErr w:type="spellEnd"/>
+      <w:r>
+        <w:rPr>
+          <w:b/>
+          <w:bCs/>
+          <w:sz w:val="18"/>
+          <w:szCs w:val="18"/>
+          <w:lang w:val="ru-RU"/>
+        </w:rPr>
+        <w:t>-</w:t>
+      </w:r>
+      <w:r>
+        <w:rPr>
+          <w:b/>
+          <w:bCs/>
+          <w:sz w:val="18"/>
+          <w:szCs w:val="18"/>
+          <w:lang w:val="en-US"/>
+        </w:rPr>
+        <w:t>SORT</w:t>
+      </w:r>
+      <w:r>
+        <w:rPr>
+          <w:b/>
+          <w:bCs/>
           <w:sz w:val="18"/>
           <w:szCs w:val="18"/>
           <w:lang w:val="ru-RU"/>
         </w:rPr>
         <w:t xml:space="preserve"> </w:t>
       </w:r>
+      <w:r>
+        <w:rPr>
+          <w:b/>
+          <w:bCs/>
+          <w:sz w:val="18"/>
+          <w:szCs w:val="18"/>
+        </w:rPr>
+        <w:t xml:space="preserve">и </w:t>
+      </w:r>
       <w:proofErr w:type="spellStart"/>
       <w:r>
         <w:rPr>
-          <w:sz w:val="18"/>
-          <w:szCs w:val="18"/>
-          <w:lang w:val="ru-RU"/>
-        </w:rPr>
-        <w:t>Jupiter</w:t>
+          <w:b/>
+          <w:bCs/>
+          <w:sz w:val="18"/>
+          <w:szCs w:val="18"/>
+          <w:lang w:val="en-US"/>
+        </w:rPr>
+        <w:t>ByteTrack</w:t>
       </w:r>
       <w:proofErr w:type="spellEnd"/>
       <w:r>
         <w:rPr>
+          <w:b/>
+          <w:bCs/>
           <w:sz w:val="18"/>
           <w:szCs w:val="18"/>
           <w:lang w:val="ru-RU"/>
         </w:rPr>
         <w:t xml:space="preserve"> </w:t>
       </w:r>
+    </w:p>
+    <w:p>
+      <w:pPr>
+        <w:spacing w:line="240" w:lineRule="auto"/>
+        <w:ind w:left="-1134" w:right="-1177"/>
+        <w:jc w:val="both"/>
+        <w:rPr>
+          <w:b/>
+          <w:bCs/>
+          <w:sz w:val="18"/>
+          <w:szCs w:val="18"/>
+          <w:lang w:val="ru-RU"/>
+        </w:rPr>
+      </w:pPr>
+      <w:r>
+        <w:rPr>
+          <w:b/>
+          <w:bCs/>
+          <w:sz w:val="18"/>
+          <w:szCs w:val="18"/>
+          <w:lang w:val="ru-RU"/>
+        </w:rPr>
+        <w:t>ПО результатам</w:t>
+      </w:r>
+      <w:r>
+        <w:rPr>
+          <w:b/>
+          <w:bCs/>
+          <w:sz w:val="18"/>
+          <w:szCs w:val="18"/>
+          <w:lang w:val="ru-RU"/>
+        </w:rPr>
+        <w:t xml:space="preserve"> </w:t>
+      </w:r>
+      <w:r>
+        <w:rPr>
+          <w:b/>
+          <w:bCs/>
+          <w:sz w:val="18"/>
+          <w:szCs w:val="18"/>
+          <w:lang w:val="ru-RU"/>
+        </w:rPr>
+        <w:t>отсутствие вывода видео не повлияло на скорость выполнения кода</w:t>
+      </w:r>
+    </w:p>
+    <w:p>
+      <w:pPr>
+        <w:spacing w:line="240" w:lineRule="auto"/>
+        <w:ind w:left="-1134" w:right="-1177"/>
+        <w:jc w:val="both"/>
+        <w:rPr>
+          <w:b/>
+          <w:bCs/>
+          <w:sz w:val="18"/>
+          <w:szCs w:val="18"/>
+          <w:lang w:val="ru-RU"/>
+        </w:rPr>
+      </w:pPr>
+    </w:p>
+    <w:p>
+      <w:pPr>
+        <w:spacing w:line="240" w:lineRule="auto"/>
+        <w:ind w:left="-1134" w:right="-1177"/>
+        <w:jc w:val="both"/>
+        <w:rPr>
+          <w:b/>
+          <w:bCs/>
+          <w:sz w:val="18"/>
+          <w:szCs w:val="18"/>
+          <w:lang w:val="ru-RU"/>
+        </w:rPr>
+      </w:pPr>
+      <w:r>
+        <w:rPr>
+          <w:b/>
+          <w:bCs/>
+          <w:sz w:val="18"/>
+          <w:szCs w:val="18"/>
+          <w:lang w:val="ru-RU"/>
+        </w:rPr>
+        <w:t xml:space="preserve"> алгоритм </w:t>
+      </w:r>
       <w:proofErr w:type="spellStart"/>
       <w:r>
         <w:rPr>
-          <w:sz w:val="18"/>
-          <w:szCs w:val="18"/>
-          <w:lang w:val="ru-RU"/>
-        </w:rPr>
-        <w:t>Notebook</w:t>
+          <w:b/>
+          <w:bCs/>
+          <w:sz w:val="18"/>
+          <w:szCs w:val="18"/>
+          <w:lang w:val="en-US"/>
+        </w:rPr>
+        <w:t>ByteTrack</w:t>
       </w:r>
       <w:proofErr w:type="spellEnd"/>
       <w:r>
         <w:rPr>
-          <w:sz w:val="18"/>
-          <w:szCs w:val="18"/>
-          <w:lang w:val="ru-RU"/>
-        </w:rPr>
-        <w:t xml:space="preserve">, для написания кода на </w:t>
+          <w:b/>
+          <w:bCs/>
+          <w:sz w:val="18"/>
+          <w:szCs w:val="18"/>
+          <w:lang w:val="ru-RU"/>
+        </w:rPr>
+        <w:t xml:space="preserve"> </w:t>
+      </w:r>
+      <w:r>
+        <w:rPr>
+          <w:b/>
+          <w:bCs/>
+          <w:sz w:val="18"/>
+          <w:szCs w:val="18"/>
+          <w:lang w:val="ru-RU"/>
+        </w:rPr>
+        <w:t xml:space="preserve">отрабатывает почти в 2 раза быстрее чем </w:t>
       </w:r>
       <w:proofErr w:type="spellStart"/>
       <w:r>
         <w:rPr>
-          <w:sz w:val="18"/>
-          <w:szCs w:val="18"/>
-          <w:lang w:val="ru-RU"/>
-        </w:rPr>
-        <w:t>python</w:t>
+          <w:b/>
+          <w:bCs/>
+          <w:sz w:val="18"/>
+          <w:szCs w:val="18"/>
+          <w:lang w:val="en-US"/>
+        </w:rPr>
+        <w:t>BoTSort</w:t>
       </w:r>
       <w:proofErr w:type="spellEnd"/>
       <w:r>
         <w:rPr>
-          <w:sz w:val="18"/>
-          <w:szCs w:val="18"/>
-          <w:lang w:val="ru-RU"/>
-        </w:rPr>
-        <w:t>.</w:t>
-      </w:r>
-    </w:p>
-    <w:p>
-      <w:pPr>
-        <w:spacing w:line="240" w:lineRule="auto"/>
-        <w:ind w:left="-1134" w:right="-1177"/>
-        <w:jc w:val="both"/>
-        <w:rPr>
-          <w:sz w:val="18"/>
-          <w:szCs w:val="18"/>
-        </w:rPr>
-      </w:pPr>
-      <w:r>
-        <w:rPr>
-          <w:sz w:val="18"/>
-          <w:szCs w:val="18"/>
-          <w:lang w:val="ru-RU"/>
-        </w:rPr>
-        <w:t xml:space="preserve">• </w:t>
-      </w:r>
-    </w:p>
-    <w:p>
-      <w:pPr>
-        <w:spacing w:line="240" w:lineRule="auto"/>
-        <w:ind w:left="-1134" w:right="-1177"/>
-        <w:jc w:val="both"/>
-        <w:rPr>
-          <w:sz w:val="18"/>
-          <w:szCs w:val="18"/>
-          <w:lang w:val="ru-RU"/>
-        </w:rPr>
-      </w:pPr>
-      <w:r>
-        <w:rPr>
-          <w:b/>
-          <w:sz w:val="24"/>
-          <w:szCs w:val="24"/>
-        </w:rPr>
-        <w:t>слайд 1</w:t>
-      </w:r>
-      <w:r>
-        <w:rPr>
-          <w:b/>
-          <w:sz w:val="24"/>
-          <w:szCs w:val="24"/>
-          <w:lang w:val="ru-RU"/>
-        </w:rPr>
-        <w:t>4</w:t>
-      </w:r>
-      <w:r>
-        <w:rPr>
-          <w:b/>
-          <w:sz w:val="24"/>
-          <w:szCs w:val="24"/>
+          <w:b/>
+          <w:bCs/>
+          <w:sz w:val="18"/>
+          <w:szCs w:val="18"/>
+          <w:lang w:val="ru-RU"/>
+        </w:rPr>
+        <w:t xml:space="preserve">, </w:t>
+      </w:r>
+      <w:r>
+        <w:rPr>
+          <w:b/>
+          <w:bCs/>
+          <w:sz w:val="18"/>
+          <w:szCs w:val="18"/>
+          <w:lang w:val="ru-RU"/>
+        </w:rPr>
+        <w:t xml:space="preserve">это связано с тем, что </w:t>
+      </w:r>
+      <w:proofErr w:type="spellStart"/>
+      <w:r>
+        <w:rPr>
+          <w:b/>
+          <w:bCs/>
+          <w:sz w:val="18"/>
+          <w:szCs w:val="18"/>
+          <w:lang w:val="en-US"/>
+        </w:rPr>
+        <w:t>BoTSort</w:t>
+      </w:r>
+      <w:proofErr w:type="spellEnd"/>
+      <w:r>
+        <w:rPr>
+          <w:b/>
+          <w:bCs/>
+          <w:sz w:val="18"/>
+          <w:szCs w:val="18"/>
+          <w:lang w:val="ru-RU"/>
         </w:rPr>
         <w:t xml:space="preserve"> </w:t>
       </w:r>
       <w:r>
         <w:rPr>
-          <w:sz w:val="18"/>
-          <w:szCs w:val="18"/>
-          <w:lang w:val="en-US"/>
-        </w:rPr>
-        <w:t>SUMO</w:t>
-      </w:r>
-      <w:r>
-        <w:rPr>
+          <w:b/>
+          <w:bCs/>
+          <w:sz w:val="18"/>
+          <w:szCs w:val="18"/>
+          <w:lang w:val="ru-RU"/>
+        </w:rPr>
+        <w:t xml:space="preserve">является более сложным алгоритмом, но более </w:t>
+      </w:r>
+      <w:proofErr w:type="spellStart"/>
+      <w:r>
+        <w:rPr>
+          <w:b/>
+          <w:bCs/>
+          <w:sz w:val="18"/>
+          <w:szCs w:val="18"/>
+          <w:lang w:val="ru-RU"/>
+        </w:rPr>
+        <w:t>тоочным</w:t>
+      </w:r>
+      <w:proofErr w:type="spellEnd"/>
+      <w:r>
+        <w:rPr>
+          <w:b/>
+          <w:bCs/>
+          <w:sz w:val="18"/>
+          <w:szCs w:val="18"/>
+          <w:lang w:val="ru-RU"/>
+        </w:rPr>
+        <w:t xml:space="preserve">, так как он более </w:t>
+      </w:r>
+      <w:proofErr w:type="spellStart"/>
+      <w:r>
+        <w:rPr>
+          <w:b/>
+          <w:bCs/>
+          <w:sz w:val="18"/>
+          <w:szCs w:val="18"/>
+          <w:lang w:val="ru-RU"/>
+        </w:rPr>
+        <w:t>устоячив</w:t>
+      </w:r>
+      <w:proofErr w:type="spellEnd"/>
+      <w:r>
+        <w:rPr>
+          <w:b/>
+          <w:bCs/>
+          <w:sz w:val="18"/>
+          <w:szCs w:val="18"/>
+          <w:lang w:val="ru-RU"/>
+        </w:rPr>
+        <w:t xml:space="preserve"> к долгим исчезновениям объектов</w:t>
+      </w:r>
+    </w:p>
+    <w:p>
+      <w:pPr>
+        <w:spacing w:line="240" w:lineRule="auto"/>
+        <w:ind w:right="-1177"/>
+        <w:jc w:val="both"/>
+        <w:rPr>
+          <w:sz w:val="18"/>
+          <w:szCs w:val="18"/>
+          <w:lang w:val="ru-RU"/>
+        </w:rPr>
+      </w:pPr>
+      <w:r>
+        <w:rPr>
+          <w:b/>
+          <w:bCs/>
           <w:sz w:val="18"/>
           <w:szCs w:val="18"/>
           <w:lang w:val="ru-RU"/>
         </w:rPr>
         <w:t xml:space="preserve"> </w:t>
       </w:r>
-      <w:r>
-        <w:rPr>
-          <w:color w:val="000000" w:themeColor="text1"/>
-        </w:rPr>
-        <w:t>э</w:t>
-      </w:r>
-      <w:r>
-        <w:rPr>
-          <w:color w:val="000000" w:themeColor="text1"/>
-        </w:rPr>
-        <w:t xml:space="preserve">то открытый, </w:t>
+    </w:p>
+    <w:p>
+      <w:pPr>
+        <w:spacing w:line="240" w:lineRule="auto"/>
+        <w:ind w:left="-1134" w:right="-1177"/>
+        <w:jc w:val="both"/>
+        <w:rPr>
+          <w:sz w:val="18"/>
+          <w:szCs w:val="18"/>
+          <w:lang w:val="ru-RU"/>
+        </w:rPr>
+      </w:pPr>
+      <w:r>
+        <w:rPr>
+          <w:sz w:val="18"/>
+          <w:szCs w:val="18"/>
+          <w:lang w:val="ru-RU"/>
+        </w:rPr>
+        <w:t xml:space="preserve">Оба алгоритма </w:t>
       </w:r>
       <w:proofErr w:type="spellStart"/>
       <w:r>
         <w:rPr>
-          <w:color w:val="000000" w:themeColor="text1"/>
-        </w:rPr>
-        <w:t>высокопортативный</w:t>
+          <w:sz w:val="18"/>
+          <w:szCs w:val="18"/>
+          <w:lang w:val="ru-RU"/>
+        </w:rPr>
+        <w:t>свзывают</w:t>
       </w:r>
       <w:proofErr w:type="spellEnd"/>
       <w:r>
         <w:rPr>
-          <w:color w:val="000000" w:themeColor="text1"/>
-        </w:rPr>
-        <w:t xml:space="preserve"> </w:t>
-      </w:r>
-      <w:r>
-        <w:rPr>
-          <w:color w:val="000000" w:themeColor="text1"/>
-        </w:rPr>
-        <w:t>пакет симуляции трафика, предназначенный для работы с крупными сетями. Он позволяет проводить симуляцию</w:t>
-      </w:r>
-      <w:r>
-        <w:rPr>
-          <w:color w:val="000000" w:themeColor="text1"/>
-        </w:rPr>
-        <w:t xml:space="preserve">, объединяющую несколько видов транспорта </w:t>
-      </w:r>
-      <w:r>
-        <w:rPr>
-          <w:color w:val="000000" w:themeColor="text1"/>
-        </w:rPr>
-        <w:lastRenderedPageBreak/>
-        <w:t>(легковой, грузовой и т.д.)</w:t>
-      </w:r>
-      <w:r>
-        <w:rPr>
-          <w:color w:val="000000" w:themeColor="text1"/>
-        </w:rPr>
-        <w:t>, включая пешеходов, и оснащается большим набором инструментов для создания сценариев</w:t>
-      </w:r>
-    </w:p>
-    <w:p>
-      <w:pPr>
-        <w:spacing w:line="240" w:lineRule="auto"/>
-        <w:ind w:left="-1134" w:right="-1177"/>
-        <w:jc w:val="both"/>
-        <w:rPr>
-          <w:sz w:val="18"/>
-          <w:szCs w:val="18"/>
-          <w:lang w:val="ru-RU"/>
-        </w:rPr>
-      </w:pPr>
-    </w:p>
-    <w:p>
-      <w:pPr>
-        <w:spacing w:line="240" w:lineRule="auto"/>
-        <w:ind w:left="-1134" w:right="-1177"/>
-        <w:jc w:val="both"/>
-        <w:rPr>
-          <w:color w:val="000000" w:themeColor="text1"/>
-          <w:lang w:val="ru-RU"/>
-        </w:rPr>
-      </w:pPr>
-      <w:r>
-        <w:rPr>
-          <w:b/>
-          <w:sz w:val="24"/>
-          <w:szCs w:val="24"/>
-        </w:rPr>
-        <w:t>слайд 15-1</w:t>
-      </w:r>
-      <w:r>
-        <w:rPr>
-          <w:b/>
-          <w:sz w:val="24"/>
-          <w:szCs w:val="24"/>
-          <w:lang w:val="ru-RU"/>
-        </w:rPr>
-        <w:t>6</w:t>
-      </w:r>
-      <w:r>
-        <w:rPr>
-          <w:sz w:val="18"/>
-          <w:szCs w:val="18"/>
-        </w:rPr>
-        <w:t xml:space="preserve"> </w:t>
-      </w:r>
-      <w:r>
-        <w:rPr>
-          <w:color w:val="000000" w:themeColor="text1"/>
-          <w:lang w:val="ru-RU"/>
-        </w:rPr>
-        <w:t>Описание методов</w:t>
-      </w:r>
-    </w:p>
-    <w:p>
-      <w:pPr>
-        <w:spacing w:line="240" w:lineRule="auto"/>
-        <w:ind w:right="-1177"/>
-        <w:jc w:val="both"/>
-        <w:rPr>
-          <w:sz w:val="18"/>
-          <w:szCs w:val="18"/>
-          <w:lang w:val="ru-RU"/>
-        </w:rPr>
-      </w:pPr>
-      <w:proofErr w:type="spellStart"/>
-      <w:r>
-        <w:rPr>
-          <w:sz w:val="18"/>
-          <w:szCs w:val="18"/>
-          <w:lang w:val="ru-RU"/>
-        </w:rPr>
-        <w:t>Пропускнаяя</w:t>
-      </w:r>
-      <w:proofErr w:type="spellEnd"/>
-      <w:r>
-        <w:rPr>
-          <w:sz w:val="18"/>
-          <w:szCs w:val="18"/>
-          <w:lang w:val="ru-RU"/>
-        </w:rPr>
-        <w:t xml:space="preserve"> способность развязки – количество машин, проехавших через развязку с каждой из полос </w:t>
-      </w:r>
-      <w:proofErr w:type="spellStart"/>
-      <w:r>
-        <w:rPr>
-          <w:sz w:val="18"/>
-          <w:szCs w:val="18"/>
-          <w:lang w:val="ru-RU"/>
-        </w:rPr>
-        <w:t>пподходящих</w:t>
-      </w:r>
-      <w:proofErr w:type="spellEnd"/>
-      <w:r>
-        <w:rPr>
-          <w:sz w:val="18"/>
-          <w:szCs w:val="18"/>
-          <w:lang w:val="ru-RU"/>
-        </w:rPr>
-        <w:t xml:space="preserve"> к этому пересечению</w:t>
-      </w:r>
-    </w:p>
-    <w:p>
-      <w:pPr>
-        <w:spacing w:line="240" w:lineRule="auto"/>
-        <w:ind w:left="-1134" w:right="-1177"/>
-        <w:jc w:val="both"/>
-        <w:rPr>
-          <w:b/>
-          <w:sz w:val="24"/>
-          <w:szCs w:val="24"/>
-        </w:rPr>
-      </w:pPr>
-      <w:r>
-        <w:rPr>
-          <w:b/>
-          <w:sz w:val="24"/>
-          <w:szCs w:val="24"/>
-        </w:rPr>
-        <w:t>слайд 1</w:t>
-      </w:r>
-      <w:r>
-        <w:rPr>
-          <w:b/>
-          <w:sz w:val="24"/>
-          <w:szCs w:val="24"/>
-          <w:lang w:val="ru-RU"/>
-        </w:rPr>
-        <w:t>7</w:t>
-      </w:r>
-      <w:r>
-        <w:rPr>
-          <w:b/>
-          <w:sz w:val="24"/>
-          <w:szCs w:val="24"/>
-        </w:rPr>
-        <w:t xml:space="preserve"> </w:t>
-      </w:r>
-    </w:p>
-    <w:p>
-      <w:pPr>
-        <w:spacing w:line="240" w:lineRule="auto"/>
-        <w:ind w:left="-1134" w:right="-1177"/>
-        <w:jc w:val="both"/>
-        <w:rPr>
-          <w:sz w:val="18"/>
-          <w:szCs w:val="18"/>
-          <w:lang w:val="ru-RU"/>
-        </w:rPr>
-      </w:pPr>
-      <w:r>
-        <w:rPr>
-          <w:sz w:val="18"/>
-          <w:szCs w:val="18"/>
-          <w:lang w:val="ru-RU"/>
-        </w:rPr>
-        <w:t>запускал симуляцию с различными параметрами продолжительности сигнала</w:t>
-      </w:r>
-    </w:p>
-    <w:p>
-      <w:pPr>
-        <w:spacing w:line="240" w:lineRule="auto"/>
-        <w:ind w:left="-1134" w:right="-1177"/>
-        <w:jc w:val="both"/>
-        <w:rPr>
-          <w:sz w:val="18"/>
-          <w:szCs w:val="18"/>
-          <w:lang w:val="ru-RU"/>
-        </w:rPr>
-      </w:pPr>
-      <w:r>
-        <w:rPr>
-          <w:sz w:val="18"/>
-          <w:szCs w:val="18"/>
-          <w:lang w:val="ru-RU"/>
-        </w:rPr>
-        <w:t>По графикам можно определить, что увеличение продолжительности фаз светофора не сильно влияет на среднюю скорость движения автомобиля.</w:t>
-      </w:r>
-    </w:p>
-    <w:p>
-      <w:pPr>
-        <w:spacing w:line="240" w:lineRule="auto"/>
-        <w:ind w:left="-1134" w:right="-1177"/>
-        <w:jc w:val="both"/>
-        <w:rPr>
-          <w:sz w:val="18"/>
-          <w:szCs w:val="18"/>
-          <w:lang w:val="ru-RU"/>
-        </w:rPr>
-      </w:pPr>
-    </w:p>
-    <w:p>
-      <w:pPr>
-        <w:spacing w:line="240" w:lineRule="auto"/>
-        <w:ind w:left="-1134" w:right="-1177"/>
-        <w:jc w:val="both"/>
-        <w:rPr>
-          <w:b/>
-          <w:sz w:val="24"/>
-          <w:szCs w:val="24"/>
-        </w:rPr>
-      </w:pPr>
-      <w:r>
-        <w:rPr>
-          <w:b/>
-          <w:sz w:val="24"/>
-          <w:szCs w:val="24"/>
-        </w:rPr>
-        <w:t xml:space="preserve">слайд 18 </w:t>
-      </w:r>
-    </w:p>
-    <w:p>
-      <w:pPr>
-        <w:spacing w:line="240" w:lineRule="auto"/>
-        <w:ind w:left="-1134" w:right="-1177"/>
-        <w:jc w:val="both"/>
-        <w:rPr>
-          <w:b/>
-          <w:sz w:val="24"/>
-          <w:szCs w:val="24"/>
-          <w:lang w:val="ru-RU"/>
-        </w:rPr>
-      </w:pPr>
-      <w:r>
-        <w:rPr>
-          <w:b/>
-          <w:sz w:val="24"/>
-          <w:szCs w:val="24"/>
-          <w:lang w:val="ru-RU"/>
-        </w:rPr>
-        <w:t>запускал симуляции для различных продолжительностей и различного количества машин в симуляции</w:t>
-      </w:r>
-    </w:p>
-    <w:p>
-      <w:pPr>
-        <w:spacing w:line="240" w:lineRule="auto"/>
-        <w:ind w:left="-1134" w:right="-1177"/>
-        <w:jc w:val="both"/>
-        <w:rPr>
-          <w:color w:val="000000" w:themeColor="text1"/>
-        </w:rPr>
-      </w:pPr>
-      <w:r>
-        <w:rPr>
-          <w:color w:val="000000" w:themeColor="text1"/>
-        </w:rPr>
-        <w:t>По результатам симуляций можно сказать, что увеличение продолжительности фаз светофора не влияет на количество машин, проехавших светофор</w:t>
-      </w:r>
-    </w:p>
-    <w:p>
-      <w:pPr>
-        <w:spacing w:line="240" w:lineRule="auto"/>
-        <w:ind w:left="-1134" w:right="-1177"/>
-        <w:jc w:val="both"/>
-        <w:rPr>
-          <w:sz w:val="18"/>
-          <w:szCs w:val="18"/>
-          <w:lang w:val="ru-RU"/>
-        </w:rPr>
-      </w:pPr>
-      <w:r>
-        <w:rPr>
-          <w:b/>
-          <w:sz w:val="24"/>
-          <w:szCs w:val="24"/>
-          <w:lang w:val="ru-RU"/>
-        </w:rPr>
-        <w:t xml:space="preserve">Чтобы улучшить </w:t>
-      </w:r>
-      <w:r>
-        <w:rPr>
-          <w:b/>
-          <w:sz w:val="24"/>
-          <w:szCs w:val="24"/>
-          <w:lang w:val="ru-RU"/>
-        </w:rPr>
-        <w:t xml:space="preserve">результаты анализа нужно </w:t>
-      </w:r>
-      <w:r>
-        <w:rPr>
-          <w:b/>
-          <w:sz w:val="24"/>
-          <w:szCs w:val="24"/>
-          <w:lang w:val="ru-RU"/>
-        </w:rPr>
-        <w:t>запускать симуляции неск</w:t>
-      </w:r>
-      <w:r>
-        <w:rPr>
-          <w:b/>
-          <w:sz w:val="24"/>
-          <w:szCs w:val="24"/>
-          <w:lang w:val="ru-RU"/>
-        </w:rPr>
-        <w:t>олько раз и брать средний резул</w:t>
-      </w:r>
-      <w:r>
-        <w:rPr>
-          <w:b/>
-          <w:sz w:val="24"/>
-          <w:szCs w:val="24"/>
-          <w:lang w:val="ru-RU"/>
-        </w:rPr>
-        <w:t>ьтат</w:t>
-      </w:r>
-    </w:p>
-    <w:p>
-      <w:pPr>
-        <w:spacing w:line="240" w:lineRule="auto"/>
-        <w:ind w:left="-1134" w:right="-1177"/>
-        <w:jc w:val="both"/>
-        <w:rPr>
-          <w:sz w:val="18"/>
-          <w:szCs w:val="18"/>
-          <w:lang w:val="ru-RU"/>
-        </w:rPr>
-      </w:pPr>
-    </w:p>
-    <w:p>
-      <w:pPr>
-        <w:spacing w:line="240" w:lineRule="auto"/>
-        <w:ind w:left="-1134" w:right="-1177"/>
-        <w:jc w:val="both"/>
-        <w:rPr>
-          <w:sz w:val="18"/>
-          <w:szCs w:val="18"/>
-          <w:lang w:val="ru-RU"/>
-        </w:rPr>
-      </w:pPr>
-      <w:r>
-        <w:rPr>
-          <w:b/>
-          <w:sz w:val="24"/>
-          <w:szCs w:val="24"/>
-        </w:rPr>
-        <w:t xml:space="preserve">слайд 19 </w:t>
-      </w:r>
-      <w:r>
-        <w:rPr>
-          <w:sz w:val="18"/>
-          <w:szCs w:val="18"/>
-          <w:lang w:val="ru-RU"/>
-        </w:rPr>
-        <w:t xml:space="preserve">для продолжения работы </w:t>
-      </w:r>
-      <w:r>
-        <w:rPr>
-          <w:sz w:val="18"/>
-          <w:szCs w:val="18"/>
-          <w:lang w:val="ru-RU"/>
-        </w:rPr>
-        <w:br/>
-      </w:r>
-      <w:r>
-        <w:rPr>
-          <w:sz w:val="18"/>
-          <w:szCs w:val="18"/>
-          <w:lang w:val="ru-RU"/>
-        </w:rPr>
-        <w:t></w:t>
-      </w:r>
-      <w:r>
-        <w:rPr>
-          <w:sz w:val="18"/>
-          <w:szCs w:val="18"/>
-          <w:lang w:val="ru-RU"/>
-        </w:rPr>
-        <w:tab/>
-        <w:t xml:space="preserve">разметить данные для создания подходящего </w:t>
-      </w:r>
-      <w:proofErr w:type="spellStart"/>
-      <w:r>
-        <w:rPr>
-          <w:sz w:val="18"/>
-          <w:szCs w:val="18"/>
-          <w:lang w:val="ru-RU"/>
-        </w:rPr>
-        <w:t>датасета</w:t>
-      </w:r>
-      <w:proofErr w:type="spellEnd"/>
-      <w:r>
-        <w:rPr>
-          <w:sz w:val="18"/>
-          <w:szCs w:val="18"/>
-          <w:lang w:val="ru-RU"/>
-        </w:rPr>
-        <w:t>,</w:t>
-      </w:r>
-    </w:p>
-    <w:p>
-      <w:pPr>
-        <w:spacing w:line="240" w:lineRule="auto"/>
-        <w:ind w:left="-1134" w:right="-1177"/>
-        <w:jc w:val="both"/>
-        <w:rPr>
-          <w:sz w:val="18"/>
-          <w:szCs w:val="18"/>
-          <w:lang w:val="ru-RU"/>
-        </w:rPr>
-      </w:pPr>
-      <w:r>
-        <w:rPr>
-          <w:sz w:val="18"/>
-          <w:szCs w:val="18"/>
-          <w:lang w:val="ru-RU"/>
-        </w:rPr>
-        <w:t></w:t>
-      </w:r>
-      <w:r>
-        <w:rPr>
-          <w:sz w:val="18"/>
-          <w:szCs w:val="18"/>
-          <w:lang w:val="ru-RU"/>
-        </w:rPr>
-        <w:tab/>
-        <w:t>реализовать модель по типу YOLO, для множественного обнаружения объектов на изображении,</w:t>
-      </w:r>
-    </w:p>
-    <w:p>
-      <w:pPr>
-        <w:spacing w:line="240" w:lineRule="auto"/>
-        <w:ind w:left="-1134" w:right="-1177"/>
-        <w:jc w:val="both"/>
-        <w:rPr>
-          <w:sz w:val="18"/>
-          <w:szCs w:val="18"/>
-          <w:lang w:val="ru-RU"/>
-        </w:rPr>
-      </w:pPr>
-      <w:r>
-        <w:rPr>
-          <w:sz w:val="18"/>
-          <w:szCs w:val="18"/>
-          <w:lang w:val="ru-RU"/>
-        </w:rPr>
-        <w:t></w:t>
-      </w:r>
-      <w:r>
-        <w:rPr>
-          <w:sz w:val="18"/>
-          <w:szCs w:val="18"/>
-          <w:lang w:val="ru-RU"/>
-        </w:rPr>
-        <w:tab/>
-        <w:t>разработать алгоритм для управления фазами.</w:t>
-      </w:r>
-    </w:p>
-    <w:p>
-      <w:pPr>
-        <w:spacing w:line="240" w:lineRule="auto"/>
-        <w:ind w:left="-1134" w:right="-1177"/>
-        <w:jc w:val="both"/>
-        <w:rPr>
-          <w:sz w:val="24"/>
-          <w:szCs w:val="24"/>
-          <w:lang w:val="ru-RU"/>
-        </w:rPr>
-      </w:pPr>
-    </w:p>
-    <w:p>
-      <w:pPr>
-        <w:spacing w:line="240" w:lineRule="auto"/>
-        <w:ind w:left="-1134" w:right="-1177"/>
-        <w:jc w:val="both"/>
-        <w:rPr>
-          <w:sz w:val="24"/>
-          <w:szCs w:val="24"/>
-          <w:lang w:val="ru-RU"/>
-        </w:rPr>
-      </w:pPr>
-    </w:p>
-    <w:p>
-      <w:pPr>
-        <w:spacing w:line="240" w:lineRule="auto"/>
-        <w:ind w:left="-1134" w:right="-1177"/>
-        <w:jc w:val="both"/>
-        <w:rPr>
-          <w:sz w:val="24"/>
-          <w:szCs w:val="24"/>
-          <w:lang w:val="ru-RU"/>
-        </w:rPr>
-      </w:pPr>
-    </w:p>
-    <w:p>
-      <w:pPr>
-        <w:spacing w:line="240" w:lineRule="auto"/>
-        <w:ind w:left="-1134" w:right="-1177"/>
-        <w:jc w:val="both"/>
-        <w:rPr>
-          <w:sz w:val="24"/>
-          <w:szCs w:val="24"/>
-          <w:lang w:val="ru-RU"/>
-        </w:rPr>
-      </w:pPr>
-    </w:p>
-    <w:p>
-      <w:pPr>
-        <w:spacing w:line="240" w:lineRule="auto"/>
-        <w:ind w:left="-1134" w:right="-1177"/>
-        <w:jc w:val="both"/>
-        <w:rPr>
-          <w:sz w:val="24"/>
-          <w:szCs w:val="24"/>
-          <w:lang w:val="ru-RU"/>
-        </w:rPr>
-      </w:pPr>
-    </w:p>
-    <w:p>
-      <w:pPr>
-        <w:spacing w:line="240" w:lineRule="auto"/>
-        <w:ind w:left="-1134" w:right="-1177"/>
-        <w:jc w:val="both"/>
-        <w:rPr>
-          <w:sz w:val="24"/>
-          <w:szCs w:val="24"/>
-          <w:lang w:val="ru-RU"/>
-        </w:rPr>
-      </w:pPr>
-    </w:p>
-    <w:p>
-      <w:pPr>
-        <w:spacing w:line="240" w:lineRule="auto"/>
-        <w:ind w:left="-1134" w:right="-1177"/>
-        <w:jc w:val="both"/>
-        <w:rPr>
-          <w:sz w:val="24"/>
-          <w:szCs w:val="24"/>
-          <w:lang w:val="ru-RU"/>
-        </w:rPr>
-      </w:pPr>
-    </w:p>
-    <w:p>
-      <w:pPr>
-        <w:spacing w:line="240" w:lineRule="auto"/>
-        <w:ind w:left="-1134" w:right="-1177"/>
-        <w:jc w:val="both"/>
-        <w:rPr>
-          <w:sz w:val="24"/>
-          <w:szCs w:val="24"/>
-          <w:lang w:val="ru-RU"/>
-        </w:rPr>
-      </w:pPr>
-    </w:p>
-    <w:p>
-      <w:pPr>
-        <w:spacing w:line="240" w:lineRule="auto"/>
-        <w:ind w:left="-1134" w:right="-1177"/>
-        <w:jc w:val="both"/>
-        <w:rPr>
-          <w:sz w:val="24"/>
-          <w:szCs w:val="24"/>
-          <w:lang w:val="ru-RU"/>
-        </w:rPr>
-      </w:pPr>
-    </w:p>
-    <w:p>
-      <w:pPr>
-        <w:spacing w:line="240" w:lineRule="auto"/>
-        <w:ind w:left="-1134" w:right="-1177"/>
-        <w:jc w:val="both"/>
-        <w:rPr>
-          <w:sz w:val="24"/>
-          <w:szCs w:val="24"/>
-          <w:lang w:val="ru-RU"/>
-        </w:rPr>
-      </w:pPr>
-    </w:p>
-    <w:p>
-      <w:pPr>
-        <w:spacing w:line="240" w:lineRule="auto"/>
-        <w:ind w:left="-1134" w:right="-1177"/>
-        <w:jc w:val="both"/>
-        <w:rPr>
-          <w:sz w:val="24"/>
-          <w:szCs w:val="24"/>
-          <w:lang w:val="ru-RU"/>
-        </w:rPr>
-      </w:pPr>
-      <w:r>
-        <w:rPr>
-          <w:sz w:val="24"/>
-          <w:szCs w:val="24"/>
-          <w:lang w:val="ru-RU"/>
-        </w:rPr>
-        <w:t>Добавить метрику пробок во время симуляции (сравнить работу модели ещё и по ней)</w:t>
+          <w:sz w:val="18"/>
+          <w:szCs w:val="18"/>
+          <w:lang w:val="ru-RU"/>
+        </w:rPr>
+        <w:t xml:space="preserve"> объекты с их траекториями движения, но </w:t>
       </w:r>
       <w:bookmarkStart w:id="0" w:name="_GoBack"/>
       <w:bookmarkEnd w:id="0"/>
+      <w:r>
+        <w:rPr>
+          <w:sz w:val="18"/>
+          <w:szCs w:val="18"/>
+          <w:lang w:val="en-US"/>
+        </w:rPr>
+        <w:t>Bot</w:t>
+      </w:r>
+      <w:r>
+        <w:rPr>
+          <w:sz w:val="18"/>
+          <w:szCs w:val="18"/>
+          <w:lang w:val="ru-RU"/>
+        </w:rPr>
+        <w:t>-</w:t>
+      </w:r>
+      <w:r>
+        <w:rPr>
+          <w:sz w:val="18"/>
+          <w:szCs w:val="18"/>
+          <w:lang w:val="en-US"/>
+        </w:rPr>
+        <w:t>Sort</w:t>
+      </w:r>
+      <w:r>
+        <w:rPr>
+          <w:sz w:val="18"/>
+          <w:szCs w:val="18"/>
+          <w:lang w:val="ru-RU"/>
+        </w:rPr>
+        <w:t xml:space="preserve"> </w:t>
+      </w:r>
+      <w:r>
+        <w:rPr>
+          <w:sz w:val="18"/>
+          <w:szCs w:val="18"/>
+          <w:lang w:val="ru-RU"/>
+        </w:rPr>
+        <w:t xml:space="preserve">менее </w:t>
+      </w:r>
+      <w:proofErr w:type="spellStart"/>
+      <w:r>
+        <w:rPr>
+          <w:sz w:val="18"/>
+          <w:szCs w:val="18"/>
+          <w:lang w:val="ru-RU"/>
+        </w:rPr>
+        <w:t>чувсствителен</w:t>
+      </w:r>
+      <w:proofErr w:type="spellEnd"/>
+      <w:r>
+        <w:rPr>
+          <w:sz w:val="18"/>
+          <w:szCs w:val="18"/>
+          <w:lang w:val="ru-RU"/>
+        </w:rPr>
+        <w:t xml:space="preserve"> к </w:t>
+      </w:r>
+      <w:proofErr w:type="spellStart"/>
+      <w:r>
+        <w:rPr>
+          <w:sz w:val="18"/>
+          <w:szCs w:val="18"/>
+          <w:lang w:val="ru-RU"/>
+        </w:rPr>
+        <w:t>изменениюю</w:t>
+      </w:r>
+      <w:proofErr w:type="spellEnd"/>
+      <w:r>
+        <w:rPr>
+          <w:sz w:val="18"/>
+          <w:szCs w:val="18"/>
+          <w:lang w:val="ru-RU"/>
+        </w:rPr>
+        <w:t xml:space="preserve"> траектории движущегося объекта</w:t>
+      </w:r>
+    </w:p>
+    <w:p>
+      <w:pPr>
+        <w:spacing w:line="240" w:lineRule="auto"/>
+        <w:ind w:left="-1134" w:right="-1177"/>
+        <w:jc w:val="both"/>
+        <w:rPr>
+          <w:b/>
+          <w:sz w:val="24"/>
+          <w:szCs w:val="24"/>
+        </w:rPr>
+      </w:pPr>
+      <w:r>
+        <w:rPr>
+          <w:b/>
+          <w:sz w:val="24"/>
+          <w:szCs w:val="24"/>
+        </w:rPr>
+        <w:t>слайд 1</w:t>
+      </w:r>
+      <w:r>
+        <w:rPr>
+          <w:b/>
+          <w:sz w:val="24"/>
+          <w:szCs w:val="24"/>
+          <w:lang w:val="ru-RU"/>
+        </w:rPr>
+        <w:t>7</w:t>
+      </w:r>
+      <w:r>
+        <w:rPr>
+          <w:b/>
+          <w:sz w:val="24"/>
+          <w:szCs w:val="24"/>
+        </w:rPr>
+        <w:t xml:space="preserve"> </w:t>
+      </w:r>
+    </w:p>
+    <w:p>
+      <w:pPr>
+        <w:spacing w:line="240" w:lineRule="auto"/>
+        <w:ind w:left="-1134" w:right="-1177"/>
+        <w:jc w:val="both"/>
+        <w:rPr>
+          <w:lang w:val="en-US"/>
+        </w:rPr>
+      </w:pPr>
+      <w:r>
+        <w:rPr>
+          <w:b/>
+          <w:sz w:val="24"/>
+          <w:szCs w:val="24"/>
+          <w:lang w:val="ru-RU"/>
+        </w:rPr>
+        <w:t xml:space="preserve">к Концу </w:t>
+      </w:r>
+      <w:proofErr w:type="spellStart"/>
+      <w:r>
+        <w:rPr>
+          <w:b/>
+          <w:sz w:val="24"/>
+          <w:szCs w:val="24"/>
+          <w:lang w:val="ru-RU"/>
+        </w:rPr>
+        <w:t>сегментациии</w:t>
+      </w:r>
+      <w:proofErr w:type="spellEnd"/>
+      <w:r>
+        <w:rPr>
+          <w:b/>
+          <w:sz w:val="24"/>
+          <w:szCs w:val="24"/>
+          <w:lang w:val="ru-RU"/>
+        </w:rPr>
+        <w:t xml:space="preserve"> алгоритм насчитал больше </w:t>
+      </w:r>
+      <w:proofErr w:type="gramStart"/>
+      <w:r>
+        <w:rPr>
+          <w:b/>
+          <w:sz w:val="24"/>
+          <w:szCs w:val="24"/>
+          <w:lang w:val="ru-RU"/>
+        </w:rPr>
+        <w:t xml:space="preserve">объектов </w:t>
+      </w:r>
+      <w:r>
+        <w:t>,</w:t>
+      </w:r>
+      <w:proofErr w:type="gramEnd"/>
+      <w:r>
+        <w:t xml:space="preserve"> несмотря на скорость сегментации объектов, для продолжения работы будет использован алгоритм </w:t>
+      </w:r>
+      <w:proofErr w:type="spellStart"/>
+      <w:r>
+        <w:rPr>
+          <w:lang w:val="en-US"/>
+        </w:rPr>
+        <w:t>BoT</w:t>
+      </w:r>
+      <w:proofErr w:type="spellEnd"/>
+      <w:r>
+        <w:t>-</w:t>
+      </w:r>
+      <w:r>
+        <w:rPr>
+          <w:lang w:val="en-US"/>
+        </w:rPr>
+        <w:t>SORT</w:t>
+      </w:r>
+    </w:p>
+    <w:p>
+      <w:pPr>
+        <w:spacing w:line="240" w:lineRule="auto"/>
+        <w:ind w:left="-1134" w:right="-1177"/>
+        <w:jc w:val="both"/>
+        <w:rPr>
+          <w:sz w:val="18"/>
+          <w:szCs w:val="18"/>
+          <w:lang w:val="ru-RU"/>
+        </w:rPr>
+      </w:pPr>
+    </w:p>
+    <w:p>
+      <w:pPr>
+        <w:spacing w:line="240" w:lineRule="auto"/>
+        <w:ind w:left="-1134" w:right="-1177"/>
+        <w:jc w:val="both"/>
+        <w:rPr>
+          <w:b/>
+          <w:sz w:val="24"/>
+          <w:szCs w:val="24"/>
+        </w:rPr>
+      </w:pPr>
+      <w:r>
+        <w:rPr>
+          <w:b/>
+          <w:sz w:val="24"/>
+          <w:szCs w:val="24"/>
+        </w:rPr>
+        <w:t>слайд 1</w:t>
+      </w:r>
+      <w:r>
+        <w:rPr>
+          <w:b/>
+          <w:sz w:val="24"/>
+          <w:szCs w:val="24"/>
+          <w:lang w:val="ru-RU"/>
+        </w:rPr>
+        <w:t>8 вернусь позже</w:t>
+      </w:r>
+    </w:p>
+    <w:p>
+      <w:pPr>
+        <w:spacing w:line="240" w:lineRule="auto"/>
+        <w:ind w:left="-1134" w:right="-1177"/>
+        <w:jc w:val="both"/>
+        <w:rPr>
+          <w:sz w:val="18"/>
+          <w:szCs w:val="18"/>
+          <w:lang w:val="ru-RU"/>
+        </w:rPr>
+      </w:pPr>
+    </w:p>
+    <w:p>
+      <w:pPr>
+        <w:spacing w:line="240" w:lineRule="auto"/>
+        <w:ind w:left="-1134" w:right="-1177"/>
+        <w:jc w:val="both"/>
+        <w:rPr>
+          <w:sz w:val="18"/>
+          <w:szCs w:val="18"/>
+        </w:rPr>
+      </w:pPr>
+      <w:r>
+        <w:rPr>
+          <w:b/>
+          <w:sz w:val="24"/>
+          <w:szCs w:val="24"/>
+        </w:rPr>
+        <w:t>слайд 1</w:t>
+      </w:r>
+      <w:r>
+        <w:rPr>
+          <w:b/>
+          <w:sz w:val="24"/>
+          <w:szCs w:val="24"/>
+          <w:lang w:val="ru-RU"/>
+        </w:rPr>
+        <w:t>9</w:t>
+      </w:r>
+      <w:r>
+        <w:rPr>
+          <w:b/>
+          <w:sz w:val="24"/>
+          <w:szCs w:val="24"/>
+        </w:rPr>
+        <w:t xml:space="preserve"> </w:t>
+      </w:r>
+      <w:proofErr w:type="gramStart"/>
+      <w:r>
+        <w:rPr>
+          <w:sz w:val="18"/>
+          <w:szCs w:val="18"/>
+        </w:rPr>
+        <w:t>В</w:t>
+      </w:r>
+      <w:proofErr w:type="gramEnd"/>
+      <w:r>
+        <w:rPr>
+          <w:sz w:val="18"/>
+          <w:szCs w:val="18"/>
+        </w:rPr>
+        <w:t xml:space="preserve"> результате выпол</w:t>
+      </w:r>
+      <w:r>
+        <w:rPr>
+          <w:sz w:val="18"/>
+          <w:szCs w:val="18"/>
+        </w:rPr>
+        <w:t xml:space="preserve">нения преддипломной практики был реализован алгоритм подсчета автомобилей на светофорах и </w:t>
+      </w:r>
+      <w:proofErr w:type="spellStart"/>
+      <w:r>
+        <w:rPr>
+          <w:sz w:val="18"/>
+          <w:szCs w:val="18"/>
+        </w:rPr>
+        <w:t>дообучена</w:t>
+      </w:r>
+      <w:proofErr w:type="spellEnd"/>
+      <w:r>
+        <w:rPr>
+          <w:sz w:val="18"/>
+          <w:szCs w:val="18"/>
+        </w:rPr>
+        <w:t xml:space="preserve"> модель для сегментации объектов в видеопотоке. В заключении были проведены сравнения двух алгоритмов </w:t>
+      </w:r>
+      <w:proofErr w:type="spellStart"/>
+      <w:r>
+        <w:rPr>
+          <w:sz w:val="18"/>
+          <w:szCs w:val="18"/>
+        </w:rPr>
+        <w:t>BoT</w:t>
+      </w:r>
+      <w:proofErr w:type="spellEnd"/>
+      <w:r>
+        <w:rPr>
+          <w:sz w:val="18"/>
+          <w:szCs w:val="18"/>
+        </w:rPr>
+        <w:t xml:space="preserve">-SORT и </w:t>
+      </w:r>
+      <w:proofErr w:type="spellStart"/>
+      <w:r>
+        <w:rPr>
+          <w:sz w:val="18"/>
+          <w:szCs w:val="18"/>
+        </w:rPr>
+        <w:t>ByteTrack</w:t>
+      </w:r>
+      <w:proofErr w:type="spellEnd"/>
+      <w:r>
+        <w:rPr>
+          <w:sz w:val="18"/>
+          <w:szCs w:val="18"/>
+        </w:rPr>
+        <w:t xml:space="preserve"> и выбран наиболее подходящий для д</w:t>
+      </w:r>
+      <w:r>
+        <w:rPr>
+          <w:sz w:val="18"/>
+          <w:szCs w:val="18"/>
+        </w:rPr>
+        <w:t>альнейшей работы.</w:t>
+      </w:r>
+    </w:p>
+    <w:p>
+      <w:pPr>
+        <w:numPr>
+          <w:ilvl w:val="0"/>
+          <w:numId w:val="7"/>
+        </w:numPr>
+        <w:spacing w:line="240" w:lineRule="auto"/>
+        <w:ind w:right="-1177"/>
+        <w:jc w:val="both"/>
+        <w:rPr>
+          <w:sz w:val="18"/>
+          <w:szCs w:val="18"/>
+          <w:lang w:val="ru-RU"/>
+        </w:rPr>
+      </w:pPr>
+      <w:r>
+        <w:rPr>
+          <w:sz w:val="18"/>
+          <w:szCs w:val="18"/>
+          <w:lang w:val="ru-RU"/>
+        </w:rPr>
+        <w:t xml:space="preserve">Был размечен </w:t>
+      </w:r>
+      <w:proofErr w:type="spellStart"/>
+      <w:r>
+        <w:rPr>
+          <w:sz w:val="18"/>
+          <w:szCs w:val="18"/>
+          <w:lang w:val="ru-RU"/>
+        </w:rPr>
+        <w:t>датасет</w:t>
+      </w:r>
+      <w:proofErr w:type="spellEnd"/>
+      <w:r>
+        <w:rPr>
+          <w:sz w:val="18"/>
+          <w:szCs w:val="18"/>
+          <w:lang w:val="ru-RU"/>
+        </w:rPr>
+        <w:t xml:space="preserve"> и проведено </w:t>
+      </w:r>
+      <w:proofErr w:type="spellStart"/>
+      <w:r>
+        <w:rPr>
+          <w:sz w:val="18"/>
+          <w:szCs w:val="18"/>
+          <w:lang w:val="ru-RU"/>
+        </w:rPr>
+        <w:t>дообучение</w:t>
+      </w:r>
+      <w:proofErr w:type="spellEnd"/>
+      <w:r>
+        <w:rPr>
+          <w:sz w:val="18"/>
+          <w:szCs w:val="18"/>
+          <w:lang w:val="ru-RU"/>
+        </w:rPr>
+        <w:t xml:space="preserve"> модели</w:t>
+      </w:r>
+    </w:p>
+    <w:p>
+      <w:pPr>
+        <w:numPr>
+          <w:ilvl w:val="0"/>
+          <w:numId w:val="7"/>
+        </w:numPr>
+        <w:spacing w:line="240" w:lineRule="auto"/>
+        <w:ind w:right="-1177"/>
+        <w:jc w:val="both"/>
+        <w:rPr>
+          <w:sz w:val="18"/>
+          <w:szCs w:val="18"/>
+          <w:lang w:val="ru-RU"/>
+        </w:rPr>
+      </w:pPr>
+      <w:r>
+        <w:rPr>
+          <w:sz w:val="18"/>
+          <w:szCs w:val="18"/>
+          <w:lang w:val="ru-RU"/>
+        </w:rPr>
+        <w:t>Реализован алгоритм подсчета объектов на светофорах</w:t>
+      </w:r>
+    </w:p>
+    <w:p>
+      <w:pPr>
+        <w:numPr>
+          <w:ilvl w:val="0"/>
+          <w:numId w:val="7"/>
+        </w:numPr>
+        <w:spacing w:line="240" w:lineRule="auto"/>
+        <w:ind w:right="-1177"/>
+        <w:jc w:val="both"/>
+        <w:rPr>
+          <w:sz w:val="18"/>
+          <w:szCs w:val="18"/>
+          <w:lang w:val="ru-RU"/>
+        </w:rPr>
+      </w:pPr>
+      <w:r>
+        <w:rPr>
+          <w:sz w:val="18"/>
+          <w:szCs w:val="18"/>
+          <w:lang w:val="ru-RU"/>
+        </w:rPr>
+        <w:t xml:space="preserve">Представлены результаты сегментации видеопотока с использованием алгоритмов отслеживания объектов </w:t>
+      </w:r>
+      <w:r>
+        <w:rPr>
+          <w:sz w:val="18"/>
+          <w:szCs w:val="18"/>
+          <w:lang w:val="en-US"/>
+        </w:rPr>
+        <w:t>Bot</w:t>
+      </w:r>
+      <w:r>
+        <w:rPr>
+          <w:sz w:val="18"/>
+          <w:szCs w:val="18"/>
+          <w:lang w:val="ru-RU"/>
+        </w:rPr>
+        <w:t>-</w:t>
+      </w:r>
+      <w:r>
+        <w:rPr>
+          <w:sz w:val="18"/>
+          <w:szCs w:val="18"/>
+          <w:lang w:val="en-US"/>
+        </w:rPr>
+        <w:t>SORT</w:t>
+      </w:r>
+      <w:r>
+        <w:rPr>
+          <w:sz w:val="18"/>
+          <w:szCs w:val="18"/>
+          <w:lang w:val="ru-RU"/>
+        </w:rPr>
+        <w:t xml:space="preserve"> </w:t>
+      </w:r>
+      <w:r>
+        <w:rPr>
+          <w:sz w:val="18"/>
+          <w:szCs w:val="18"/>
+          <w:lang w:val="ru-RU"/>
+        </w:rPr>
+        <w:t xml:space="preserve">и </w:t>
+      </w:r>
+      <w:proofErr w:type="spellStart"/>
+      <w:r>
+        <w:rPr>
+          <w:sz w:val="18"/>
+          <w:szCs w:val="18"/>
+          <w:lang w:val="en-US"/>
+        </w:rPr>
+        <w:t>ByteTrack</w:t>
+      </w:r>
+      <w:proofErr w:type="spellEnd"/>
+      <w:r>
+        <w:rPr>
+          <w:sz w:val="18"/>
+          <w:szCs w:val="18"/>
+          <w:lang w:val="ru-RU"/>
+        </w:rPr>
+        <w:t xml:space="preserve"> и выбран самый подходящий для дальнейшей работы</w:t>
+      </w:r>
+    </w:p>
+    <w:p>
+      <w:pPr>
+        <w:spacing w:line="240" w:lineRule="auto"/>
+        <w:ind w:left="-1134" w:right="-1177"/>
+        <w:jc w:val="both"/>
+        <w:rPr>
+          <w:sz w:val="24"/>
+          <w:szCs w:val="24"/>
+          <w:lang w:val="ru-RU"/>
+        </w:rPr>
+      </w:pPr>
+    </w:p>
+    <w:p>
+      <w:pPr>
+        <w:spacing w:line="240" w:lineRule="auto"/>
+        <w:ind w:left="-1134" w:right="-1177"/>
+        <w:jc w:val="both"/>
+        <w:rPr>
+          <w:sz w:val="24"/>
+          <w:szCs w:val="24"/>
+          <w:lang w:val="ru-RU"/>
+        </w:rPr>
+      </w:pPr>
+    </w:p>
+    <w:p>
+      <w:pPr>
+        <w:spacing w:line="240" w:lineRule="auto"/>
+        <w:ind w:left="-1134" w:right="-1177"/>
+        <w:jc w:val="both"/>
+        <w:rPr>
+          <w:sz w:val="24"/>
+          <w:szCs w:val="24"/>
+          <w:lang w:val="ru-RU"/>
+        </w:rPr>
+      </w:pPr>
+    </w:p>
+    <w:p>
+      <w:pPr>
+        <w:spacing w:line="240" w:lineRule="auto"/>
+        <w:ind w:left="-1134" w:right="-1177"/>
+        <w:jc w:val="both"/>
+        <w:rPr>
+          <w:sz w:val="24"/>
+          <w:szCs w:val="24"/>
+          <w:lang w:val="ru-RU"/>
+        </w:rPr>
+      </w:pPr>
+    </w:p>
+    <w:p>
+      <w:pPr>
+        <w:spacing w:line="240" w:lineRule="auto"/>
+        <w:ind w:left="-1134" w:right="-1177"/>
+        <w:jc w:val="both"/>
+        <w:rPr>
+          <w:sz w:val="24"/>
+          <w:szCs w:val="24"/>
+          <w:lang w:val="ru-RU"/>
+        </w:rPr>
+      </w:pPr>
+    </w:p>
+    <w:p>
+      <w:pPr>
+        <w:spacing w:line="240" w:lineRule="auto"/>
+        <w:ind w:left="-1134" w:right="-1177"/>
+        <w:jc w:val="both"/>
+        <w:rPr>
+          <w:sz w:val="24"/>
+          <w:szCs w:val="24"/>
+          <w:lang w:val="ru-RU"/>
+        </w:rPr>
+      </w:pPr>
+    </w:p>
+    <w:p>
+      <w:pPr>
+        <w:spacing w:line="240" w:lineRule="auto"/>
+        <w:ind w:left="-1134" w:right="-1177"/>
+        <w:jc w:val="both"/>
+        <w:rPr>
+          <w:sz w:val="24"/>
+          <w:szCs w:val="24"/>
+          <w:lang w:val="ru-RU"/>
+        </w:rPr>
+      </w:pPr>
+    </w:p>
+    <w:p>
+      <w:pPr>
+        <w:spacing w:line="240" w:lineRule="auto"/>
+        <w:ind w:left="-1134" w:right="-1177"/>
+        <w:jc w:val="both"/>
+        <w:rPr>
+          <w:sz w:val="24"/>
+          <w:szCs w:val="24"/>
+          <w:lang w:val="ru-RU"/>
+        </w:rPr>
+      </w:pPr>
+    </w:p>
+    <w:p>
+      <w:pPr>
+        <w:spacing w:line="240" w:lineRule="auto"/>
+        <w:ind w:left="-1134" w:right="-1177"/>
+        <w:jc w:val="both"/>
+        <w:rPr>
+          <w:sz w:val="24"/>
+          <w:szCs w:val="24"/>
+          <w:lang w:val="ru-RU"/>
+        </w:rPr>
+      </w:pPr>
+    </w:p>
+    <w:p>
+      <w:pPr>
+        <w:spacing w:line="240" w:lineRule="auto"/>
+        <w:ind w:left="-1134" w:right="-1177"/>
+        <w:jc w:val="both"/>
+        <w:rPr>
+          <w:sz w:val="24"/>
+          <w:szCs w:val="24"/>
+          <w:lang w:val="ru-RU"/>
+        </w:rPr>
+      </w:pPr>
+    </w:p>
+    <w:p>
+      <w:pPr>
+        <w:spacing w:line="240" w:lineRule="auto"/>
+        <w:ind w:left="-1134" w:right="-1177"/>
+        <w:jc w:val="both"/>
+        <w:rPr>
+          <w:sz w:val="24"/>
+          <w:szCs w:val="24"/>
+          <w:lang w:val="ru-RU"/>
+        </w:rPr>
+      </w:pPr>
+      <w:r>
+        <w:rPr>
+          <w:sz w:val="24"/>
+          <w:szCs w:val="24"/>
+          <w:lang w:val="ru-RU"/>
+        </w:rPr>
+        <w:t>Добавить метрику пробок во время симуляции (сравнить работу модели ещё и по ней)</w:t>
+      </w:r>
     </w:p>
     <w:sectPr>
       <w:pgSz w:w="11909" w:h="16834"/>
@@ -3070,6 +3892,56 @@
 </w:document>
 </file>
 
+<file path=word/endnotes.xml><?xml version="1.0" encoding="utf-8"?>
+<w:endnotes xmlns:wpc="http://schemas.microsoft.com/office/word/2010/wordprocessingCanvas" xmlns:cx="http://schemas.microsoft.com/office/drawing/2014/chartex" xmlns:mc="http://schemas.openxmlformats.org/markup-compatibility/2006" xmlns:o="urn:schemas-microsoft-com:office:office" xmlns:r="http://schemas.openxmlformats.org/officeDocument/2006/relationships" xmlns:m="http://schemas.openxmlformats.org/officeDocument/2006/math" xmlns:v="urn:schemas-microsoft-com:vml" xmlns:wp14="http://schemas.microsoft.com/office/word/2010/wordprocessingDrawing" xmlns:wp="http://schemas.openxmlformats.org/drawingml/2006/wordprocessingDrawing" xmlns:w10="urn:schemas-microsoft-com:office:word" xmlns:w="http://schemas.openxmlformats.org/wordprocessingml/2006/main" xmlns:w14="http://schemas.microsoft.com/office/word/2010/wordml" xmlns:w15="http://schemas.microsoft.com/office/word/2012/wordml" xmlns:w16se="http://schemas.microsoft.com/office/word/2015/wordml/symex" xmlns:wpg="http://schemas.microsoft.com/office/word/2010/wordprocessingGroup" xmlns:wpi="http://schemas.microsoft.com/office/word/2010/wordprocessingInk" xmlns:wne="http://schemas.microsoft.com/office/word/2006/wordml" xmlns:wps="http://schemas.microsoft.com/office/word/2010/wordprocessingShape" mc:Ignorable="w14 w15 w16se wp14">
+  <w:endnote w:type="separator" w:id="-1">
+    <w:p>
+      <w:pPr>
+        <w:spacing w:line="240" w:lineRule="auto"/>
+      </w:pPr>
+      <w:r>
+        <w:separator/>
+      </w:r>
+    </w:p>
+  </w:endnote>
+  <w:endnote w:type="continuationSeparator" w:id="0">
+    <w:p>
+      <w:pPr>
+        <w:spacing w:line="240" w:lineRule="auto"/>
+      </w:pPr>
+      <w:r>
+        <w:continuationSeparator/>
+      </w:r>
+    </w:p>
+  </w:endnote>
+</w:endnotes>
+</file>
+
+<file path=word/footnotes.xml><?xml version="1.0" encoding="utf-8"?>
+<w:footnotes xmlns:wpc="http://schemas.microsoft.com/office/word/2010/wordprocessingCanvas" xmlns:cx="http://schemas.microsoft.com/office/drawing/2014/chartex" xmlns:mc="http://schemas.openxmlformats.org/markup-compatibility/2006" xmlns:o="urn:schemas-microsoft-com:office:office" xmlns:r="http://schemas.openxmlformats.org/officeDocument/2006/relationships" xmlns:m="http://schemas.openxmlformats.org/officeDocument/2006/math" xmlns:v="urn:schemas-microsoft-com:vml" xmlns:wp14="http://schemas.microsoft.com/office/word/2010/wordprocessingDrawing" xmlns:wp="http://schemas.openxmlformats.org/drawingml/2006/wordprocessingDrawing" xmlns:w10="urn:schemas-microsoft-com:office:word" xmlns:w="http://schemas.openxmlformats.org/wordprocessingml/2006/main" xmlns:w14="http://schemas.microsoft.com/office/word/2010/wordml" xmlns:w15="http://schemas.microsoft.com/office/word/2012/wordml" xmlns:w16se="http://schemas.microsoft.com/office/word/2015/wordml/symex" xmlns:wpg="http://schemas.microsoft.com/office/word/2010/wordprocessingGroup" xmlns:wpi="http://schemas.microsoft.com/office/word/2010/wordprocessingInk" xmlns:wne="http://schemas.microsoft.com/office/word/2006/wordml" xmlns:wps="http://schemas.microsoft.com/office/word/2010/wordprocessingShape" mc:Ignorable="w14 w15 w16se wp14">
+  <w:footnote w:type="separator" w:id="-1">
+    <w:p>
+      <w:pPr>
+        <w:spacing w:line="240" w:lineRule="auto"/>
+      </w:pPr>
+      <w:r>
+        <w:separator/>
+      </w:r>
+    </w:p>
+  </w:footnote>
+  <w:footnote w:type="continuationSeparator" w:id="0">
+    <w:p>
+      <w:pPr>
+        <w:spacing w:line="240" w:lineRule="auto"/>
+      </w:pPr>
+      <w:r>
+        <w:continuationSeparator/>
+      </w:r>
+    </w:p>
+  </w:footnote>
+</w:footnotes>
+</file>
+
 <file path=word/numbering.xml><?xml version="1.0" encoding="utf-8"?>
 <w:numbering xmlns:wpc="http://schemas.microsoft.com/office/word/2010/wordprocessingCanvas" xmlns:cx="http://schemas.microsoft.com/office/drawing/2014/chartex" xmlns:mc="http://schemas.openxmlformats.org/markup-compatibility/2006" xmlns:o="urn:schemas-microsoft-com:office:office" xmlns:r="http://schemas.openxmlformats.org/officeDocument/2006/relationships" xmlns:m="http://schemas.openxmlformats.org/officeDocument/2006/math" xmlns:v="urn:schemas-microsoft-com:vml" xmlns:wp14="http://schemas.microsoft.com/office/word/2010/wordprocessingDrawing" xmlns:wp="http://schemas.openxmlformats.org/drawingml/2006/wordprocessingDrawing" xmlns:w10="urn:schemas-microsoft-com:office:word" xmlns:w="http://schemas.openxmlformats.org/wordprocessingml/2006/main" xmlns:w14="http://schemas.microsoft.com/office/word/2010/wordml" xmlns:w15="http://schemas.microsoft.com/office/word/2012/wordml" xmlns:w16se="http://schemas.microsoft.com/office/word/2015/wordml/symex" xmlns:wpg="http://schemas.microsoft.com/office/word/2010/wordprocessingGroup" xmlns:wpi="http://schemas.microsoft.com/office/word/2010/wordprocessingInk" xmlns:wne="http://schemas.microsoft.com/office/word/2006/wordml" xmlns:wps="http://schemas.microsoft.com/office/word/2010/wordprocessingShape" mc:Ignorable="w14 w15 w16se wp14">
   <w:abstractNum w:abstractNumId="0" w15:restartNumberingAfterBreak="0">
@@ -3299,6 +4171,146 @@
     </w:lvl>
   </w:abstractNum>
   <w:abstractNum w:abstractNumId="2" w15:restartNumberingAfterBreak="0">
+    <w:nsid w:val="179F592A"/>
+    <w:multiLevelType w:val="hybridMultilevel"/>
+    <w:tmpl w:val="B3B2592C"/>
+    <w:lvl w:ilvl="0" w:tplc="5E9026A0">
+      <w:start w:val="1"/>
+      <w:numFmt w:val="bullet"/>
+      <w:lvlText w:val="•"/>
+      <w:lvlJc w:val="left"/>
+      <w:pPr>
+        <w:tabs>
+          <w:tab w:val="num" w:pos="720"/>
+        </w:tabs>
+        <w:ind w:left="720" w:hanging="360"/>
+      </w:pPr>
+      <w:rPr>
+        <w:rFonts w:ascii="Arial" w:hAnsi="Arial" w:hint="default"/>
+      </w:rPr>
+    </w:lvl>
+    <w:lvl w:ilvl="1" w:tplc="2F66C7DE" w:tentative="1">
+      <w:start w:val="1"/>
+      <w:numFmt w:val="bullet"/>
+      <w:lvlText w:val="•"/>
+      <w:lvlJc w:val="left"/>
+      <w:pPr>
+        <w:tabs>
+          <w:tab w:val="num" w:pos="1440"/>
+        </w:tabs>
+        <w:ind w:left="1440" w:hanging="360"/>
+      </w:pPr>
+      <w:rPr>
+        <w:rFonts w:ascii="Arial" w:hAnsi="Arial" w:hint="default"/>
+      </w:rPr>
+    </w:lvl>
+    <w:lvl w:ilvl="2" w:tplc="11B47462" w:tentative="1">
+      <w:start w:val="1"/>
+      <w:numFmt w:val="bullet"/>
+      <w:lvlText w:val="•"/>
+      <w:lvlJc w:val="left"/>
+      <w:pPr>
+        <w:tabs>
+          <w:tab w:val="num" w:pos="2160"/>
+        </w:tabs>
+        <w:ind w:left="2160" w:hanging="360"/>
+      </w:pPr>
+      <w:rPr>
+        <w:rFonts w:ascii="Arial" w:hAnsi="Arial" w:hint="default"/>
+      </w:rPr>
+    </w:lvl>
+    <w:lvl w:ilvl="3" w:tplc="3F5297AA" w:tentative="1">
+      <w:start w:val="1"/>
+      <w:numFmt w:val="bullet"/>
+      <w:lvlText w:val="•"/>
+      <w:lvlJc w:val="left"/>
+      <w:pPr>
+        <w:tabs>
+          <w:tab w:val="num" w:pos="2880"/>
+        </w:tabs>
+        <w:ind w:left="2880" w:hanging="360"/>
+      </w:pPr>
+      <w:rPr>
+        <w:rFonts w:ascii="Arial" w:hAnsi="Arial" w:hint="default"/>
+      </w:rPr>
+    </w:lvl>
+    <w:lvl w:ilvl="4" w:tplc="F7C6F844" w:tentative="1">
+      <w:start w:val="1"/>
+      <w:numFmt w:val="bullet"/>
+      <w:lvlText w:val="•"/>
+      <w:lvlJc w:val="left"/>
+      <w:pPr>
+        <w:tabs>
+          <w:tab w:val="num" w:pos="3600"/>
+        </w:tabs>
+        <w:ind w:left="3600" w:hanging="360"/>
+      </w:pPr>
+      <w:rPr>
+        <w:rFonts w:ascii="Arial" w:hAnsi="Arial" w:hint="default"/>
+      </w:rPr>
+    </w:lvl>
+    <w:lvl w:ilvl="5" w:tplc="01F8D91C" w:tentative="1">
+      <w:start w:val="1"/>
+      <w:numFmt w:val="bullet"/>
+      <w:lvlText w:val="•"/>
+      <w:lvlJc w:val="left"/>
+      <w:pPr>
+        <w:tabs>
+          <w:tab w:val="num" w:pos="4320"/>
+        </w:tabs>
+        <w:ind w:left="4320" w:hanging="360"/>
+      </w:pPr>
+      <w:rPr>
+        <w:rFonts w:ascii="Arial" w:hAnsi="Arial" w:hint="default"/>
+      </w:rPr>
+    </w:lvl>
+    <w:lvl w:ilvl="6" w:tplc="9D263BB0" w:tentative="1">
+      <w:start w:val="1"/>
+      <w:numFmt w:val="bullet"/>
+      <w:lvlText w:val="•"/>
+      <w:lvlJc w:val="left"/>
+      <w:pPr>
+        <w:tabs>
+          <w:tab w:val="num" w:pos="5040"/>
+        </w:tabs>
+        <w:ind w:left="5040" w:hanging="360"/>
+      </w:pPr>
+      <w:rPr>
+        <w:rFonts w:ascii="Arial" w:hAnsi="Arial" w:hint="default"/>
+      </w:rPr>
+    </w:lvl>
+    <w:lvl w:ilvl="7" w:tplc="39AC0DC6" w:tentative="1">
+      <w:start w:val="1"/>
+      <w:numFmt w:val="bullet"/>
+      <w:lvlText w:val="•"/>
+      <w:lvlJc w:val="left"/>
+      <w:pPr>
+        <w:tabs>
+          <w:tab w:val="num" w:pos="5760"/>
+        </w:tabs>
+        <w:ind w:left="5760" w:hanging="360"/>
+      </w:pPr>
+      <w:rPr>
+        <w:rFonts w:ascii="Arial" w:hAnsi="Arial" w:hint="default"/>
+      </w:rPr>
+    </w:lvl>
+    <w:lvl w:ilvl="8" w:tplc="A5460EFC" w:tentative="1">
+      <w:start w:val="1"/>
+      <w:numFmt w:val="bullet"/>
+      <w:lvlText w:val="•"/>
+      <w:lvlJc w:val="left"/>
+      <w:pPr>
+        <w:tabs>
+          <w:tab w:val="num" w:pos="6480"/>
+        </w:tabs>
+        <w:ind w:left="6480" w:hanging="360"/>
+      </w:pPr>
+      <w:rPr>
+        <w:rFonts w:ascii="Arial" w:hAnsi="Arial" w:hint="default"/>
+      </w:rPr>
+    </w:lvl>
+  </w:abstractNum>
+  <w:abstractNum w:abstractNumId="3" w15:restartNumberingAfterBreak="0">
     <w:nsid w:val="2BB33F79"/>
     <w:multiLevelType w:val="hybridMultilevel"/>
     <w:tmpl w:val="6D0CEACC"/>
@@ -3411,7 +4423,98 @@
       </w:rPr>
     </w:lvl>
   </w:abstractNum>
-  <w:abstractNum w:abstractNumId="3" w15:restartNumberingAfterBreak="0">
+  <w:abstractNum w:abstractNumId="4" w15:restartNumberingAfterBreak="0">
+    <w:nsid w:val="6CA53EDE"/>
+    <w:multiLevelType w:val="hybridMultilevel"/>
+    <w:tmpl w:val="5E8A27C8"/>
+    <w:lvl w:ilvl="0" w:tplc="B3206120">
+      <w:start w:val="1"/>
+      <w:numFmt w:val="decimal"/>
+      <w:lvlText w:val="%1)"/>
+      <w:lvlJc w:val="left"/>
+      <w:pPr>
+        <w:ind w:left="-774" w:hanging="360"/>
+      </w:pPr>
+      <w:rPr>
+        <w:rFonts w:hint="default"/>
+        <w:b/>
+        <w:sz w:val="24"/>
+      </w:rPr>
+    </w:lvl>
+    <w:lvl w:ilvl="1" w:tplc="04190019" w:tentative="1">
+      <w:start w:val="1"/>
+      <w:numFmt w:val="lowerLetter"/>
+      <w:lvlText w:val="%2."/>
+      <w:lvlJc w:val="left"/>
+      <w:pPr>
+        <w:ind w:left="-54" w:hanging="360"/>
+      </w:pPr>
+    </w:lvl>
+    <w:lvl w:ilvl="2" w:tplc="0419001B" w:tentative="1">
+      <w:start w:val="1"/>
+      <w:numFmt w:val="lowerRoman"/>
+      <w:lvlText w:val="%3."/>
+      <w:lvlJc w:val="right"/>
+      <w:pPr>
+        <w:ind w:left="666" w:hanging="180"/>
+      </w:pPr>
+    </w:lvl>
+    <w:lvl w:ilvl="3" w:tplc="0419000F" w:tentative="1">
+      <w:start w:val="1"/>
+      <w:numFmt w:val="decimal"/>
+      <w:lvlText w:val="%4."/>
+      <w:lvlJc w:val="left"/>
+      <w:pPr>
+        <w:ind w:left="1386" w:hanging="360"/>
+      </w:pPr>
+    </w:lvl>
+    <w:lvl w:ilvl="4" w:tplc="04190019" w:tentative="1">
+      <w:start w:val="1"/>
+      <w:numFmt w:val="lowerLetter"/>
+      <w:lvlText w:val="%5."/>
+      <w:lvlJc w:val="left"/>
+      <w:pPr>
+        <w:ind w:left="2106" w:hanging="360"/>
+      </w:pPr>
+    </w:lvl>
+    <w:lvl w:ilvl="5" w:tplc="0419001B" w:tentative="1">
+      <w:start w:val="1"/>
+      <w:numFmt w:val="lowerRoman"/>
+      <w:lvlText w:val="%6."/>
+      <w:lvlJc w:val="right"/>
+      <w:pPr>
+        <w:ind w:left="2826" w:hanging="180"/>
+      </w:pPr>
+    </w:lvl>
+    <w:lvl w:ilvl="6" w:tplc="0419000F" w:tentative="1">
+      <w:start w:val="1"/>
+      <w:numFmt w:val="decimal"/>
+      <w:lvlText w:val="%7."/>
+      <w:lvlJc w:val="left"/>
+      <w:pPr>
+        <w:ind w:left="3546" w:hanging="360"/>
+      </w:pPr>
+    </w:lvl>
+    <w:lvl w:ilvl="7" w:tplc="04190019" w:tentative="1">
+      <w:start w:val="1"/>
+      <w:numFmt w:val="lowerLetter"/>
+      <w:lvlText w:val="%8."/>
+      <w:lvlJc w:val="left"/>
+      <w:pPr>
+        <w:ind w:left="4266" w:hanging="360"/>
+      </w:pPr>
+    </w:lvl>
+    <w:lvl w:ilvl="8" w:tplc="0419001B" w:tentative="1">
+      <w:start w:val="1"/>
+      <w:numFmt w:val="lowerRoman"/>
+      <w:lvlText w:val="%9."/>
+      <w:lvlJc w:val="right"/>
+      <w:pPr>
+        <w:ind w:left="4986" w:hanging="180"/>
+      </w:pPr>
+    </w:lvl>
+  </w:abstractNum>
+  <w:abstractNum w:abstractNumId="5" w15:restartNumberingAfterBreak="0">
     <w:nsid w:val="716F7D84"/>
     <w:multiLevelType w:val="multilevel"/>
     <w:tmpl w:val="716F7D84"/>
@@ -3524,7 +4627,7 @@
       </w:rPr>
     </w:lvl>
   </w:abstractNum>
-  <w:abstractNum w:abstractNumId="4" w15:restartNumberingAfterBreak="0">
+  <w:abstractNum w:abstractNumId="6" w15:restartNumberingAfterBreak="0">
     <w:nsid w:val="7525601E"/>
     <w:multiLevelType w:val="multilevel"/>
     <w:tmpl w:val="7525601E"/>
@@ -3638,19 +4741,25 @@
     </w:lvl>
   </w:abstractNum>
   <w:num w:numId="1">
-    <w:abstractNumId w:val="4"/>
+    <w:abstractNumId w:val="6"/>
   </w:num>
   <w:num w:numId="2">
-    <w:abstractNumId w:val="2"/>
+    <w:abstractNumId w:val="3"/>
   </w:num>
   <w:num w:numId="3">
     <w:abstractNumId w:val="0"/>
   </w:num>
   <w:num w:numId="4">
-    <w:abstractNumId w:val="3"/>
+    <w:abstractNumId w:val="5"/>
   </w:num>
   <w:num w:numId="5">
     <w:abstractNumId w:val="1"/>
+  </w:num>
+  <w:num w:numId="6">
+    <w:abstractNumId w:val="4"/>
+  </w:num>
+  <w:num w:numId="7">
+    <w:abstractNumId w:val="2"/>
   </w:num>
 </w:numbering>
 </file>
@@ -4047,7 +5156,7 @@
   </w:latentStyles>
   <w:style w:type="paragraph" w:default="1" w:styleId="a">
     <w:name w:val="Normal"/>
-    <w:rsid w:val="00F43059"/>
+    <w:rsid w:val="00543BD1"/>
     <w:pPr>
       <w:spacing w:after="0" w:line="276" w:lineRule="auto"/>
     </w:pPr>
@@ -4059,7 +5168,6 @@
   <w:style w:type="character" w:default="1" w:styleId="a0">
     <w:name w:val="Default Paragraph Font"/>
     <w:uiPriority w:val="1"/>
-    <w:semiHidden/>
     <w:unhideWhenUsed/>
   </w:style>
   <w:style w:type="table" w:default="1" w:styleId="a1">
@@ -4123,6 +5231,58 @@
       <w:sz w:val="24"/>
       <w:szCs w:val="24"/>
       <w:lang w:val="ru-RU"/>
+    </w:rPr>
+  </w:style>
+  <w:style w:type="paragraph" w:styleId="a6">
+    <w:name w:val="header"/>
+    <w:basedOn w:val="a"/>
+    <w:link w:val="a7"/>
+    <w:uiPriority w:val="99"/>
+    <w:unhideWhenUsed/>
+    <w:rsid w:val="00200915"/>
+    <w:pPr>
+      <w:tabs>
+        <w:tab w:val="center" w:pos="4677"/>
+        <w:tab w:val="right" w:pos="9355"/>
+      </w:tabs>
+      <w:spacing w:line="240" w:lineRule="auto"/>
+    </w:pPr>
+  </w:style>
+  <w:style w:type="character" w:customStyle="1" w:styleId="a7">
+    <w:name w:val="Верхний колонтитул Знак"/>
+    <w:basedOn w:val="a0"/>
+    <w:link w:val="a6"/>
+    <w:uiPriority w:val="99"/>
+    <w:rsid w:val="00200915"/>
+    <w:rPr>
+      <w:rFonts w:ascii="Arial" w:eastAsia="Arial" w:hAnsi="Arial" w:cs="Arial"/>
+      <w:lang w:val="ru" w:eastAsia="ru-RU"/>
+    </w:rPr>
+  </w:style>
+  <w:style w:type="paragraph" w:styleId="a8">
+    <w:name w:val="footer"/>
+    <w:basedOn w:val="a"/>
+    <w:link w:val="a9"/>
+    <w:uiPriority w:val="99"/>
+    <w:unhideWhenUsed/>
+    <w:rsid w:val="00200915"/>
+    <w:pPr>
+      <w:tabs>
+        <w:tab w:val="center" w:pos="4677"/>
+        <w:tab w:val="right" w:pos="9355"/>
+      </w:tabs>
+      <w:spacing w:line="240" w:lineRule="auto"/>
+    </w:pPr>
+  </w:style>
+  <w:style w:type="character" w:customStyle="1" w:styleId="a9">
+    <w:name w:val="Нижний колонтитул Знак"/>
+    <w:basedOn w:val="a0"/>
+    <w:link w:val="a8"/>
+    <w:uiPriority w:val="99"/>
+    <w:rsid w:val="00200915"/>
+    <w:rPr>
+      <w:rFonts w:ascii="Arial" w:eastAsia="Arial" w:hAnsi="Arial" w:cs="Arial"/>
+      <w:lang w:val="ru" w:eastAsia="ru-RU"/>
     </w:rPr>
   </w:style>
 </w:styles>

--- a/__отчеты к преддипломмной практике/Текст к защите.docx
+++ b/__отчеты к преддипломмной практике/Текст к защите.docx
@@ -5,15 +5,16 @@
     <w:p>
       <w:pPr>
         <w:spacing w:line="240" w:lineRule="auto"/>
-        <w:ind w:left="-1134" w:right="-1177"/>
-        <w:jc w:val="both"/>
-        <w:rPr>
-          <w:b/>
-          <w:sz w:val="24"/>
-          <w:szCs w:val="24"/>
-          <w:lang w:val="ru-RU"/>
-        </w:rPr>
-      </w:pPr>
+        <w:ind w:left="-1134" w:right="-469"/>
+        <w:jc w:val="both"/>
+        <w:rPr>
+          <w:b/>
+          <w:sz w:val="24"/>
+          <w:szCs w:val="24"/>
+          <w:lang w:val="ru-RU"/>
+        </w:rPr>
+      </w:pPr>
+      <w:bookmarkStart w:id="0" w:name="_GoBack"/>
       <w:r>
         <w:rPr>
           <w:b/>
@@ -81,60 +82,29 @@
     <w:p>
       <w:pPr>
         <w:spacing w:line="240" w:lineRule="auto"/>
-        <w:ind w:left="-1134" w:right="-1177"/>
-        <w:jc w:val="both"/>
-        <w:rPr>
-          <w:b/>
-          <w:sz w:val="24"/>
-          <w:szCs w:val="24"/>
-          <w:lang w:val="ru-RU"/>
-        </w:rPr>
-      </w:pPr>
-      <w:proofErr w:type="spellStart"/>
-      <w:r>
-        <w:rPr>
-          <w:b/>
-          <w:sz w:val="24"/>
-          <w:szCs w:val="24"/>
-          <w:lang w:val="ru-RU"/>
-        </w:rPr>
-        <w:t>Нфтвуч</w:t>
-      </w:r>
-      <w:proofErr w:type="spellEnd"/>
-      <w:r>
-        <w:rPr>
-          <w:b/>
-          <w:sz w:val="24"/>
-          <w:szCs w:val="24"/>
-          <w:lang w:val="ru-RU"/>
-        </w:rPr>
-        <w:t xml:space="preserve"> на картах </w:t>
-      </w:r>
-      <w:proofErr w:type="gramStart"/>
-      <w:r>
-        <w:rPr>
-          <w:b/>
-          <w:sz w:val="24"/>
-          <w:szCs w:val="24"/>
-          <w:lang w:val="ru-RU"/>
-        </w:rPr>
-        <w:t>как то</w:t>
-      </w:r>
-      <w:proofErr w:type="gramEnd"/>
-      <w:r>
-        <w:rPr>
-          <w:b/>
-          <w:sz w:val="24"/>
-          <w:szCs w:val="24"/>
-          <w:lang w:val="ru-RU"/>
-        </w:rPr>
-        <w:t xml:space="preserve"> указывает загруженность дороги, может это как-то использовать</w:t>
-      </w:r>
-    </w:p>
-    <w:p>
-      <w:pPr>
-        <w:spacing w:line="240" w:lineRule="auto"/>
-        <w:ind w:left="-1134" w:right="-1177"/>
+        <w:ind w:left="-1134" w:right="-469"/>
+        <w:jc w:val="both"/>
+        <w:rPr>
+          <w:b/>
+          <w:sz w:val="24"/>
+          <w:szCs w:val="24"/>
+          <w:lang w:val="ru-RU"/>
+        </w:rPr>
+      </w:pPr>
+      <w:r>
+        <w:rPr>
+          <w:b/>
+          <w:sz w:val="24"/>
+          <w:szCs w:val="24"/>
+          <w:lang w:val="ru-RU"/>
+        </w:rPr>
+        <w:t>Нфтвуч на картах как то указывает загруженность дороги, может это как-то использовать</w:t>
+      </w:r>
+    </w:p>
+    <w:p>
+      <w:pPr>
+        <w:spacing w:line="240" w:lineRule="auto"/>
+        <w:ind w:left="-1134" w:right="-469"/>
         <w:jc w:val="both"/>
         <w:rPr>
           <w:b/>
@@ -183,44 +153,44 @@
     <w:p>
       <w:pPr>
         <w:spacing w:line="240" w:lineRule="auto"/>
-        <w:ind w:left="-1134" w:right="-1177"/>
-        <w:jc w:val="both"/>
-        <w:rPr>
-          <w:b/>
-          <w:sz w:val="24"/>
-          <w:szCs w:val="24"/>
-          <w:lang w:val="ru-RU"/>
-        </w:rPr>
-      </w:pPr>
-    </w:p>
-    <w:p>
-      <w:pPr>
-        <w:spacing w:line="240" w:lineRule="auto"/>
-        <w:ind w:left="-1134" w:right="-1177"/>
-        <w:jc w:val="both"/>
-        <w:rPr>
-          <w:b/>
-          <w:sz w:val="24"/>
-          <w:szCs w:val="24"/>
-        </w:rPr>
-      </w:pPr>
-    </w:p>
-    <w:p>
-      <w:pPr>
-        <w:spacing w:line="240" w:lineRule="auto"/>
-        <w:ind w:left="-1134" w:right="-1177"/>
-        <w:jc w:val="both"/>
-        <w:rPr>
-          <w:b/>
-          <w:sz w:val="24"/>
-          <w:szCs w:val="24"/>
-        </w:rPr>
-      </w:pPr>
-    </w:p>
-    <w:p>
-      <w:pPr>
-        <w:spacing w:line="240" w:lineRule="auto"/>
-        <w:ind w:left="-1134" w:right="-1177"/>
+        <w:ind w:left="-1134" w:right="-469"/>
+        <w:jc w:val="both"/>
+        <w:rPr>
+          <w:b/>
+          <w:sz w:val="24"/>
+          <w:szCs w:val="24"/>
+          <w:lang w:val="ru-RU"/>
+        </w:rPr>
+      </w:pPr>
+    </w:p>
+    <w:p>
+      <w:pPr>
+        <w:spacing w:line="240" w:lineRule="auto"/>
+        <w:ind w:left="-1134" w:right="-469"/>
+        <w:jc w:val="both"/>
+        <w:rPr>
+          <w:b/>
+          <w:sz w:val="24"/>
+          <w:szCs w:val="24"/>
+        </w:rPr>
+      </w:pPr>
+    </w:p>
+    <w:p>
+      <w:pPr>
+        <w:spacing w:line="240" w:lineRule="auto"/>
+        <w:ind w:left="-1134" w:right="-469"/>
+        <w:jc w:val="both"/>
+        <w:rPr>
+          <w:b/>
+          <w:sz w:val="24"/>
+          <w:szCs w:val="24"/>
+        </w:rPr>
+      </w:pPr>
+    </w:p>
+    <w:p>
+      <w:pPr>
+        <w:spacing w:line="240" w:lineRule="auto"/>
+        <w:ind w:left="-1134" w:right="-469"/>
         <w:jc w:val="both"/>
         <w:rPr>
           <w:b/>
@@ -301,7 +271,7 @@
     <w:p>
       <w:pPr>
         <w:spacing w:line="240" w:lineRule="auto"/>
-        <w:ind w:left="-1134" w:right="-1177"/>
+        <w:ind w:left="-1134" w:right="-469"/>
         <w:jc w:val="both"/>
         <w:rPr>
           <w:sz w:val="20"/>
@@ -373,7 +343,7 @@
     <w:p>
       <w:pPr>
         <w:spacing w:line="240" w:lineRule="auto"/>
-        <w:ind w:left="-1134" w:right="-1177"/>
+        <w:ind w:left="-1134" w:right="-469"/>
         <w:jc w:val="both"/>
         <w:rPr>
           <w:sz w:val="18"/>
@@ -455,7 +425,7 @@
           <w:between w:val="nil"/>
         </w:pBdr>
         <w:spacing w:line="240" w:lineRule="auto"/>
-        <w:ind w:left="-1134" w:right="-1177"/>
+        <w:ind w:left="-1134" w:right="-469"/>
         <w:jc w:val="both"/>
         <w:rPr>
           <w:sz w:val="18"/>
@@ -487,7 +457,7 @@
           <w:right w:val="nil"/>
           <w:between w:val="nil"/>
         </w:pBdr>
-        <w:ind w:left="-1134" w:right="-1177"/>
+        <w:ind w:left="-1134" w:right="-469"/>
         <w:rPr>
           <w:sz w:val="18"/>
           <w:szCs w:val="18"/>
@@ -527,7 +497,7 @@
           <w:between w:val="nil"/>
         </w:pBdr>
         <w:spacing w:line="240" w:lineRule="auto"/>
-        <w:ind w:left="-1134" w:right="-1177"/>
+        <w:ind w:left="-1134" w:right="-469"/>
         <w:jc w:val="both"/>
         <w:rPr>
           <w:sz w:val="18"/>
@@ -549,7 +519,6 @@
         </w:rPr>
         <w:t>Выбор архитектуры (</w:t>
       </w:r>
-      <w:proofErr w:type="spellStart"/>
       <w:r>
         <w:rPr>
           <w:sz w:val="18"/>
@@ -558,7 +527,6 @@
         </w:rPr>
         <w:t>BaseLine</w:t>
       </w:r>
-      <w:proofErr w:type="spellEnd"/>
       <w:r>
         <w:rPr>
           <w:sz w:val="18"/>
@@ -577,7 +545,7 @@
           <w:between w:val="nil"/>
         </w:pBdr>
         <w:spacing w:line="240" w:lineRule="auto"/>
-        <w:ind w:left="-1134" w:right="-1177"/>
+        <w:ind w:left="-1134" w:right="-469"/>
         <w:jc w:val="both"/>
         <w:rPr>
           <w:sz w:val="18"/>
@@ -597,17 +565,8 @@
           <w:sz w:val="18"/>
           <w:szCs w:val="18"/>
         </w:rPr>
-        <w:t xml:space="preserve">Разметка </w:t>
-      </w:r>
-      <w:proofErr w:type="spellStart"/>
-      <w:r>
-        <w:rPr>
-          <w:sz w:val="18"/>
-          <w:szCs w:val="18"/>
-        </w:rPr>
-        <w:t>датасета</w:t>
-      </w:r>
-      <w:proofErr w:type="spellEnd"/>
+        <w:t>Разметка датасета</w:t>
+      </w:r>
     </w:p>
     <w:p>
       <w:pPr>
@@ -619,7 +578,7 @@
           <w:between w:val="nil"/>
         </w:pBdr>
         <w:spacing w:line="240" w:lineRule="auto"/>
-        <w:ind w:left="-1134" w:right="-1177"/>
+        <w:ind w:left="-1134" w:right="-469"/>
         <w:jc w:val="both"/>
         <w:rPr>
           <w:sz w:val="18"/>
@@ -634,21 +593,12 @@
         </w:rPr>
         <w:t xml:space="preserve">4. </w:t>
       </w:r>
-      <w:proofErr w:type="spellStart"/>
-      <w:r>
-        <w:rPr>
-          <w:sz w:val="18"/>
-          <w:szCs w:val="18"/>
-        </w:rPr>
-        <w:t>Дообучение</w:t>
-      </w:r>
-      <w:proofErr w:type="spellEnd"/>
-      <w:r>
-        <w:rPr>
-          <w:sz w:val="18"/>
-          <w:szCs w:val="18"/>
-        </w:rPr>
-        <w:t xml:space="preserve"> модели на новых данных</w:t>
+      <w:r>
+        <w:rPr>
+          <w:sz w:val="18"/>
+          <w:szCs w:val="18"/>
+        </w:rPr>
+        <w:t>Дообучение модели на новых данных</w:t>
       </w:r>
     </w:p>
     <w:p>
@@ -661,7 +611,7 @@
           <w:between w:val="nil"/>
         </w:pBdr>
         <w:spacing w:line="240" w:lineRule="auto"/>
-        <w:ind w:left="-1134" w:right="-1177"/>
+        <w:ind w:left="-1134" w:right="-469"/>
         <w:jc w:val="both"/>
         <w:rPr>
           <w:sz w:val="18"/>
@@ -694,7 +644,7 @@
           <w:between w:val="nil"/>
         </w:pBdr>
         <w:spacing w:line="240" w:lineRule="auto"/>
-        <w:ind w:left="-1134" w:right="-1177"/>
+        <w:ind w:left="-1134" w:right="-469"/>
         <w:jc w:val="both"/>
         <w:rPr>
           <w:sz w:val="18"/>
@@ -727,7 +677,7 @@
           <w:between w:val="nil"/>
         </w:pBdr>
         <w:spacing w:line="240" w:lineRule="auto"/>
-        <w:ind w:left="-1134" w:right="-1177"/>
+        <w:ind w:left="-1134" w:right="-469"/>
         <w:jc w:val="both"/>
         <w:rPr>
           <w:sz w:val="18"/>
@@ -775,7 +725,7 @@
           <w:between w:val="nil"/>
         </w:pBdr>
         <w:spacing w:line="240" w:lineRule="auto"/>
-        <w:ind w:left="-1134" w:right="-1177"/>
+        <w:ind w:left="-1134" w:right="-469"/>
         <w:jc w:val="both"/>
         <w:rPr>
           <w:sz w:val="18"/>
@@ -814,25 +764,7 @@
           <w:szCs w:val="18"/>
           <w:lang w:val="ru-RU"/>
         </w:rPr>
-        <w:t xml:space="preserve">актуальность следует </w:t>
-      </w:r>
-      <w:proofErr w:type="gramStart"/>
-      <w:r>
-        <w:rPr>
-          <w:sz w:val="18"/>
-          <w:szCs w:val="18"/>
-          <w:lang w:val="ru-RU"/>
-        </w:rPr>
-        <w:t>из проблемы</w:t>
-      </w:r>
-      <w:proofErr w:type="gramEnd"/>
-      <w:r>
-        <w:rPr>
-          <w:sz w:val="18"/>
-          <w:szCs w:val="18"/>
-          <w:lang w:val="ru-RU"/>
-        </w:rPr>
-        <w:t xml:space="preserve"> описанной на следующем слайде</w:t>
+        <w:t>актуальность следует из проблемы описанной на следующем слайде</w:t>
       </w:r>
       <w:r>
         <w:rPr>
@@ -853,49 +785,21 @@
           <w:between w:val="nil"/>
         </w:pBdr>
         <w:spacing w:line="240" w:lineRule="auto"/>
-        <w:ind w:left="-1134" w:right="-1177"/>
-        <w:jc w:val="both"/>
-        <w:rPr>
-          <w:sz w:val="18"/>
-          <w:szCs w:val="18"/>
-          <w:lang w:val="ru-RU"/>
-        </w:rPr>
-      </w:pPr>
-      <w:proofErr w:type="gramStart"/>
-      <w:r>
-        <w:rPr>
-          <w:sz w:val="18"/>
-          <w:szCs w:val="18"/>
-          <w:lang w:val="ru-RU"/>
-        </w:rPr>
-        <w:t>Система</w:t>
-      </w:r>
-      <w:proofErr w:type="gramEnd"/>
-      <w:r>
-        <w:rPr>
-          <w:sz w:val="18"/>
-          <w:szCs w:val="18"/>
-          <w:lang w:val="ru-RU"/>
-        </w:rPr>
-        <w:t xml:space="preserve"> рассмотренная в рамках текущей работы будет использоваться как один из блоков </w:t>
-      </w:r>
-      <w:proofErr w:type="spellStart"/>
-      <w:r>
-        <w:rPr>
-          <w:sz w:val="18"/>
-          <w:szCs w:val="18"/>
-          <w:lang w:val="ru-RU"/>
-        </w:rPr>
-        <w:t>валидации</w:t>
-      </w:r>
-      <w:proofErr w:type="spellEnd"/>
-      <w:r>
-        <w:rPr>
-          <w:sz w:val="18"/>
-          <w:szCs w:val="18"/>
-          <w:lang w:val="ru-RU"/>
-        </w:rPr>
-        <w:t xml:space="preserve"> модели.</w:t>
+        <w:ind w:left="-1134" w:right="-469"/>
+        <w:jc w:val="both"/>
+        <w:rPr>
+          <w:sz w:val="18"/>
+          <w:szCs w:val="18"/>
+          <w:lang w:val="ru-RU"/>
+        </w:rPr>
+      </w:pPr>
+      <w:r>
+        <w:rPr>
+          <w:sz w:val="18"/>
+          <w:szCs w:val="18"/>
+          <w:lang w:val="ru-RU"/>
+        </w:rPr>
+        <w:t>Система рассмотренная в рамках текущей работы будет использоваться как один из блоков валидации модели.</w:t>
       </w:r>
     </w:p>
     <w:p>
@@ -908,7 +812,7 @@
           <w:between w:val="nil"/>
         </w:pBdr>
         <w:spacing w:line="240" w:lineRule="auto"/>
-        <w:ind w:left="-1134" w:right="-1177"/>
+        <w:ind w:left="-1134" w:right="-469"/>
         <w:jc w:val="both"/>
         <w:rPr>
           <w:b/>
@@ -945,7 +849,7 @@
           <w:between w:val="nil"/>
         </w:pBdr>
         <w:spacing w:line="240" w:lineRule="auto"/>
-        <w:ind w:left="-1134" w:right="-1177"/>
+        <w:ind w:left="-1134" w:right="-469"/>
         <w:jc w:val="both"/>
       </w:pPr>
       <w:r>
@@ -967,7 +871,7 @@
           <w:between w:val="nil"/>
         </w:pBdr>
         <w:spacing w:line="240" w:lineRule="auto"/>
-        <w:ind w:left="-1134" w:right="-1177"/>
+        <w:ind w:left="-1134" w:right="-469"/>
         <w:jc w:val="both"/>
         <w:rPr>
           <w:b/>
@@ -1024,25 +928,7 @@
           <w:szCs w:val="18"/>
           <w:lang w:val="ru-RU"/>
         </w:rPr>
-        <w:t xml:space="preserve"> сейчас в </w:t>
-      </w:r>
-      <w:proofErr w:type="spellStart"/>
-      <w:r>
-        <w:rPr>
-          <w:sz w:val="18"/>
-          <w:szCs w:val="18"/>
-          <w:lang w:val="ru-RU"/>
-        </w:rPr>
-        <w:t>россии</w:t>
-      </w:r>
-      <w:proofErr w:type="spellEnd"/>
-      <w:r>
-        <w:rPr>
-          <w:sz w:val="18"/>
-          <w:szCs w:val="18"/>
-          <w:lang w:val="ru-RU"/>
-        </w:rPr>
-        <w:t xml:space="preserve"> самым распространенным типом «умных» светофоров является</w:t>
+        <w:t xml:space="preserve"> сейчас в россии самым распространенным типом «умных» светофоров является</w:t>
       </w:r>
       <w:r>
         <w:rPr>
@@ -1120,7 +1006,7 @@
           <w:between w:val="nil"/>
         </w:pBdr>
         <w:spacing w:line="240" w:lineRule="auto"/>
-        <w:ind w:left="-1134" w:right="-1177"/>
+        <w:ind w:left="-1134" w:right="-469"/>
         <w:jc w:val="both"/>
         <w:rPr>
           <w:sz w:val="18"/>
@@ -1158,43 +1044,7 @@
           <w:szCs w:val="18"/>
           <w:lang w:val="ru-RU"/>
         </w:rPr>
-        <w:t xml:space="preserve">в 2023 году в немецком </w:t>
-      </w:r>
-      <w:proofErr w:type="spellStart"/>
-      <w:r>
-        <w:rPr>
-          <w:sz w:val="18"/>
-          <w:szCs w:val="18"/>
-          <w:lang w:val="ru-RU"/>
-        </w:rPr>
-        <w:t>горде</w:t>
-      </w:r>
-      <w:proofErr w:type="spellEnd"/>
-      <w:r>
-        <w:rPr>
-          <w:sz w:val="18"/>
-          <w:szCs w:val="18"/>
-          <w:lang w:val="ru-RU"/>
-        </w:rPr>
-        <w:t xml:space="preserve"> </w:t>
-      </w:r>
-      <w:proofErr w:type="spellStart"/>
-      <w:r>
-        <w:rPr>
-          <w:sz w:val="18"/>
-          <w:szCs w:val="18"/>
-          <w:lang w:val="ru-RU"/>
-        </w:rPr>
-        <w:t>Лемго</w:t>
-      </w:r>
-      <w:proofErr w:type="spellEnd"/>
-      <w:r>
-        <w:rPr>
-          <w:sz w:val="18"/>
-          <w:szCs w:val="18"/>
-          <w:lang w:val="ru-RU"/>
-        </w:rPr>
-        <w:t xml:space="preserve"> проект KI4LSA установил светофоры</w:t>
+        <w:t>в 2023 году в немецком горде Лемго проект KI4LSA установил светофоры</w:t>
       </w:r>
       <w:r>
         <w:rPr>
@@ -1229,7 +1079,7 @@
           <w:between w:val="nil"/>
         </w:pBdr>
         <w:spacing w:line="240" w:lineRule="auto"/>
-        <w:ind w:left="-1134" w:right="-1177"/>
+        <w:ind w:left="-1134" w:right="-469"/>
         <w:jc w:val="both"/>
         <w:rPr>
           <w:b/>
@@ -1274,7 +1124,7 @@
           <w:between w:val="nil"/>
         </w:pBdr>
         <w:spacing w:line="240" w:lineRule="auto"/>
-        <w:ind w:left="-1134" w:right="-1177"/>
+        <w:ind w:left="-1134" w:right="-469"/>
         <w:jc w:val="both"/>
         <w:rPr>
           <w:rFonts w:ascii="Google Sans" w:hAnsi="Google Sans"/>
@@ -1290,7 +1140,6 @@
         </w:rPr>
         <w:t xml:space="preserve">Для </w:t>
       </w:r>
-      <w:proofErr w:type="spellStart"/>
       <w:r>
         <w:rPr>
           <w:sz w:val="18"/>
@@ -1299,7 +1148,6 @@
         </w:rPr>
         <w:t>BaseLine</w:t>
       </w:r>
-      <w:proofErr w:type="spellEnd"/>
       <w:r>
         <w:rPr>
           <w:sz w:val="18"/>
@@ -1314,16 +1162,7 @@
           <w:szCs w:val="18"/>
           <w:lang w:val="ru-RU"/>
         </w:rPr>
-        <w:t xml:space="preserve">была выбрана архитектура, разработанная в 2024 </w:t>
-      </w:r>
-      <w:proofErr w:type="gramStart"/>
-      <w:r>
-        <w:rPr>
-          <w:sz w:val="18"/>
-          <w:szCs w:val="18"/>
-          <w:lang w:val="ru-RU"/>
-        </w:rPr>
-        <w:t xml:space="preserve">году </w:t>
+        <w:t xml:space="preserve">была выбрана архитектура, разработанная в 2024 году </w:t>
       </w:r>
       <w:r>
         <w:rPr>
@@ -1333,14 +1172,12 @@
         </w:rPr>
         <w:t xml:space="preserve"> </w:t>
       </w:r>
-      <w:proofErr w:type="spellStart"/>
       <w:r>
         <w:rPr>
           <w:color w:val="000000" w:themeColor="text1"/>
         </w:rPr>
         <w:t>Старши</w:t>
       </w:r>
-      <w:proofErr w:type="spellEnd"/>
       <w:r>
         <w:rPr>
           <w:color w:val="000000" w:themeColor="text1"/>
@@ -1348,28 +1185,18 @@
         </w:rPr>
         <w:t>ми</w:t>
       </w:r>
-      <w:proofErr w:type="gramEnd"/>
       <w:r>
         <w:rPr>
           <w:color w:val="000000" w:themeColor="text1"/>
         </w:rPr>
         <w:t xml:space="preserve"> член</w:t>
       </w:r>
-      <w:proofErr w:type="spellStart"/>
       <w:r>
         <w:rPr>
           <w:color w:val="000000" w:themeColor="text1"/>
           <w:lang w:val="ru-RU"/>
         </w:rPr>
-        <w:t>ами</w:t>
-      </w:r>
-      <w:proofErr w:type="spellEnd"/>
-      <w:r>
-        <w:rPr>
-          <w:color w:val="000000" w:themeColor="text1"/>
-          <w:lang w:val="ru-RU"/>
-        </w:rPr>
-        <w:t xml:space="preserve"> </w:t>
+        <w:t xml:space="preserve">ами </w:t>
       </w:r>
       <w:r>
         <w:rPr>
@@ -1407,7 +1234,7 @@
           <w:between w:val="nil"/>
         </w:pBdr>
         <w:spacing w:line="240" w:lineRule="auto"/>
-        <w:ind w:left="-1134" w:right="-1177"/>
+        <w:ind w:left="-1134" w:right="-469"/>
         <w:jc w:val="both"/>
         <w:rPr>
           <w:rFonts w:ascii="Google Sans" w:hAnsi="Google Sans"/>
@@ -1432,27 +1259,7 @@
           <w:shd w:val="clear" w:color="auto" w:fill="FFFFFF"/>
           <w:lang w:val="ru-RU"/>
         </w:rPr>
-        <w:t xml:space="preserve">Описать суть работы </w:t>
-      </w:r>
-      <w:proofErr w:type="spellStart"/>
-      <w:r>
-        <w:rPr>
-          <w:rFonts w:ascii="Google Sans" w:hAnsi="Google Sans"/>
-          <w:color w:val="001D35"/>
-          <w:shd w:val="clear" w:color="auto" w:fill="FFFFFF"/>
-          <w:lang w:val="ru-RU"/>
-        </w:rPr>
-        <w:t>опирясь</w:t>
-      </w:r>
-      <w:proofErr w:type="spellEnd"/>
-      <w:r>
-        <w:rPr>
-          <w:rFonts w:ascii="Google Sans" w:hAnsi="Google Sans"/>
-          <w:color w:val="001D35"/>
-          <w:shd w:val="clear" w:color="auto" w:fill="FFFFFF"/>
-          <w:lang w:val="ru-RU"/>
-        </w:rPr>
-        <w:t xml:space="preserve"> на картинку</w:t>
+        <w:t>Описать суть работы опирясь на картинку</w:t>
       </w:r>
       <w:r>
         <w:rPr>
@@ -1474,7 +1281,7 @@
           <w:between w:val="nil"/>
         </w:pBdr>
         <w:spacing w:line="240" w:lineRule="auto"/>
-        <w:ind w:left="-1134" w:right="-1177"/>
+        <w:ind w:left="-1134" w:right="-469"/>
         <w:jc w:val="both"/>
         <w:rPr>
           <w:b/>
@@ -1511,39 +1318,21 @@
           <w:between w:val="nil"/>
         </w:pBdr>
         <w:spacing w:line="240" w:lineRule="auto"/>
-        <w:ind w:left="-1134" w:right="-1177"/>
-        <w:jc w:val="both"/>
-        <w:rPr>
-          <w:sz w:val="18"/>
-          <w:szCs w:val="18"/>
-          <w:lang w:val="ru-RU"/>
-        </w:rPr>
-      </w:pPr>
-      <w:r>
-        <w:rPr>
-          <w:sz w:val="18"/>
-          <w:szCs w:val="18"/>
-          <w:lang w:val="ru-RU"/>
-        </w:rPr>
-        <w:t xml:space="preserve">На основе представленной на предыдущем слайде архитектуры для дипломной работы будет </w:t>
-      </w:r>
-      <w:proofErr w:type="spellStart"/>
-      <w:r>
-        <w:rPr>
-          <w:sz w:val="18"/>
-          <w:szCs w:val="18"/>
-          <w:lang w:val="ru-RU"/>
-        </w:rPr>
-        <w:t>будет</w:t>
-      </w:r>
-      <w:proofErr w:type="spellEnd"/>
-      <w:r>
-        <w:rPr>
-          <w:sz w:val="18"/>
-          <w:szCs w:val="18"/>
-          <w:lang w:val="ru-RU"/>
-        </w:rPr>
-        <w:t xml:space="preserve"> модифицирована</w:t>
+        <w:ind w:left="-1134" w:right="-469"/>
+        <w:jc w:val="both"/>
+        <w:rPr>
+          <w:sz w:val="18"/>
+          <w:szCs w:val="18"/>
+          <w:lang w:val="ru-RU"/>
+        </w:rPr>
+      </w:pPr>
+      <w:r>
+        <w:rPr>
+          <w:sz w:val="18"/>
+          <w:szCs w:val="18"/>
+          <w:lang w:val="ru-RU"/>
+        </w:rPr>
+        <w:t>На основе представленной на предыдущем слайде архитектуры для дипломной работы будет будет модифицирована</w:t>
       </w:r>
       <w:r>
         <w:rPr>
@@ -1559,31 +1348,13 @@
           <w:szCs w:val="18"/>
           <w:lang w:val="ru-RU"/>
         </w:rPr>
-        <w:t xml:space="preserve">путем замены алгоритма для переключения светофора </w:t>
-      </w:r>
-      <w:proofErr w:type="spellStart"/>
-      <w:r>
-        <w:rPr>
-          <w:sz w:val="18"/>
-          <w:szCs w:val="18"/>
-          <w:lang w:val="ru-RU"/>
-        </w:rPr>
-        <w:t>флгоритмом</w:t>
-      </w:r>
-      <w:proofErr w:type="spellEnd"/>
-      <w:r>
-        <w:rPr>
-          <w:sz w:val="18"/>
-          <w:szCs w:val="18"/>
-          <w:lang w:val="ru-RU"/>
-        </w:rPr>
-        <w:t xml:space="preserve"> для предсказания дорожной ситуации</w:t>
-      </w:r>
-    </w:p>
-    <w:p>
-      <w:pPr>
-        <w:spacing w:line="240" w:lineRule="auto"/>
-        <w:ind w:left="-1134" w:right="-1177"/>
+        <w:t>путем замены алгоритма для переключения светофора флгоритмом для предсказания дорожной ситуации</w:t>
+      </w:r>
+    </w:p>
+    <w:p>
+      <w:pPr>
+        <w:spacing w:line="240" w:lineRule="auto"/>
+        <w:ind w:left="-1134" w:right="-469"/>
         <w:jc w:val="both"/>
         <w:rPr>
           <w:b/>
@@ -1613,7 +1384,7 @@
     <w:p>
       <w:pPr>
         <w:spacing w:line="240" w:lineRule="auto"/>
-        <w:ind w:left="-1134" w:right="-1177"/>
+        <w:ind w:left="-1134" w:right="-469"/>
         <w:jc w:val="both"/>
         <w:rPr>
           <w:sz w:val="18"/>
@@ -1679,125 +1450,59 @@
         </w:rPr>
         <w:br/>
       </w:r>
-      <w:proofErr w:type="spellStart"/>
-      <w:r>
-        <w:rPr>
-          <w:sz w:val="18"/>
-          <w:szCs w:val="18"/>
-          <w:lang w:val="ru-RU"/>
-        </w:rPr>
-        <w:t>Backbone</w:t>
-      </w:r>
-      <w:proofErr w:type="spellEnd"/>
-      <w:r>
-        <w:rPr>
-          <w:sz w:val="18"/>
-          <w:szCs w:val="18"/>
-          <w:lang w:val="ru-RU"/>
-        </w:rPr>
-        <w:t xml:space="preserve"> часть извлекает из изображения полезные признаки на основе эффективного “</w:t>
-      </w:r>
-      <w:proofErr w:type="spellStart"/>
-      <w:r>
-        <w:rPr>
-          <w:sz w:val="18"/>
-          <w:szCs w:val="18"/>
-          <w:lang w:val="ru-RU"/>
-        </w:rPr>
-        <w:t>bottleneck-based</w:t>
-      </w:r>
-      <w:proofErr w:type="spellEnd"/>
-      <w:r>
-        <w:rPr>
-          <w:sz w:val="18"/>
-          <w:szCs w:val="18"/>
-          <w:lang w:val="ru-RU"/>
-        </w:rPr>
-        <w:t>” алгоритма.</w:t>
-      </w:r>
-    </w:p>
-    <w:p>
-      <w:pPr>
-        <w:spacing w:line="240" w:lineRule="auto"/>
-        <w:ind w:left="-1134" w:right="-1177"/>
-        <w:jc w:val="both"/>
-        <w:rPr>
-          <w:sz w:val="18"/>
-          <w:szCs w:val="18"/>
-          <w:lang w:val="ru-RU"/>
-        </w:rPr>
-      </w:pPr>
-      <w:proofErr w:type="spellStart"/>
-      <w:r>
-        <w:rPr>
-          <w:sz w:val="18"/>
-          <w:szCs w:val="18"/>
-          <w:lang w:val="ru-RU"/>
-        </w:rPr>
-        <w:t>Neck</w:t>
-      </w:r>
-      <w:proofErr w:type="spellEnd"/>
-      <w:r>
-        <w:rPr>
-          <w:sz w:val="18"/>
-          <w:szCs w:val="18"/>
-          <w:lang w:val="ru-RU"/>
-        </w:rPr>
-        <w:t xml:space="preserve"> – обрабатывает выходные данные </w:t>
-      </w:r>
-      <w:proofErr w:type="spellStart"/>
-      <w:r>
-        <w:rPr>
-          <w:sz w:val="18"/>
-          <w:szCs w:val="18"/>
-          <w:lang w:val="ru-RU"/>
-        </w:rPr>
-        <w:t>Backbone</w:t>
-      </w:r>
-      <w:proofErr w:type="spellEnd"/>
-      <w:r>
-        <w:rPr>
-          <w:sz w:val="18"/>
-          <w:szCs w:val="18"/>
-          <w:lang w:val="ru-RU"/>
-        </w:rPr>
-        <w:t xml:space="preserve"> и передает полученные признаки головной части</w:t>
-      </w:r>
-    </w:p>
-    <w:p>
-      <w:pPr>
-        <w:spacing w:line="240" w:lineRule="auto"/>
-        <w:ind w:left="-1134" w:right="-1177"/>
-        <w:jc w:val="both"/>
-        <w:rPr>
-          <w:sz w:val="18"/>
-          <w:szCs w:val="18"/>
-          <w:lang w:val="ru-RU"/>
-        </w:rPr>
-      </w:pPr>
-      <w:proofErr w:type="spellStart"/>
-      <w:r>
-        <w:rPr>
-          <w:sz w:val="18"/>
-          <w:szCs w:val="18"/>
-          <w:lang w:val="ru-RU"/>
-        </w:rPr>
-        <w:t>Head</w:t>
-      </w:r>
-      <w:proofErr w:type="spellEnd"/>
-      <w:r>
-        <w:rPr>
-          <w:sz w:val="18"/>
-          <w:szCs w:val="18"/>
-          <w:lang w:val="ru-RU"/>
-        </w:rPr>
-        <w:t xml:space="preserve"> (головная) часть, работает исходя из поставленной задачи:</w:t>
-      </w:r>
-    </w:p>
-    <w:p>
-      <w:pPr>
-        <w:spacing w:line="240" w:lineRule="auto"/>
-        <w:ind w:left="-1134" w:right="-1177"/>
+      <w:r>
+        <w:rPr>
+          <w:sz w:val="18"/>
+          <w:szCs w:val="18"/>
+          <w:lang w:val="ru-RU"/>
+        </w:rPr>
+        <w:t>Backbone часть извлекает из изображения полезные признаки на основе эффективного “bottleneck-based” алгоритма.</w:t>
+      </w:r>
+    </w:p>
+    <w:p>
+      <w:pPr>
+        <w:spacing w:line="240" w:lineRule="auto"/>
+        <w:ind w:left="-1134" w:right="-469"/>
+        <w:jc w:val="both"/>
+        <w:rPr>
+          <w:sz w:val="18"/>
+          <w:szCs w:val="18"/>
+          <w:lang w:val="ru-RU"/>
+        </w:rPr>
+      </w:pPr>
+      <w:r>
+        <w:rPr>
+          <w:sz w:val="18"/>
+          <w:szCs w:val="18"/>
+          <w:lang w:val="ru-RU"/>
+        </w:rPr>
+        <w:t>Neck – обрабатывает выходные данные Backbone и передает полученные признаки головной части</w:t>
+      </w:r>
+    </w:p>
+    <w:p>
+      <w:pPr>
+        <w:spacing w:line="240" w:lineRule="auto"/>
+        <w:ind w:left="-1134" w:right="-469"/>
+        <w:jc w:val="both"/>
+        <w:rPr>
+          <w:sz w:val="18"/>
+          <w:szCs w:val="18"/>
+          <w:lang w:val="ru-RU"/>
+        </w:rPr>
+      </w:pPr>
+      <w:r>
+        <w:rPr>
+          <w:sz w:val="18"/>
+          <w:szCs w:val="18"/>
+          <w:lang w:val="ru-RU"/>
+        </w:rPr>
+        <w:t>Head (головная) часть, работает исходя из поставленной задачи:</w:t>
+      </w:r>
+    </w:p>
+    <w:p>
+      <w:pPr>
+        <w:spacing w:line="240" w:lineRule="auto"/>
+        <w:ind w:left="-1134" w:right="-469"/>
         <w:jc w:val="both"/>
         <w:rPr>
           <w:sz w:val="18"/>
@@ -1825,7 +1530,7 @@
     <w:p>
       <w:pPr>
         <w:spacing w:line="240" w:lineRule="auto"/>
-        <w:ind w:left="-1134" w:right="-1177"/>
+        <w:ind w:left="-1134" w:right="-469"/>
         <w:jc w:val="both"/>
         <w:rPr>
           <w:sz w:val="18"/>
@@ -1853,7 +1558,7 @@
     <w:p>
       <w:pPr>
         <w:spacing w:line="240" w:lineRule="auto"/>
-        <w:ind w:left="-1134" w:right="-1177"/>
+        <w:ind w:left="-1134" w:right="-469"/>
         <w:jc w:val="both"/>
         <w:rPr>
           <w:sz w:val="18"/>
@@ -1881,7 +1586,7 @@
     <w:p>
       <w:pPr>
         <w:spacing w:line="240" w:lineRule="auto"/>
-        <w:ind w:left="-1134" w:right="-1177"/>
+        <w:ind w:left="-1134" w:right="-469"/>
         <w:jc w:val="both"/>
         <w:rPr>
           <w:sz w:val="18"/>
@@ -1909,7 +1614,7 @@
     <w:p>
       <w:pPr>
         <w:spacing w:line="240" w:lineRule="auto"/>
-        <w:ind w:left="-1134" w:right="-1177" w:firstLine="1134"/>
+        <w:ind w:left="-1134" w:right="-469" w:firstLine="1134"/>
         <w:jc w:val="both"/>
       </w:pPr>
       <w:r>
@@ -1931,15 +1636,7 @@
         <w:t xml:space="preserve"> </w:t>
       </w:r>
       <w:r>
-        <w:t xml:space="preserve">слой представляет из себя два </w:t>
-      </w:r>
-      <w:proofErr w:type="spellStart"/>
-      <w:r>
-        <w:t>сверточных</w:t>
-      </w:r>
-      <w:proofErr w:type="spellEnd"/>
-      <w:r>
-        <w:t xml:space="preserve"> блока, соединенных последовательно с функцией конкатенации, если параметр </w:t>
+        <w:t xml:space="preserve">слой представляет из себя два сверточных блока, соединенных последовательно с функцией конкатенации, если параметр </w:t>
       </w:r>
       <w:r>
         <w:rPr>
@@ -1960,21 +1657,13 @@
         <w:t xml:space="preserve">, </w:t>
       </w:r>
       <w:r>
-        <w:t xml:space="preserve">входные параметры объединяются с выходными параметрами второго </w:t>
-      </w:r>
-      <w:proofErr w:type="spellStart"/>
-      <w:r>
-        <w:t>сверточного</w:t>
-      </w:r>
-      <w:proofErr w:type="spellEnd"/>
-      <w:r>
-        <w:t xml:space="preserve"> слоя. Такая структура повышает эффективность и процесс обучения</w:t>
-      </w:r>
-    </w:p>
-    <w:p>
-      <w:pPr>
-        <w:spacing w:line="240" w:lineRule="auto"/>
-        <w:ind w:right="-1177"/>
+        <w:t>входные параметры объединяются с выходными параметрами второго сверточного слоя. Такая структура повышает эффективность и процесс обучения</w:t>
+      </w:r>
+    </w:p>
+    <w:p>
+      <w:pPr>
+        <w:spacing w:line="240" w:lineRule="auto"/>
+        <w:ind w:right="-469"/>
         <w:jc w:val="both"/>
         <w:rPr>
           <w:b/>
@@ -1993,7 +1682,7 @@
           <w:between w:val="nil"/>
         </w:pBdr>
         <w:spacing w:line="240" w:lineRule="auto"/>
-        <w:ind w:left="-1134" w:right="-1177"/>
+        <w:ind w:left="-1134" w:right="-469"/>
         <w:jc w:val="both"/>
         <w:rPr>
           <w:sz w:val="18"/>
@@ -2044,7 +1733,7 @@
     <w:p>
       <w:pPr>
         <w:spacing w:line="240" w:lineRule="auto"/>
-        <w:ind w:left="-1134" w:right="-1177"/>
+        <w:ind w:left="-1134" w:right="-469"/>
         <w:jc w:val="both"/>
         <w:rPr>
           <w:sz w:val="18"/>
@@ -2064,7 +1753,7 @@
     <w:p>
       <w:pPr>
         <w:spacing w:line="240" w:lineRule="auto"/>
-        <w:ind w:left="-1134" w:right="-1177"/>
+        <w:ind w:left="-1134" w:right="-469"/>
         <w:jc w:val="both"/>
         <w:rPr>
           <w:sz w:val="18"/>
@@ -2084,107 +1773,35 @@
     <w:p>
       <w:pPr>
         <w:spacing w:line="240" w:lineRule="auto"/>
-        <w:ind w:left="-1134" w:right="-1177"/>
-        <w:jc w:val="both"/>
-        <w:rPr>
-          <w:sz w:val="18"/>
-          <w:szCs w:val="18"/>
-          <w:lang w:val="ru-RU"/>
-        </w:rPr>
-      </w:pPr>
-      <w:r>
-        <w:rPr>
-          <w:sz w:val="18"/>
-          <w:szCs w:val="18"/>
-          <w:lang w:val="ru-RU"/>
-        </w:rPr>
-        <w:t xml:space="preserve">• Написание кода </w:t>
-      </w:r>
-      <w:proofErr w:type="gramStart"/>
-      <w:r>
-        <w:rPr>
-          <w:sz w:val="18"/>
-          <w:szCs w:val="18"/>
-          <w:lang w:val="ru-RU"/>
-        </w:rPr>
-        <w:t>происходило  с</w:t>
-      </w:r>
-      <w:proofErr w:type="gramEnd"/>
-      <w:r>
-        <w:rPr>
-          <w:sz w:val="18"/>
-          <w:szCs w:val="18"/>
-          <w:lang w:val="ru-RU"/>
-        </w:rPr>
-        <w:t xml:space="preserve"> использованием</w:t>
-      </w:r>
-      <w:r>
-        <w:rPr>
-          <w:sz w:val="18"/>
-          <w:szCs w:val="18"/>
-          <w:lang w:val="ru-RU"/>
-        </w:rPr>
-        <w:t xml:space="preserve"> </w:t>
-      </w:r>
-      <w:proofErr w:type="spellStart"/>
-      <w:r>
-        <w:rPr>
-          <w:sz w:val="18"/>
-          <w:szCs w:val="18"/>
-          <w:lang w:val="ru-RU"/>
-        </w:rPr>
-        <w:t>Jupiter</w:t>
-      </w:r>
-      <w:proofErr w:type="spellEnd"/>
-      <w:r>
-        <w:rPr>
-          <w:sz w:val="18"/>
-          <w:szCs w:val="18"/>
-          <w:lang w:val="ru-RU"/>
-        </w:rPr>
-        <w:t xml:space="preserve"> </w:t>
-      </w:r>
-      <w:proofErr w:type="spellStart"/>
-      <w:r>
-        <w:rPr>
-          <w:sz w:val="18"/>
-          <w:szCs w:val="18"/>
-          <w:lang w:val="ru-RU"/>
-        </w:rPr>
-        <w:t>Notebook</w:t>
-      </w:r>
-      <w:proofErr w:type="spellEnd"/>
-      <w:r>
-        <w:rPr>
-          <w:sz w:val="18"/>
-          <w:szCs w:val="18"/>
-          <w:lang w:val="ru-RU"/>
-        </w:rPr>
-        <w:t xml:space="preserve">, для написания кода на </w:t>
-      </w:r>
-      <w:proofErr w:type="spellStart"/>
-      <w:r>
-        <w:rPr>
-          <w:sz w:val="18"/>
-          <w:szCs w:val="18"/>
-          <w:lang w:val="ru-RU"/>
-        </w:rPr>
-        <w:t>python</w:t>
-      </w:r>
-      <w:proofErr w:type="spellEnd"/>
-      <w:r>
-        <w:rPr>
-          <w:sz w:val="18"/>
-          <w:szCs w:val="18"/>
-          <w:lang w:val="ru-RU"/>
-        </w:rPr>
-        <w:t>.</w:t>
-      </w:r>
-    </w:p>
-    <w:p>
-      <w:pPr>
-        <w:spacing w:line="240" w:lineRule="auto"/>
-        <w:ind w:left="-1134" w:right="-1177"/>
+        <w:ind w:left="-1134" w:right="-469"/>
+        <w:jc w:val="both"/>
+        <w:rPr>
+          <w:sz w:val="18"/>
+          <w:szCs w:val="18"/>
+          <w:lang w:val="ru-RU"/>
+        </w:rPr>
+      </w:pPr>
+      <w:r>
+        <w:rPr>
+          <w:sz w:val="18"/>
+          <w:szCs w:val="18"/>
+          <w:lang w:val="ru-RU"/>
+        </w:rPr>
+        <w:t>• Написание кода происходило  с использованием</w:t>
+      </w:r>
+      <w:r>
+        <w:rPr>
+          <w:sz w:val="18"/>
+          <w:szCs w:val="18"/>
+          <w:lang w:val="ru-RU"/>
+        </w:rPr>
+        <w:t xml:space="preserve"> Jupiter Notebook, для написания кода на python.</w:t>
+      </w:r>
+    </w:p>
+    <w:p>
+      <w:pPr>
+        <w:spacing w:line="240" w:lineRule="auto"/>
+        <w:ind w:left="-1134" w:right="-469"/>
         <w:jc w:val="both"/>
         <w:rPr>
           <w:lang w:val="ru-RU"/>
@@ -2220,42 +1837,24 @@
         </w:rPr>
         <w:t>-</w:t>
       </w:r>
-      <w:proofErr w:type="spellStart"/>
       <w:r>
         <w:rPr>
           <w:lang w:val="en-US"/>
         </w:rPr>
         <w:t>seg</w:t>
       </w:r>
-      <w:proofErr w:type="spellEnd"/>
-      <w:r>
-        <w:rPr>
-          <w:lang w:val="ru-RU"/>
-        </w:rPr>
-        <w:t xml:space="preserve">, для разметки </w:t>
-      </w:r>
-      <w:proofErr w:type="spellStart"/>
-      <w:r>
-        <w:rPr>
-          <w:lang w:val="ru-RU"/>
-        </w:rPr>
-        <w:t>датасета</w:t>
-      </w:r>
-      <w:proofErr w:type="spellEnd"/>
-      <w:r>
-        <w:rPr>
-          <w:lang w:val="ru-RU"/>
-        </w:rPr>
-        <w:t xml:space="preserve"> использовался облачный сервис </w:t>
-      </w:r>
-      <w:proofErr w:type="spellStart"/>
+      <w:r>
+        <w:rPr>
+          <w:lang w:val="ru-RU"/>
+        </w:rPr>
+        <w:t xml:space="preserve">, для разметки датасета использовался облачный сервис </w:t>
+      </w:r>
       <w:r>
         <w:rPr>
           <w:lang w:val="en-US"/>
         </w:rPr>
         <w:t>Roboflow</w:t>
       </w:r>
-      <w:proofErr w:type="spellEnd"/>
     </w:p>
     <w:p>
       <w:pPr>
@@ -2267,7 +1866,7 @@
           <w:between w:val="nil"/>
         </w:pBdr>
         <w:spacing w:line="240" w:lineRule="auto"/>
-        <w:ind w:left="-1134" w:right="-1177"/>
+        <w:ind w:left="-1134" w:right="-469"/>
         <w:jc w:val="both"/>
         <w:rPr>
           <w:sz w:val="18"/>
@@ -2318,40 +1917,23 @@
     <w:p>
       <w:pPr>
         <w:spacing w:line="240" w:lineRule="auto"/>
-        <w:ind w:left="-1134" w:right="-1177"/>
-        <w:jc w:val="both"/>
-        <w:rPr>
-          <w:b/>
-          <w:sz w:val="24"/>
-          <w:szCs w:val="24"/>
-          <w:lang w:val="ru-RU"/>
-        </w:rPr>
-      </w:pPr>
-      <w:r>
-        <w:rPr>
-          <w:b/>
-          <w:sz w:val="24"/>
-          <w:szCs w:val="24"/>
-        </w:rPr>
-        <w:t xml:space="preserve">Для создания </w:t>
-      </w:r>
-      <w:proofErr w:type="spellStart"/>
-      <w:r>
-        <w:rPr>
-          <w:b/>
-          <w:sz w:val="24"/>
-          <w:szCs w:val="24"/>
-        </w:rPr>
-        <w:t>датасета</w:t>
-      </w:r>
-      <w:proofErr w:type="spellEnd"/>
-      <w:r>
-        <w:rPr>
-          <w:b/>
-          <w:sz w:val="24"/>
-          <w:szCs w:val="24"/>
-        </w:rPr>
-        <w:t xml:space="preserve"> использо</w:t>
+        <w:ind w:left="-1134" w:right="-469"/>
+        <w:jc w:val="both"/>
+        <w:rPr>
+          <w:b/>
+          <w:sz w:val="24"/>
+          <w:szCs w:val="24"/>
+          <w:lang w:val="ru-RU"/>
+        </w:rPr>
+      </w:pPr>
+      <w:r>
+        <w:rPr>
+          <w:b/>
+          <w:sz w:val="24"/>
+          <w:szCs w:val="24"/>
+        </w:rPr>
+        <w:lastRenderedPageBreak/>
+        <w:t>Для создания датасета использо</w:t>
       </w:r>
       <w:r>
         <w:rPr>
@@ -2376,16 +1958,7 @@
           <w:color w:val="001D35"/>
           <w:shd w:val="clear" w:color="auto" w:fill="FFFFFF"/>
         </w:rPr>
-        <w:t xml:space="preserve">добавление контуров объектов на </w:t>
-      </w:r>
-      <w:proofErr w:type="gramStart"/>
-      <w:r>
-        <w:rPr>
-          <w:rFonts w:ascii="Google Sans" w:hAnsi="Google Sans"/>
-          <w:color w:val="001D35"/>
-          <w:shd w:val="clear" w:color="auto" w:fill="FFFFFF"/>
-        </w:rPr>
-        <w:t>изображении</w:t>
+        <w:t>добавление контуров объектов на изображении</w:t>
       </w:r>
       <w:r>
         <w:rPr>
@@ -2403,97 +1976,26 @@
           <w:szCs w:val="24"/>
           <w:lang w:val="ru-RU"/>
         </w:rPr>
-        <w:t>)</w:t>
-      </w:r>
-      <w:proofErr w:type="gramEnd"/>
-      <w:r>
-        <w:rPr>
-          <w:b/>
-          <w:sz w:val="24"/>
-          <w:szCs w:val="24"/>
-          <w:lang w:val="ru-RU"/>
-        </w:rPr>
-        <w:t xml:space="preserve"> и процесса аугментации, путем </w:t>
-      </w:r>
-      <w:proofErr w:type="spellStart"/>
-      <w:r>
-        <w:rPr>
-          <w:b/>
-          <w:sz w:val="24"/>
-          <w:szCs w:val="24"/>
-          <w:lang w:val="ru-RU"/>
-        </w:rPr>
-        <w:t>ддобавления</w:t>
-      </w:r>
-      <w:proofErr w:type="spellEnd"/>
-      <w:r>
-        <w:rPr>
-          <w:b/>
-          <w:sz w:val="24"/>
-          <w:szCs w:val="24"/>
-          <w:lang w:val="ru-RU"/>
-        </w:rPr>
-        <w:t xml:space="preserve"> шумов и поворотов картинок, по результату разметки </w:t>
-      </w:r>
-      <w:proofErr w:type="spellStart"/>
-      <w:r>
-        <w:rPr>
-          <w:b/>
-          <w:sz w:val="24"/>
-          <w:szCs w:val="24"/>
-          <w:lang w:val="ru-RU"/>
-        </w:rPr>
-        <w:lastRenderedPageBreak/>
-        <w:t>датасет</w:t>
-      </w:r>
-      <w:proofErr w:type="spellEnd"/>
-      <w:r>
-        <w:rPr>
-          <w:b/>
-          <w:sz w:val="24"/>
-          <w:szCs w:val="24"/>
-          <w:lang w:val="ru-RU"/>
-        </w:rPr>
-        <w:t xml:space="preserve"> состоял из 58 изображений с коэффициентом тренировочной </w:t>
-      </w:r>
-      <w:proofErr w:type="spellStart"/>
-      <w:r>
-        <w:rPr>
-          <w:b/>
-          <w:sz w:val="24"/>
-          <w:szCs w:val="24"/>
-          <w:lang w:val="ru-RU"/>
-        </w:rPr>
-        <w:t>валидирующей</w:t>
-      </w:r>
-      <w:proofErr w:type="spellEnd"/>
-      <w:r>
-        <w:rPr>
-          <w:b/>
-          <w:sz w:val="24"/>
-          <w:szCs w:val="24"/>
-          <w:lang w:val="ru-RU"/>
-        </w:rPr>
-        <w:t xml:space="preserve"> части 80/20</w:t>
-      </w:r>
-    </w:p>
-    <w:p>
-      <w:pPr>
-        <w:spacing w:line="240" w:lineRule="auto"/>
-        <w:ind w:left="-1134" w:right="-1177"/>
-        <w:jc w:val="both"/>
-        <w:rPr>
-          <w:b/>
-          <w:sz w:val="24"/>
-          <w:szCs w:val="24"/>
-          <w:lang w:val="ru-RU"/>
-        </w:rPr>
-      </w:pPr>
-    </w:p>
-    <w:p>
-      <w:pPr>
-        <w:spacing w:line="240" w:lineRule="auto"/>
-        <w:ind w:left="-1134" w:right="-1177"/>
+        <w:t>) и процесса аугментации, путем ддобавления шумов и поворотов картинок, по результату разметки датасет состоял из 58 изображений с коэффициентом тренировочной валидирующей части 80/20</w:t>
+      </w:r>
+    </w:p>
+    <w:p>
+      <w:pPr>
+        <w:spacing w:line="240" w:lineRule="auto"/>
+        <w:ind w:left="-1134" w:right="-469"/>
+        <w:jc w:val="both"/>
+        <w:rPr>
+          <w:b/>
+          <w:sz w:val="24"/>
+          <w:szCs w:val="24"/>
+          <w:lang w:val="ru-RU"/>
+        </w:rPr>
+      </w:pPr>
+    </w:p>
+    <w:p>
+      <w:pPr>
+        <w:spacing w:line="240" w:lineRule="auto"/>
+        <w:ind w:left="-1134" w:right="-469"/>
         <w:jc w:val="both"/>
         <w:rPr>
           <w:sz w:val="18"/>
@@ -2534,99 +2036,45 @@
           <w:szCs w:val="18"/>
           <w:lang w:val="ru-RU"/>
         </w:rPr>
-        <w:t xml:space="preserve">о результатам </w:t>
-      </w:r>
-      <w:proofErr w:type="spellStart"/>
-      <w:r>
-        <w:rPr>
-          <w:sz w:val="18"/>
-          <w:szCs w:val="18"/>
-          <w:lang w:val="ru-RU"/>
-        </w:rPr>
-        <w:t>дообучения</w:t>
-      </w:r>
-      <w:proofErr w:type="spellEnd"/>
-      <w:r>
-        <w:rPr>
-          <w:sz w:val="18"/>
-          <w:szCs w:val="18"/>
-          <w:lang w:val="ru-RU"/>
+        <w:t>о результатам дообучения датасета точность просела до 0 процентов, что скорее всего связано с криво размеченными объектами и недостаточно объемном датасете.</w:t>
+      </w:r>
+    </w:p>
+    <w:p>
+      <w:pPr>
+        <w:spacing w:line="240" w:lineRule="auto"/>
+        <w:ind w:left="-1134" w:right="-469"/>
+        <w:jc w:val="both"/>
+        <w:rPr>
+          <w:sz w:val="18"/>
+          <w:szCs w:val="18"/>
+          <w:lang w:val="ru-RU"/>
+        </w:rPr>
+      </w:pPr>
+      <w:r>
+        <w:rPr>
+          <w:b/>
+          <w:sz w:val="24"/>
+          <w:szCs w:val="24"/>
+        </w:rPr>
+        <w:t>слайд 1</w:t>
+      </w:r>
+      <w:r>
+        <w:rPr>
+          <w:b/>
+          <w:sz w:val="24"/>
+          <w:szCs w:val="24"/>
+          <w:lang w:val="ru-RU"/>
+        </w:rPr>
+        <w:t>4</w:t>
+      </w:r>
+      <w:r>
+        <w:rPr>
+          <w:b/>
+          <w:sz w:val="24"/>
+          <w:szCs w:val="24"/>
         </w:rPr>
         <w:t xml:space="preserve"> </w:t>
       </w:r>
-      <w:proofErr w:type="spellStart"/>
-      <w:r>
-        <w:rPr>
-          <w:sz w:val="18"/>
-          <w:szCs w:val="18"/>
-          <w:lang w:val="ru-RU"/>
-        </w:rPr>
-        <w:t>датасета</w:t>
-      </w:r>
-      <w:proofErr w:type="spellEnd"/>
-      <w:r>
-        <w:rPr>
-          <w:sz w:val="18"/>
-          <w:szCs w:val="18"/>
-          <w:lang w:val="ru-RU"/>
-        </w:rPr>
-        <w:t xml:space="preserve"> точность просела до 0 процентов, что скорее всего связано с криво размеченными объектами и недостаточно объемном </w:t>
-      </w:r>
-      <w:proofErr w:type="spellStart"/>
-      <w:r>
-        <w:rPr>
-          <w:sz w:val="18"/>
-          <w:szCs w:val="18"/>
-          <w:lang w:val="ru-RU"/>
-        </w:rPr>
-        <w:t>датасете</w:t>
-      </w:r>
-      <w:proofErr w:type="spellEnd"/>
-      <w:r>
-        <w:rPr>
-          <w:sz w:val="18"/>
-          <w:szCs w:val="18"/>
-          <w:lang w:val="ru-RU"/>
-        </w:rPr>
-        <w:t>.</w:t>
-      </w:r>
-    </w:p>
-    <w:p>
-      <w:pPr>
-        <w:spacing w:line="240" w:lineRule="auto"/>
-        <w:ind w:left="-1134" w:right="-1177"/>
-        <w:jc w:val="both"/>
-        <w:rPr>
-          <w:sz w:val="18"/>
-          <w:szCs w:val="18"/>
-          <w:lang w:val="ru-RU"/>
-        </w:rPr>
-      </w:pPr>
-      <w:r>
-        <w:rPr>
-          <w:b/>
-          <w:sz w:val="24"/>
-          <w:szCs w:val="24"/>
-        </w:rPr>
-        <w:t>слайд 1</w:t>
-      </w:r>
-      <w:r>
-        <w:rPr>
-          <w:b/>
-          <w:sz w:val="24"/>
-          <w:szCs w:val="24"/>
-          <w:lang w:val="ru-RU"/>
-        </w:rPr>
-        <w:t>4</w:t>
-      </w:r>
-      <w:r>
-        <w:rPr>
-          <w:b/>
-          <w:sz w:val="24"/>
-          <w:szCs w:val="24"/>
-        </w:rPr>
-        <w:t xml:space="preserve"> </w:t>
-      </w:r>
       <w:r>
         <w:rPr>
           <w:sz w:val="18"/>
@@ -2639,19 +2087,19 @@
     <w:p>
       <w:pPr>
         <w:spacing w:line="240" w:lineRule="auto"/>
-        <w:ind w:left="-1134" w:right="-1177"/>
-        <w:jc w:val="both"/>
-        <w:rPr>
-          <w:sz w:val="18"/>
-          <w:szCs w:val="18"/>
-          <w:lang w:val="ru-RU"/>
-        </w:rPr>
-      </w:pPr>
-    </w:p>
-    <w:p>
-      <w:pPr>
-        <w:spacing w:line="240" w:lineRule="auto"/>
-        <w:ind w:left="-1134" w:right="-1177"/>
+        <w:ind w:left="-1134" w:right="-469"/>
+        <w:jc w:val="both"/>
+        <w:rPr>
+          <w:sz w:val="18"/>
+          <w:szCs w:val="18"/>
+          <w:lang w:val="ru-RU"/>
+        </w:rPr>
+      </w:pPr>
+    </w:p>
+    <w:p>
+      <w:pPr>
+        <w:spacing w:line="240" w:lineRule="auto"/>
+        <w:ind w:left="-1134" w:right="-469"/>
         <w:jc w:val="both"/>
         <w:rPr>
           <w:b/>
@@ -2695,7 +2143,7 @@
           <w:numId w:val="6"/>
         </w:numPr>
         <w:spacing w:line="240" w:lineRule="auto"/>
-        <w:ind w:right="-1177"/>
+        <w:ind w:right="-469"/>
         <w:jc w:val="both"/>
         <w:rPr>
           <w:sz w:val="18"/>
@@ -2720,7 +2168,7 @@
           <w:numId w:val="6"/>
         </w:numPr>
         <w:spacing w:line="240" w:lineRule="auto"/>
-        <w:ind w:right="-1177"/>
+        <w:ind w:right="-469"/>
         <w:jc w:val="both"/>
         <w:rPr>
           <w:sz w:val="18"/>
@@ -2745,7 +2193,7 @@
           <w:numId w:val="6"/>
         </w:numPr>
         <w:spacing w:line="240" w:lineRule="auto"/>
-        <w:ind w:right="-1177"/>
+        <w:ind w:right="-469"/>
         <w:jc w:val="both"/>
         <w:rPr>
           <w:sz w:val="18"/>
@@ -2761,8 +2209,6 @@
         </w:rPr>
         <w:t xml:space="preserve">С помощью библиотеки </w:t>
       </w:r>
-      <w:proofErr w:type="spellStart"/>
-      <w:proofErr w:type="gramStart"/>
       <w:r>
         <w:rPr>
           <w:sz w:val="18"/>
@@ -2771,7 +2217,6 @@
         </w:rPr>
         <w:t>shaply</w:t>
       </w:r>
-      <w:proofErr w:type="spellEnd"/>
       <w:r>
         <w:rPr>
           <w:sz w:val="18"/>
@@ -2788,7 +2233,6 @@
         </w:rPr>
         <w:t>geometry</w:t>
       </w:r>
-      <w:proofErr w:type="gramEnd"/>
       <w:r>
         <w:rPr>
           <w:sz w:val="18"/>
@@ -2809,7 +2253,7 @@
     <w:p>
       <w:pPr>
         <w:spacing w:line="240" w:lineRule="auto"/>
-        <w:ind w:left="-1134" w:right="-1177"/>
+        <w:ind w:left="-1134" w:right="-469"/>
         <w:jc w:val="both"/>
         <w:rPr>
           <w:b/>
@@ -2846,7 +2290,7 @@
     <w:p>
       <w:pPr>
         <w:spacing w:line="240" w:lineRule="auto"/>
-        <w:ind w:left="-1134" w:right="-1177"/>
+        <w:ind w:left="-1134" w:right="-469"/>
         <w:jc w:val="both"/>
         <w:rPr>
           <w:b/>
@@ -2865,7 +2309,6 @@
         </w:rPr>
         <w:t xml:space="preserve">Сегментация потока с использованием </w:t>
       </w:r>
-      <w:proofErr w:type="spellStart"/>
       <w:r>
         <w:rPr>
           <w:b/>
@@ -2876,7 +2319,6 @@
         </w:rPr>
         <w:t>BoT</w:t>
       </w:r>
-      <w:proofErr w:type="spellEnd"/>
       <w:r>
         <w:rPr>
           <w:b/>
@@ -2916,7 +2358,6 @@
         </w:rPr>
         <w:t xml:space="preserve">и </w:t>
       </w:r>
-      <w:proofErr w:type="spellStart"/>
       <w:r>
         <w:rPr>
           <w:b/>
@@ -2927,7 +2368,6 @@
         </w:rPr>
         <w:t>ByteTrack</w:t>
       </w:r>
-      <w:proofErr w:type="spellEnd"/>
       <w:r>
         <w:rPr>
           <w:b/>
@@ -2942,7 +2382,7 @@
     <w:p>
       <w:pPr>
         <w:spacing w:line="240" w:lineRule="auto"/>
-        <w:ind w:left="-1134" w:right="-1177"/>
+        <w:ind w:left="-1134" w:right="-469"/>
         <w:jc w:val="both"/>
         <w:rPr>
           <w:b/>
@@ -2986,7 +2426,7 @@
     <w:p>
       <w:pPr>
         <w:spacing w:line="240" w:lineRule="auto"/>
-        <w:ind w:left="-1134" w:right="-1177"/>
+        <w:ind w:left="-1134" w:right="-469"/>
         <w:jc w:val="both"/>
         <w:rPr>
           <w:b/>
@@ -3000,7 +2440,7 @@
     <w:p>
       <w:pPr>
         <w:spacing w:line="240" w:lineRule="auto"/>
-        <w:ind w:left="-1134" w:right="-1177"/>
+        <w:ind w:left="-1134" w:right="-469"/>
         <w:jc w:val="both"/>
         <w:rPr>
           <w:b/>
@@ -3020,7 +2460,6 @@
         </w:rPr>
         <w:t xml:space="preserve"> алгоритм </w:t>
       </w:r>
-      <w:proofErr w:type="spellStart"/>
       <w:r>
         <w:rPr>
           <w:b/>
@@ -3031,7 +2470,6 @@
         </w:rPr>
         <w:t>ByteTrack</w:t>
       </w:r>
-      <w:proofErr w:type="spellEnd"/>
       <w:r>
         <w:rPr>
           <w:b/>
@@ -3052,7 +2490,6 @@
         </w:rPr>
         <w:t xml:space="preserve">отрабатывает почти в 2 раза быстрее чем </w:t>
       </w:r>
-      <w:proofErr w:type="spellStart"/>
       <w:r>
         <w:rPr>
           <w:b/>
@@ -3063,7 +2500,6 @@
         </w:rPr>
         <w:t>BoTSort</w:t>
       </w:r>
-      <w:proofErr w:type="spellEnd"/>
       <w:r>
         <w:rPr>
           <w:b/>
@@ -3084,7 +2520,6 @@
         </w:rPr>
         <w:t xml:space="preserve">это связано с тем, что </w:t>
       </w:r>
-      <w:proofErr w:type="spellStart"/>
       <w:r>
         <w:rPr>
           <w:b/>
@@ -3095,7 +2530,6 @@
         </w:rPr>
         <w:t>BoTSort</w:t>
       </w:r>
-      <w:proofErr w:type="spellEnd"/>
       <w:r>
         <w:rPr>
           <w:b/>
@@ -3114,9 +2548,20 @@
           <w:szCs w:val="18"/>
           <w:lang w:val="ru-RU"/>
         </w:rPr>
-        <w:t xml:space="preserve">является более сложным алгоритмом, но более </w:t>
-      </w:r>
-      <w:proofErr w:type="spellStart"/>
+        <w:t>является более сложным алгоритмом, но более тоочным, так как он более устоячив к долгим исчезновениям объектов</w:t>
+      </w:r>
+    </w:p>
+    <w:p>
+      <w:pPr>
+        <w:spacing w:line="240" w:lineRule="auto"/>
+        <w:ind w:right="-469"/>
+        <w:jc w:val="both"/>
+        <w:rPr>
+          <w:sz w:val="18"/>
+          <w:szCs w:val="18"/>
+          <w:lang w:val="ru-RU"/>
+        </w:rPr>
+      </w:pPr>
       <w:r>
         <w:rPr>
           <w:b/>
@@ -3125,103 +2570,28 @@
           <w:szCs w:val="18"/>
           <w:lang w:val="ru-RU"/>
         </w:rPr>
-        <w:t>тоочным</w:t>
-      </w:r>
-      <w:proofErr w:type="spellEnd"/>
-      <w:r>
-        <w:rPr>
-          <w:b/>
-          <w:bCs/>
-          <w:sz w:val="18"/>
-          <w:szCs w:val="18"/>
-          <w:lang w:val="ru-RU"/>
-        </w:rPr>
-        <w:t xml:space="preserve">, так как он более </w:t>
-      </w:r>
-      <w:proofErr w:type="spellStart"/>
-      <w:r>
-        <w:rPr>
-          <w:b/>
-          <w:bCs/>
-          <w:sz w:val="18"/>
-          <w:szCs w:val="18"/>
-          <w:lang w:val="ru-RU"/>
-        </w:rPr>
-        <w:t>устоячив</w:t>
-      </w:r>
-      <w:proofErr w:type="spellEnd"/>
-      <w:r>
-        <w:rPr>
-          <w:b/>
-          <w:bCs/>
-          <w:sz w:val="18"/>
-          <w:szCs w:val="18"/>
-          <w:lang w:val="ru-RU"/>
-        </w:rPr>
-        <w:t xml:space="preserve"> к долгим исчезновениям объектов</w:t>
-      </w:r>
-    </w:p>
-    <w:p>
-      <w:pPr>
-        <w:spacing w:line="240" w:lineRule="auto"/>
-        <w:ind w:right="-1177"/>
-        <w:jc w:val="both"/>
-        <w:rPr>
-          <w:sz w:val="18"/>
-          <w:szCs w:val="18"/>
-          <w:lang w:val="ru-RU"/>
-        </w:rPr>
-      </w:pPr>
-      <w:r>
-        <w:rPr>
-          <w:b/>
-          <w:bCs/>
-          <w:sz w:val="18"/>
-          <w:szCs w:val="18"/>
-          <w:lang w:val="ru-RU"/>
-        </w:rPr>
         <w:t xml:space="preserve"> </w:t>
       </w:r>
     </w:p>
     <w:p>
       <w:pPr>
         <w:spacing w:line="240" w:lineRule="auto"/>
-        <w:ind w:left="-1134" w:right="-1177"/>
-        <w:jc w:val="both"/>
-        <w:rPr>
-          <w:sz w:val="18"/>
-          <w:szCs w:val="18"/>
-          <w:lang w:val="ru-RU"/>
-        </w:rPr>
-      </w:pPr>
-      <w:r>
-        <w:rPr>
-          <w:sz w:val="18"/>
-          <w:szCs w:val="18"/>
-          <w:lang w:val="ru-RU"/>
-        </w:rPr>
-        <w:t xml:space="preserve">Оба алгоритма </w:t>
-      </w:r>
-      <w:proofErr w:type="spellStart"/>
-      <w:r>
-        <w:rPr>
-          <w:sz w:val="18"/>
-          <w:szCs w:val="18"/>
-          <w:lang w:val="ru-RU"/>
-        </w:rPr>
-        <w:t>свзывают</w:t>
-      </w:r>
-      <w:proofErr w:type="spellEnd"/>
-      <w:r>
-        <w:rPr>
-          <w:sz w:val="18"/>
-          <w:szCs w:val="18"/>
-          <w:lang w:val="ru-RU"/>
-        </w:rPr>
-        <w:t xml:space="preserve"> объекты с их траекториями движения, но </w:t>
-      </w:r>
-      <w:bookmarkStart w:id="0" w:name="_GoBack"/>
-      <w:bookmarkEnd w:id="0"/>
+        <w:ind w:left="-1134" w:right="-469"/>
+        <w:jc w:val="both"/>
+        <w:rPr>
+          <w:sz w:val="18"/>
+          <w:szCs w:val="18"/>
+          <w:lang w:val="ru-RU"/>
+        </w:rPr>
+      </w:pPr>
+      <w:r>
+        <w:rPr>
+          <w:sz w:val="18"/>
+          <w:szCs w:val="18"/>
+          <w:lang w:val="ru-RU"/>
+        </w:rPr>
+        <w:t xml:space="preserve">Оба алгоритма свзывают объекты с их траекториями движения, но </w:t>
+      </w:r>
       <w:r>
         <w:rPr>
           <w:sz w:val="18"/>
@@ -3260,49 +2630,13 @@
           <w:szCs w:val="18"/>
           <w:lang w:val="ru-RU"/>
         </w:rPr>
-        <w:t xml:space="preserve">менее </w:t>
-      </w:r>
-      <w:proofErr w:type="spellStart"/>
-      <w:r>
-        <w:rPr>
-          <w:sz w:val="18"/>
-          <w:szCs w:val="18"/>
-          <w:lang w:val="ru-RU"/>
-        </w:rPr>
-        <w:t>чувсствителен</w:t>
-      </w:r>
-      <w:proofErr w:type="spellEnd"/>
-      <w:r>
-        <w:rPr>
-          <w:sz w:val="18"/>
-          <w:szCs w:val="18"/>
-          <w:lang w:val="ru-RU"/>
-        </w:rPr>
-        <w:t xml:space="preserve"> к </w:t>
-      </w:r>
-      <w:proofErr w:type="spellStart"/>
-      <w:r>
-        <w:rPr>
-          <w:sz w:val="18"/>
-          <w:szCs w:val="18"/>
-          <w:lang w:val="ru-RU"/>
-        </w:rPr>
-        <w:t>изменениюю</w:t>
-      </w:r>
-      <w:proofErr w:type="spellEnd"/>
-      <w:r>
-        <w:rPr>
-          <w:sz w:val="18"/>
-          <w:szCs w:val="18"/>
-          <w:lang w:val="ru-RU"/>
-        </w:rPr>
-        <w:t xml:space="preserve"> траектории движущегося объекта</w:t>
-      </w:r>
-    </w:p>
-    <w:p>
-      <w:pPr>
-        <w:spacing w:line="240" w:lineRule="auto"/>
-        <w:ind w:left="-1134" w:right="-1177"/>
+        <w:t>менее чувсствителен к изменениюю траектории движущегося объекта</w:t>
+      </w:r>
+    </w:p>
+    <w:p>
+      <w:pPr>
+        <w:spacing w:line="240" w:lineRule="auto"/>
+        <w:ind w:left="-1134" w:right="-469"/>
         <w:jc w:val="both"/>
         <w:rPr>
           <w:b/>
@@ -3339,92 +2673,56 @@
     <w:p>
       <w:pPr>
         <w:spacing w:line="240" w:lineRule="auto"/>
-        <w:ind w:left="-1134" w:right="-1177"/>
-        <w:jc w:val="both"/>
+        <w:ind w:left="-1134" w:right="-469"/>
+        <w:jc w:val="both"/>
+        <w:rPr>
+          <w:lang w:val="ru-RU"/>
+        </w:rPr>
+      </w:pPr>
+      <w:r>
+        <w:rPr>
+          <w:b/>
+          <w:sz w:val="24"/>
+          <w:szCs w:val="24"/>
+          <w:lang w:val="ru-RU"/>
+        </w:rPr>
+        <w:t xml:space="preserve">к Концу сегментациии алгоритм насчитал больше объектов </w:t>
+      </w:r>
+      <w:r>
+        <w:t xml:space="preserve">, несмотря на скорость сегментации объектов, для продолжения работы будет использован алгоритм </w:t>
+      </w:r>
+      <w:r>
         <w:rPr>
           <w:lang w:val="en-US"/>
         </w:rPr>
-      </w:pPr>
-      <w:r>
-        <w:rPr>
-          <w:b/>
-          <w:sz w:val="24"/>
-          <w:szCs w:val="24"/>
-          <w:lang w:val="ru-RU"/>
-        </w:rPr>
-        <w:t xml:space="preserve">к Концу </w:t>
-      </w:r>
-      <w:proofErr w:type="spellStart"/>
-      <w:r>
-        <w:rPr>
-          <w:b/>
-          <w:sz w:val="24"/>
-          <w:szCs w:val="24"/>
-          <w:lang w:val="ru-RU"/>
-        </w:rPr>
-        <w:t>сегментациии</w:t>
-      </w:r>
-      <w:proofErr w:type="spellEnd"/>
-      <w:r>
-        <w:rPr>
-          <w:b/>
-          <w:sz w:val="24"/>
-          <w:szCs w:val="24"/>
-          <w:lang w:val="ru-RU"/>
-        </w:rPr>
-        <w:t xml:space="preserve"> алгоритм насчитал больше </w:t>
-      </w:r>
-      <w:proofErr w:type="gramStart"/>
-      <w:r>
-        <w:rPr>
-          <w:b/>
-          <w:sz w:val="24"/>
-          <w:szCs w:val="24"/>
-          <w:lang w:val="ru-RU"/>
-        </w:rPr>
-        <w:t xml:space="preserve">объектов </w:t>
-      </w:r>
-      <w:r>
-        <w:t>,</w:t>
-      </w:r>
-      <w:proofErr w:type="gramEnd"/>
-      <w:r>
-        <w:t xml:space="preserve"> несмотря на скорость сегментации объектов, для продолжения работы будет использован алгоритм </w:t>
-      </w:r>
-      <w:proofErr w:type="spellStart"/>
+        <w:t>BoT</w:t>
+      </w:r>
+      <w:r>
+        <w:t>-</w:t>
+      </w:r>
       <w:r>
         <w:rPr>
           <w:lang w:val="en-US"/>
         </w:rPr>
-        <w:t>BoT</w:t>
-      </w:r>
-      <w:proofErr w:type="spellEnd"/>
-      <w:r>
-        <w:t>-</w:t>
-      </w:r>
-      <w:r>
-        <w:rPr>
-          <w:lang w:val="en-US"/>
-        </w:rPr>
         <w:t>SORT</w:t>
       </w:r>
     </w:p>
     <w:p>
       <w:pPr>
         <w:spacing w:line="240" w:lineRule="auto"/>
-        <w:ind w:left="-1134" w:right="-1177"/>
-        <w:jc w:val="both"/>
-        <w:rPr>
-          <w:sz w:val="18"/>
-          <w:szCs w:val="18"/>
-          <w:lang w:val="ru-RU"/>
-        </w:rPr>
-      </w:pPr>
-    </w:p>
-    <w:p>
-      <w:pPr>
-        <w:spacing w:line="240" w:lineRule="auto"/>
-        <w:ind w:left="-1134" w:right="-1177"/>
+        <w:ind w:left="-1134" w:right="-469"/>
+        <w:jc w:val="both"/>
+        <w:rPr>
+          <w:sz w:val="18"/>
+          <w:szCs w:val="18"/>
+          <w:lang w:val="ru-RU"/>
+        </w:rPr>
+      </w:pPr>
+    </w:p>
+    <w:p>
+      <w:pPr>
+        <w:spacing w:line="240" w:lineRule="auto"/>
+        <w:ind w:left="-1134" w:right="-469"/>
         <w:jc w:val="both"/>
         <w:rPr>
           <w:b/>
@@ -3453,19 +2751,19 @@
     <w:p>
       <w:pPr>
         <w:spacing w:line="240" w:lineRule="auto"/>
-        <w:ind w:left="-1134" w:right="-1177"/>
-        <w:jc w:val="both"/>
-        <w:rPr>
-          <w:sz w:val="18"/>
-          <w:szCs w:val="18"/>
-          <w:lang w:val="ru-RU"/>
-        </w:rPr>
-      </w:pPr>
-    </w:p>
-    <w:p>
-      <w:pPr>
-        <w:spacing w:line="240" w:lineRule="auto"/>
-        <w:ind w:left="-1134" w:right="-1177"/>
+        <w:ind w:left="-1134" w:right="-469"/>
+        <w:jc w:val="both"/>
+        <w:rPr>
+          <w:sz w:val="18"/>
+          <w:szCs w:val="18"/>
+          <w:lang w:val="ru-RU"/>
+        </w:rPr>
+      </w:pPr>
+    </w:p>
+    <w:p>
+      <w:pPr>
+        <w:spacing w:line="240" w:lineRule="auto"/>
+        <w:ind w:left="-1134" w:right="-469"/>
         <w:jc w:val="both"/>
         <w:rPr>
           <w:sz w:val="18"/>
@@ -3497,83 +2795,12 @@
         </w:rPr>
         <w:t xml:space="preserve"> </w:t>
       </w:r>
-      <w:proofErr w:type="gramStart"/>
-      <w:r>
-        <w:rPr>
-          <w:sz w:val="18"/>
-          <w:szCs w:val="18"/>
-        </w:rPr>
-        <w:t>В</w:t>
-      </w:r>
-      <w:proofErr w:type="gramEnd"/>
-      <w:r>
-        <w:rPr>
-          <w:sz w:val="18"/>
-          <w:szCs w:val="18"/>
-        </w:rPr>
-        <w:t xml:space="preserve"> результате выпол</w:t>
-      </w:r>
-      <w:r>
-        <w:rPr>
-          <w:sz w:val="18"/>
-          <w:szCs w:val="18"/>
-        </w:rPr>
-        <w:t xml:space="preserve">нения преддипломной практики был реализован алгоритм подсчета автомобилей на светофорах и </w:t>
-      </w:r>
-      <w:proofErr w:type="spellStart"/>
-      <w:r>
-        <w:rPr>
-          <w:sz w:val="18"/>
-          <w:szCs w:val="18"/>
-        </w:rPr>
-        <w:t>дообучена</w:t>
-      </w:r>
-      <w:proofErr w:type="spellEnd"/>
-      <w:r>
-        <w:rPr>
-          <w:sz w:val="18"/>
-          <w:szCs w:val="18"/>
-        </w:rPr>
-        <w:t xml:space="preserve"> модель для сегментации объектов в видеопотоке. В заключении были проведены сравнения двух алгоритмов </w:t>
-      </w:r>
-      <w:proofErr w:type="spellStart"/>
-      <w:r>
-        <w:rPr>
-          <w:sz w:val="18"/>
-          <w:szCs w:val="18"/>
-        </w:rPr>
-        <w:t>BoT</w:t>
-      </w:r>
-      <w:proofErr w:type="spellEnd"/>
-      <w:r>
-        <w:rPr>
-          <w:sz w:val="18"/>
-          <w:szCs w:val="18"/>
-        </w:rPr>
-        <w:t xml:space="preserve">-SORT и </w:t>
-      </w:r>
-      <w:proofErr w:type="spellStart"/>
-      <w:r>
-        <w:rPr>
-          <w:sz w:val="18"/>
-          <w:szCs w:val="18"/>
-        </w:rPr>
-        <w:t>ByteTrack</w:t>
-      </w:r>
-      <w:proofErr w:type="spellEnd"/>
-      <w:r>
-        <w:rPr>
-          <w:sz w:val="18"/>
-          <w:szCs w:val="18"/>
-        </w:rPr>
-        <w:t xml:space="preserve"> и выбран наиболее подходящий для д</w:t>
-      </w:r>
-      <w:r>
-        <w:rPr>
-          <w:sz w:val="18"/>
-          <w:szCs w:val="18"/>
-        </w:rPr>
-        <w:t>альнейшей работы.</w:t>
+      <w:r>
+        <w:rPr>
+          <w:sz w:val="18"/>
+          <w:szCs w:val="18"/>
+        </w:rPr>
+        <w:t>В результате выполнения преддипломной практики был реализован алгоритм подсчета автомобилей на светофорах и дообучена модель для сегментации объектов в видеопотоке. В заключении были проведены сравнения двух алгоритмов BoT-SORT и ByteTrack и выбран наиболее подходящий для дальнейшей работы.</w:t>
       </w:r>
     </w:p>
     <w:p>
@@ -3583,57 +2810,21 @@
           <w:numId w:val="7"/>
         </w:numPr>
         <w:spacing w:line="240" w:lineRule="auto"/>
-        <w:ind w:right="-1177"/>
-        <w:jc w:val="both"/>
-        <w:rPr>
-          <w:sz w:val="18"/>
-          <w:szCs w:val="18"/>
-          <w:lang w:val="ru-RU"/>
-        </w:rPr>
-      </w:pPr>
-      <w:r>
-        <w:rPr>
-          <w:sz w:val="18"/>
-          <w:szCs w:val="18"/>
-          <w:lang w:val="ru-RU"/>
-        </w:rPr>
-        <w:t xml:space="preserve">Был размечен </w:t>
-      </w:r>
-      <w:proofErr w:type="spellStart"/>
-      <w:r>
-        <w:rPr>
-          <w:sz w:val="18"/>
-          <w:szCs w:val="18"/>
-          <w:lang w:val="ru-RU"/>
-        </w:rPr>
-        <w:t>датасет</w:t>
-      </w:r>
-      <w:proofErr w:type="spellEnd"/>
-      <w:r>
-        <w:rPr>
-          <w:sz w:val="18"/>
-          <w:szCs w:val="18"/>
-          <w:lang w:val="ru-RU"/>
-        </w:rPr>
-        <w:t xml:space="preserve"> и проведено </w:t>
-      </w:r>
-      <w:proofErr w:type="spellStart"/>
-      <w:r>
-        <w:rPr>
-          <w:sz w:val="18"/>
-          <w:szCs w:val="18"/>
-          <w:lang w:val="ru-RU"/>
-        </w:rPr>
-        <w:t>дообучение</w:t>
-      </w:r>
-      <w:proofErr w:type="spellEnd"/>
-      <w:r>
-        <w:rPr>
-          <w:sz w:val="18"/>
-          <w:szCs w:val="18"/>
-          <w:lang w:val="ru-RU"/>
-        </w:rPr>
-        <w:t xml:space="preserve"> модели</w:t>
+        <w:ind w:right="-469"/>
+        <w:jc w:val="both"/>
+        <w:rPr>
+          <w:sz w:val="18"/>
+          <w:szCs w:val="18"/>
+          <w:lang w:val="ru-RU"/>
+        </w:rPr>
+      </w:pPr>
+      <w:r>
+        <w:rPr>
+          <w:sz w:val="18"/>
+          <w:szCs w:val="18"/>
+          <w:lang w:val="ru-RU"/>
+        </w:rPr>
+        <w:t>Был размечен датасет и проведено дообучение модели</w:t>
       </w:r>
     </w:p>
     <w:p>
@@ -3643,7 +2834,7 @@
           <w:numId w:val="7"/>
         </w:numPr>
         <w:spacing w:line="240" w:lineRule="auto"/>
-        <w:ind w:right="-1177"/>
+        <w:ind w:right="-469"/>
         <w:jc w:val="both"/>
         <w:rPr>
           <w:sz w:val="18"/>
@@ -3667,7 +2858,7 @@
           <w:numId w:val="7"/>
         </w:numPr>
         <w:spacing w:line="240" w:lineRule="auto"/>
-        <w:ind w:right="-1177"/>
+        <w:ind w:right="-469"/>
         <w:jc w:val="both"/>
         <w:rPr>
           <w:sz w:val="18"/>
@@ -3713,17 +2904,8 @@
           <w:szCs w:val="18"/>
           <w:lang w:val="ru-RU"/>
         </w:rPr>
-        <w:t xml:space="preserve"> </w:t>
-      </w:r>
-      <w:r>
-        <w:rPr>
-          <w:sz w:val="18"/>
-          <w:szCs w:val="18"/>
-          <w:lang w:val="ru-RU"/>
-        </w:rPr>
-        <w:t xml:space="preserve">и </w:t>
-      </w:r>
-      <w:proofErr w:type="spellStart"/>
+        <w:t xml:space="preserve"> и </w:t>
+      </w:r>
       <w:r>
         <w:rPr>
           <w:sz w:val="18"/>
@@ -3732,7 +2914,6 @@
         </w:rPr>
         <w:t>ByteTrack</w:t>
       </w:r>
-      <w:proofErr w:type="spellEnd"/>
       <w:r>
         <w:rPr>
           <w:sz w:val="18"/>
@@ -3745,127 +2926,127 @@
     <w:p>
       <w:pPr>
         <w:spacing w:line="240" w:lineRule="auto"/>
-        <w:ind w:left="-1134" w:right="-1177"/>
-        <w:jc w:val="both"/>
-        <w:rPr>
-          <w:sz w:val="24"/>
-          <w:szCs w:val="24"/>
-          <w:lang w:val="ru-RU"/>
-        </w:rPr>
-      </w:pPr>
-    </w:p>
-    <w:p>
-      <w:pPr>
-        <w:spacing w:line="240" w:lineRule="auto"/>
-        <w:ind w:left="-1134" w:right="-1177"/>
-        <w:jc w:val="both"/>
-        <w:rPr>
-          <w:sz w:val="24"/>
-          <w:szCs w:val="24"/>
-          <w:lang w:val="ru-RU"/>
-        </w:rPr>
-      </w:pPr>
-    </w:p>
-    <w:p>
-      <w:pPr>
-        <w:spacing w:line="240" w:lineRule="auto"/>
-        <w:ind w:left="-1134" w:right="-1177"/>
-        <w:jc w:val="both"/>
-        <w:rPr>
-          <w:sz w:val="24"/>
-          <w:szCs w:val="24"/>
-          <w:lang w:val="ru-RU"/>
-        </w:rPr>
-      </w:pPr>
-    </w:p>
-    <w:p>
-      <w:pPr>
-        <w:spacing w:line="240" w:lineRule="auto"/>
-        <w:ind w:left="-1134" w:right="-1177"/>
-        <w:jc w:val="both"/>
-        <w:rPr>
-          <w:sz w:val="24"/>
-          <w:szCs w:val="24"/>
-          <w:lang w:val="ru-RU"/>
-        </w:rPr>
-      </w:pPr>
-    </w:p>
-    <w:p>
-      <w:pPr>
-        <w:spacing w:line="240" w:lineRule="auto"/>
-        <w:ind w:left="-1134" w:right="-1177"/>
-        <w:jc w:val="both"/>
-        <w:rPr>
-          <w:sz w:val="24"/>
-          <w:szCs w:val="24"/>
-          <w:lang w:val="ru-RU"/>
-        </w:rPr>
-      </w:pPr>
-    </w:p>
-    <w:p>
-      <w:pPr>
-        <w:spacing w:line="240" w:lineRule="auto"/>
-        <w:ind w:left="-1134" w:right="-1177"/>
-        <w:jc w:val="both"/>
-        <w:rPr>
-          <w:sz w:val="24"/>
-          <w:szCs w:val="24"/>
-          <w:lang w:val="ru-RU"/>
-        </w:rPr>
-      </w:pPr>
-    </w:p>
-    <w:p>
-      <w:pPr>
-        <w:spacing w:line="240" w:lineRule="auto"/>
-        <w:ind w:left="-1134" w:right="-1177"/>
-        <w:jc w:val="both"/>
-        <w:rPr>
-          <w:sz w:val="24"/>
-          <w:szCs w:val="24"/>
-          <w:lang w:val="ru-RU"/>
-        </w:rPr>
-      </w:pPr>
-    </w:p>
-    <w:p>
-      <w:pPr>
-        <w:spacing w:line="240" w:lineRule="auto"/>
-        <w:ind w:left="-1134" w:right="-1177"/>
-        <w:jc w:val="both"/>
-        <w:rPr>
-          <w:sz w:val="24"/>
-          <w:szCs w:val="24"/>
-          <w:lang w:val="ru-RU"/>
-        </w:rPr>
-      </w:pPr>
-    </w:p>
-    <w:p>
-      <w:pPr>
-        <w:spacing w:line="240" w:lineRule="auto"/>
-        <w:ind w:left="-1134" w:right="-1177"/>
-        <w:jc w:val="both"/>
-        <w:rPr>
-          <w:sz w:val="24"/>
-          <w:szCs w:val="24"/>
-          <w:lang w:val="ru-RU"/>
-        </w:rPr>
-      </w:pPr>
-    </w:p>
-    <w:p>
-      <w:pPr>
-        <w:spacing w:line="240" w:lineRule="auto"/>
-        <w:ind w:left="-1134" w:right="-1177"/>
-        <w:jc w:val="both"/>
-        <w:rPr>
-          <w:sz w:val="24"/>
-          <w:szCs w:val="24"/>
-          <w:lang w:val="ru-RU"/>
-        </w:rPr>
-      </w:pPr>
-    </w:p>
-    <w:p>
-      <w:pPr>
-        <w:spacing w:line="240" w:lineRule="auto"/>
-        <w:ind w:left="-1134" w:right="-1177"/>
+        <w:ind w:left="-1134" w:right="-469"/>
+        <w:jc w:val="both"/>
+        <w:rPr>
+          <w:sz w:val="24"/>
+          <w:szCs w:val="24"/>
+          <w:lang w:val="ru-RU"/>
+        </w:rPr>
+      </w:pPr>
+    </w:p>
+    <w:p>
+      <w:pPr>
+        <w:spacing w:line="240" w:lineRule="auto"/>
+        <w:ind w:left="-1134" w:right="-469"/>
+        <w:jc w:val="both"/>
+        <w:rPr>
+          <w:sz w:val="24"/>
+          <w:szCs w:val="24"/>
+          <w:lang w:val="ru-RU"/>
+        </w:rPr>
+      </w:pPr>
+    </w:p>
+    <w:p>
+      <w:pPr>
+        <w:spacing w:line="240" w:lineRule="auto"/>
+        <w:ind w:left="-1134" w:right="-469"/>
+        <w:jc w:val="both"/>
+        <w:rPr>
+          <w:sz w:val="24"/>
+          <w:szCs w:val="24"/>
+          <w:lang w:val="ru-RU"/>
+        </w:rPr>
+      </w:pPr>
+    </w:p>
+    <w:p>
+      <w:pPr>
+        <w:spacing w:line="240" w:lineRule="auto"/>
+        <w:ind w:left="-1134" w:right="-469"/>
+        <w:jc w:val="both"/>
+        <w:rPr>
+          <w:sz w:val="24"/>
+          <w:szCs w:val="24"/>
+          <w:lang w:val="ru-RU"/>
+        </w:rPr>
+      </w:pPr>
+    </w:p>
+    <w:p>
+      <w:pPr>
+        <w:spacing w:line="240" w:lineRule="auto"/>
+        <w:ind w:left="-1134" w:right="-469"/>
+        <w:jc w:val="both"/>
+        <w:rPr>
+          <w:sz w:val="24"/>
+          <w:szCs w:val="24"/>
+          <w:lang w:val="ru-RU"/>
+        </w:rPr>
+      </w:pPr>
+    </w:p>
+    <w:p>
+      <w:pPr>
+        <w:spacing w:line="240" w:lineRule="auto"/>
+        <w:ind w:left="-1134" w:right="-469"/>
+        <w:jc w:val="both"/>
+        <w:rPr>
+          <w:sz w:val="24"/>
+          <w:szCs w:val="24"/>
+          <w:lang w:val="ru-RU"/>
+        </w:rPr>
+      </w:pPr>
+    </w:p>
+    <w:p>
+      <w:pPr>
+        <w:spacing w:line="240" w:lineRule="auto"/>
+        <w:ind w:left="-1134" w:right="-469"/>
+        <w:jc w:val="both"/>
+        <w:rPr>
+          <w:sz w:val="24"/>
+          <w:szCs w:val="24"/>
+          <w:lang w:val="ru-RU"/>
+        </w:rPr>
+      </w:pPr>
+    </w:p>
+    <w:p>
+      <w:pPr>
+        <w:spacing w:line="240" w:lineRule="auto"/>
+        <w:ind w:left="-1134" w:right="-469"/>
+        <w:jc w:val="both"/>
+        <w:rPr>
+          <w:sz w:val="24"/>
+          <w:szCs w:val="24"/>
+          <w:lang w:val="ru-RU"/>
+        </w:rPr>
+      </w:pPr>
+    </w:p>
+    <w:p>
+      <w:pPr>
+        <w:spacing w:line="240" w:lineRule="auto"/>
+        <w:ind w:left="-1134" w:right="-469"/>
+        <w:jc w:val="both"/>
+        <w:rPr>
+          <w:sz w:val="24"/>
+          <w:szCs w:val="24"/>
+          <w:lang w:val="ru-RU"/>
+        </w:rPr>
+      </w:pPr>
+    </w:p>
+    <w:p>
+      <w:pPr>
+        <w:spacing w:line="240" w:lineRule="auto"/>
+        <w:ind w:left="-1134" w:right="-469"/>
+        <w:jc w:val="both"/>
+        <w:rPr>
+          <w:sz w:val="24"/>
+          <w:szCs w:val="24"/>
+          <w:lang w:val="ru-RU"/>
+        </w:rPr>
+      </w:pPr>
+    </w:p>
+    <w:p>
+      <w:pPr>
+        <w:spacing w:line="240" w:lineRule="auto"/>
+        <w:ind w:left="-1134" w:right="-469"/>
         <w:jc w:val="both"/>
         <w:rPr>
           <w:sz w:val="24"/>
@@ -3881,6 +3062,7 @@
         </w:rPr>
         <w:t>Добавить метрику пробок во время симуляции (сравнить работу модели ещё и по ней)</w:t>
       </w:r>
+      <w:bookmarkEnd w:id="0"/>
     </w:p>
     <w:sectPr>
       <w:pgSz w:w="11909" w:h="16834"/>
@@ -5168,6 +4350,7 @@
   <w:style w:type="character" w:default="1" w:styleId="a0">
     <w:name w:val="Default Paragraph Font"/>
     <w:uiPriority w:val="1"/>
+    <w:semiHidden/>
     <w:unhideWhenUsed/>
   </w:style>
   <w:style w:type="table" w:default="1" w:styleId="a1">
